--- a/Assignment_04_Spring2026.docx
+++ b/Assignment_04_Spring2026.docx
@@ -1055,7 +1055,7 @@
           </w:tcPr>
           <w:p>
             <w:r>
-              <w:t>Pending</w:t>
+              <w:t>Yes</w:t>
             </w:r>
           </w:p>
         </w:tc>
@@ -1237,7 +1237,7 @@
           </w:tcPr>
           <w:p>
             <w:r>
-              <w:t>Pending</w:t>
+              <w:t>Yes</w:t>
             </w:r>
           </w:p>
         </w:tc>
@@ -1747,7 +1747,7 @@
           <w:rFonts w:ascii="Arial" w:eastAsia="Arial" w:hAnsi="Arial" w:cs="Arial"/>
           <w:color w:val="555555"/>
         </w:rPr>
-        <w:t>[Paste Your GitHub Repository URL Here]</w:t>
+        <w:t>https://github.com/AfnanRaees/taskflow-cicd</w:t>
       </w:r>
     </w:p>
     <w:p>
@@ -1775,7 +1775,7 @@
           <w:rFonts w:ascii="Arial" w:eastAsia="Arial" w:hAnsi="Arial" w:cs="Arial"/>
           <w:color w:val="555555"/>
         </w:rPr>
-        <w:t>[Paste Your Render Live URL Here]</w:t>
+        <w:t>https://majestic-puppy-00b1af.netlify.app/</w:t>
       </w:r>
     </w:p>
     <w:p>
@@ -9456,7 +9456,7 @@
           <w:bCs/>
           <w:color w:val="000000"/>
         </w:rPr>
-        <w:t>Member 1  (Name: _______________________________________________)</w:t>
+        <w:t>Member 1  (Name: Afnan Raees  —  GitHub: AfnanRaees  —  Role: Team Lead)</w:t>
       </w:r>
     </w:p>
     <w:tbl>
@@ -9568,6 +9568,9 @@
       <w:pPr>
         <w:spacing w:after="100"/>
       </w:pPr>
+      <w:r>
+        <w:t>As Team Lead I created the repository from scratch, set up the main and develop branches with branch protection, and built the CI and CD GitHub Actions workflows along with the Dockerfile, shared style.css and the index, task-list and task-detail pages. The most challenging part was wiring the Docker Hub repository secrets and the development environment secret correctly so that CI could build and push the image and CD could trigger the deployment hook. I learnt how a pull_request-triggered CI chains into a push-triggered CD to give fully automated delivery, and saw a merge automatically rebuild and deploy the live site.</w:t>
+      </w:r>
     </w:p>
     <w:p>
       <w:pPr>
@@ -9581,7 +9584,7 @@
           <w:bCs/>
           <w:color w:val="000000"/>
         </w:rPr>
-        <w:t>Member 2  (Name: _______________________________________________)</w:t>
+        <w:t>Member 2  (Name: Abaidullah Zakki  —  GitHub: muhammadabaidullahzaki  —  Role: Member)</w:t>
       </w:r>
     </w:p>
     <w:tbl>
@@ -9693,6 +9696,9 @@
       <w:pPr>
         <w:spacing w:after="100"/>
       </w:pPr>
+      <w:r>
+        <w:t>I built the Add Task and About/Help pages, each on its own feature branch following the full Git and GitHub flow and linked to the shared style.css. The key thing I learnt was how opening a pull request automatically triggers the CI pipeline, and how branch protection enforces a green build and a review before a merge is allowed. The feature-branch naming convention and the review process were unfamiliar at first, but became intuitive after the first PR. It was satisfying to watch my merged pages appear automatically on the live deployed application.</w:t>
+      </w:r>
     </w:p>
     <w:p>
       <w:pPr>

--- a/Assignment_04_Spring2026.docx
+++ b/Assignment_04_Spring2026.docx
@@ -1055,7 +1055,7 @@
           </w:tcPr>
           <w:p>
             <w:r>
-              <w:t>Yes</w:t>
+              <w:t>Pending</w:t>
             </w:r>
           </w:p>
         </w:tc>
@@ -1237,7 +1237,7 @@
           </w:tcPr>
           <w:p>
             <w:r>
-              <w:t>Yes</w:t>
+              <w:t>Pending</w:t>
             </w:r>
           </w:p>
         </w:tc>

--- a/Assignment_04_Spring2026.docx
+++ b/Assignment_04_Spring2026.docx
@@ -1055,7 +1055,7 @@
           </w:tcPr>
           <w:p>
             <w:r>
-              <w:t>Pending</w:t>
+              <w:t>No</w:t>
             </w:r>
           </w:p>
         </w:tc>
@@ -1237,7 +1237,7 @@
           </w:tcPr>
           <w:p>
             <w:r>
-              <w:t>Pending</w:t>
+              <w:t>No</w:t>
             </w:r>
           </w:p>
         </w:tc>
@@ -9456,7 +9456,7 @@
           <w:bCs/>
           <w:color w:val="000000"/>
         </w:rPr>
-        <w:t>Member 1  (Name: Afnan Raees  —  GitHub: AfnanRaees  —  Role: Team Lead)</w:t>
+        <w:t>Member 1  (Name: Afnan Raees | Roll: L1S23BSSE0024 | GitHub: AfnanRaees | Role: Team Lead)</w:t>
       </w:r>
     </w:p>
     <w:tbl>
@@ -9584,7 +9584,7 @@
           <w:bCs/>
           <w:color w:val="000000"/>
         </w:rPr>
-        <w:t>Member 2  (Name: Abaidullah Zakki  —  GitHub: muhammadabaidullahzaki  —  Role: Member)</w:t>
+        <w:t>Member 2  (Name: Abaidullah Zakki | Roll: L1S23BSSE0009 | GitHub: muhammadabaidullahzaki | Role: Member)</w:t>
       </w:r>
     </w:p>
     <w:tbl>

--- a/Assignment_04_Spring2026.docx
+++ b/Assignment_04_Spring2026.docx
@@ -348,7 +348,27 @@
           <w:sz w:val="24"/>
           <w:szCs w:val="24"/>
         </w:rPr>
-        <w:t xml:space="preserve"> (can be six members but in that case TL has to create an additional page for that member and then assign all tasks accordingly)</w:t>
+        <w:t xml:space="preserve"> (can be six members but in that case TL </w:t>
+      </w:r>
+      <w:proofErr w:type="gramStart"/>
+      <w:r>
+        <w:rPr>
+          <w:rFonts w:ascii="Arial" w:eastAsia="Arial" w:hAnsi="Arial" w:cs="Arial"/>
+          <w:color w:val="000000"/>
+          <w:sz w:val="24"/>
+          <w:szCs w:val="24"/>
+        </w:rPr>
+        <w:t>has to</w:t>
+      </w:r>
+      <w:proofErr w:type="gramEnd"/>
+      <w:r>
+        <w:rPr>
+          <w:rFonts w:ascii="Arial" w:eastAsia="Arial" w:hAnsi="Arial" w:cs="Arial"/>
+          <w:color w:val="000000"/>
+          <w:sz w:val="24"/>
+          <w:szCs w:val="24"/>
+        </w:rPr>
+        <w:t xml:space="preserve"> create an additional page for that member and then assign all tasks accordingly)</w:t>
       </w:r>
     </w:p>
     <w:p>
@@ -440,7 +460,47 @@
           <w:sz w:val="24"/>
           <w:szCs w:val="24"/>
         </w:rPr>
-        <w:t>Secrets Ownership: All GitHub secrets (DOCKERHUB_USERNAME, DOCKERHUB_TOKEN, RENDER_DEPLOY_HOOK_URL) must be created by the Team Lead using the TL's own Docker Hub and Render credentials. No team member other than the TL should create or modify secrets.</w:t>
+        <w:t xml:space="preserve">Secrets Ownership: All GitHub secrets (DOCKERHUB_USERNAME, DOCKERHUB_TOKEN, RENDER_DEPLOY_HOOK_URL) must be created by the Team Lead using </w:t>
+      </w:r>
+      <w:proofErr w:type="gramStart"/>
+      <w:r>
+        <w:rPr>
+          <w:rFonts w:ascii="Arial" w:eastAsia="Arial" w:hAnsi="Arial" w:cs="Arial"/>
+          <w:color w:val="000000"/>
+          <w:sz w:val="24"/>
+          <w:szCs w:val="24"/>
+        </w:rPr>
+        <w:t>the TL's</w:t>
+      </w:r>
+      <w:proofErr w:type="gramEnd"/>
+      <w:r>
+        <w:rPr>
+          <w:rFonts w:ascii="Arial" w:eastAsia="Arial" w:hAnsi="Arial" w:cs="Arial"/>
+          <w:color w:val="000000"/>
+          <w:sz w:val="24"/>
+          <w:szCs w:val="24"/>
+        </w:rPr>
+        <w:t xml:space="preserve"> own Docker Hub and Render credentials. No team member other than </w:t>
+      </w:r>
+      <w:proofErr w:type="gramStart"/>
+      <w:r>
+        <w:rPr>
+          <w:rFonts w:ascii="Arial" w:eastAsia="Arial" w:hAnsi="Arial" w:cs="Arial"/>
+          <w:color w:val="000000"/>
+          <w:sz w:val="24"/>
+          <w:szCs w:val="24"/>
+        </w:rPr>
+        <w:t>the TL</w:t>
+      </w:r>
+      <w:proofErr w:type="gramEnd"/>
+      <w:r>
+        <w:rPr>
+          <w:rFonts w:ascii="Arial" w:eastAsia="Arial" w:hAnsi="Arial" w:cs="Arial"/>
+          <w:color w:val="000000"/>
+          <w:sz w:val="24"/>
+          <w:szCs w:val="24"/>
+        </w:rPr>
+        <w:t xml:space="preserve"> should create or modify secrets.</w:t>
       </w:r>
     </w:p>
     <w:p>
@@ -463,7 +523,27 @@
           <w:sz w:val="24"/>
           <w:szCs w:val="24"/>
         </w:rPr>
-        <w:t>All deployments MUST be triggered via the GitHub Actions CD pipeline. Manual deployment on Render is NOT allowed after the initial service setup.</w:t>
+        <w:t xml:space="preserve">All deployments MUST be triggered via the GitHub Actions CD pipeline. Manual deployment </w:t>
+      </w:r>
+      <w:proofErr w:type="gramStart"/>
+      <w:r>
+        <w:rPr>
+          <w:rFonts w:ascii="Arial" w:eastAsia="Arial" w:hAnsi="Arial" w:cs="Arial"/>
+          <w:color w:val="000000"/>
+          <w:sz w:val="24"/>
+          <w:szCs w:val="24"/>
+        </w:rPr>
+        <w:t>on</w:t>
+      </w:r>
+      <w:proofErr w:type="gramEnd"/>
+      <w:r>
+        <w:rPr>
+          <w:rFonts w:ascii="Arial" w:eastAsia="Arial" w:hAnsi="Arial" w:cs="Arial"/>
+          <w:color w:val="000000"/>
+          <w:sz w:val="24"/>
+          <w:szCs w:val="24"/>
+        </w:rPr>
+        <w:t xml:space="preserve"> Render is NOT allowed after the initial service setup.</w:t>
       </w:r>
     </w:p>
     <w:p>
@@ -614,12 +694,60 @@
           <w:sz w:val="18"/>
           <w:szCs w:val="18"/>
         </w:rPr>
-        <w:t xml:space="preserve"> Each student must fill their own row (including Assigned Page) in the versioned copy inside the repo</w:t>
+        <w:t xml:space="preserve"> </w:t>
+      </w:r>
+      <w:proofErr w:type="gramStart"/>
+      <w:r>
+        <w:rPr>
+          <w:rFonts w:ascii="Arial" w:eastAsia="Arial" w:hAnsi="Arial" w:cs="Arial"/>
+          <w:b/>
+          <w:bCs/>
+          <w:color w:val="444444"/>
+          <w:sz w:val="18"/>
+          <w:szCs w:val="18"/>
+        </w:rPr>
+        <w:t>Each</w:t>
+      </w:r>
+      <w:proofErr w:type="gramEnd"/>
+      <w:r>
+        <w:rPr>
+          <w:rFonts w:ascii="Arial" w:eastAsia="Arial" w:hAnsi="Arial" w:cs="Arial"/>
+          <w:b/>
+          <w:bCs/>
+          <w:color w:val="444444"/>
+          <w:sz w:val="18"/>
+          <w:szCs w:val="18"/>
+        </w:rPr>
+        <w:t xml:space="preserve"> student must fill their own row (including Assigned Page) in the </w:t>
+      </w:r>
+      <w:proofErr w:type="gramStart"/>
+      <w:r>
+        <w:rPr>
+          <w:rFonts w:ascii="Arial" w:eastAsia="Arial" w:hAnsi="Arial" w:cs="Arial"/>
+          <w:b/>
+          <w:bCs/>
+          <w:color w:val="444444"/>
+          <w:sz w:val="18"/>
+          <w:szCs w:val="18"/>
+        </w:rPr>
+        <w:t>versioned</w:t>
+      </w:r>
+      <w:proofErr w:type="gramEnd"/>
+      <w:r>
+        <w:rPr>
+          <w:rFonts w:ascii="Arial" w:eastAsia="Arial" w:hAnsi="Arial" w:cs="Arial"/>
+          <w:b/>
+          <w:bCs/>
+          <w:color w:val="444444"/>
+          <w:sz w:val="18"/>
+          <w:szCs w:val="18"/>
+        </w:rPr>
+        <w:t xml:space="preserve"> copy inside the repo</w:t>
       </w:r>
     </w:p>
     <w:tbl>
       <w:tblPr>
-        <w:tblW w:w="9360" w:type="dxa"/>
+        <w:tblW w:w="10064" w:type="dxa"/>
         <w:tblBorders>
           <w:top w:val="single" w:sz="4" w:space="0" w:color="auto"/>
           <w:left w:val="single" w:sz="4" w:space="0" w:color="auto"/>
@@ -635,21 +763,15 @@
         <w:tblLook w:val="0000" w:firstRow="0" w:lastRow="0" w:firstColumn="0" w:lastColumn="0" w:noHBand="0" w:noVBand="0"/>
       </w:tblPr>
       <w:tblGrid>
-        <w:gridCol w:w="471"/>
-        <w:gridCol w:w="1424"/>
-        <w:gridCol w:w="1349"/>
-        <w:gridCol w:w="1561"/>
-        <w:gridCol w:w="1306"/>
-        <w:gridCol w:w="1596"/>
-        <w:gridCol w:w="1653"/>
+        <w:gridCol w:w="440"/>
+        <w:gridCol w:w="1024"/>
+        <w:gridCol w:w="2046"/>
+        <w:gridCol w:w="1352"/>
+        <w:gridCol w:w="1043"/>
+        <w:gridCol w:w="2975"/>
+        <w:gridCol w:w="1184"/>
       </w:tblGrid>
       <w:tr>
-        <w:tblPrEx>
-          <w:tblCellMar>
-            <w:top w:w="0" w:type="dxa"/>
-            <w:bottom w:w="0" w:type="dxa"/>
-          </w:tblCellMar>
-        </w:tblPrEx>
         <w:trPr>
           <w:tblHeader/>
         </w:trPr>
@@ -687,7 +809,7 @@
         </w:tc>
         <w:tc>
           <w:tcPr>
-            <w:tcW w:w="1500" w:type="dxa"/>
+            <w:tcW w:w="1024" w:type="dxa"/>
             <w:tcBorders>
               <w:top w:val="single" w:sz="6" w:space="0" w:color="ADB9CA"/>
               <w:left w:val="single" w:sz="6" w:space="0" w:color="ADB9CA"/>
@@ -719,7 +841,7 @@
         </w:tc>
         <w:tc>
           <w:tcPr>
-            <w:tcW w:w="1380" w:type="dxa"/>
+            <w:tcW w:w="2046" w:type="dxa"/>
             <w:tcBorders>
               <w:top w:val="single" w:sz="6" w:space="0" w:color="ADB9CA"/>
               <w:left w:val="single" w:sz="6" w:space="0" w:color="ADB9CA"/>
@@ -751,7 +873,7 @@
         </w:tc>
         <w:tc>
           <w:tcPr>
-            <w:tcW w:w="1300" w:type="dxa"/>
+            <w:tcW w:w="1352" w:type="dxa"/>
             <w:tcBorders>
               <w:top w:val="single" w:sz="6" w:space="0" w:color="ADB9CA"/>
               <w:left w:val="single" w:sz="6" w:space="0" w:color="ADB9CA"/>
@@ -783,7 +905,7 @@
         </w:tc>
         <w:tc>
           <w:tcPr>
-            <w:tcW w:w="1340" w:type="dxa"/>
+            <w:tcW w:w="1043" w:type="dxa"/>
             <w:tcBorders>
               <w:top w:val="single" w:sz="6" w:space="0" w:color="ADB9CA"/>
               <w:left w:val="single" w:sz="6" w:space="0" w:color="ADB9CA"/>
@@ -815,7 +937,7 @@
         </w:tc>
         <w:tc>
           <w:tcPr>
-            <w:tcW w:w="1700" w:type="dxa"/>
+            <w:tcW w:w="2975" w:type="dxa"/>
             <w:tcBorders>
               <w:top w:val="single" w:sz="6" w:space="0" w:color="ADB9CA"/>
               <w:left w:val="single" w:sz="6" w:space="0" w:color="ADB9CA"/>
@@ -847,7 +969,7 @@
         </w:tc>
         <w:tc>
           <w:tcPr>
-            <w:tcW w:w="1700" w:type="dxa"/>
+            <w:tcW w:w="1184" w:type="dxa"/>
             <w:tcBorders>
               <w:top w:val="single" w:sz="6" w:space="0" w:color="ADB9CA"/>
               <w:left w:val="single" w:sz="6" w:space="0" w:color="ADB9CA"/>
@@ -879,12 +1001,6 @@
         </w:tc>
       </w:tr>
       <w:tr>
-        <w:tblPrEx>
-          <w:tblCellMar>
-            <w:top w:w="0" w:type="dxa"/>
-            <w:bottom w:w="0" w:type="dxa"/>
-          </w:tblCellMar>
-        </w:tblPrEx>
         <w:tc>
           <w:tcPr>
             <w:tcW w:w="440" w:type="dxa"/>
@@ -917,7 +1033,7 @@
         </w:tc>
         <w:tc>
           <w:tcPr>
-            <w:tcW w:w="1500" w:type="dxa"/>
+            <w:tcW w:w="1024" w:type="dxa"/>
             <w:tcBorders>
               <w:top w:val="single" w:sz="6" w:space="0" w:color="ADB9CA"/>
               <w:left w:val="single" w:sz="6" w:space="0" w:color="ADB9CA"/>
@@ -941,7 +1057,7 @@
         </w:tc>
         <w:tc>
           <w:tcPr>
-            <w:tcW w:w="1380" w:type="dxa"/>
+            <w:tcW w:w="2046" w:type="dxa"/>
             <w:tcBorders>
               <w:top w:val="single" w:sz="6" w:space="0" w:color="ADB9CA"/>
               <w:left w:val="single" w:sz="6" w:space="0" w:color="ADB9CA"/>
@@ -958,14 +1074,16 @@
             <w:vAlign w:val="center"/>
           </w:tcPr>
           <w:p>
+            <w:proofErr w:type="spellStart"/>
             <w:r>
               <w:t>AfnanRaees</w:t>
             </w:r>
-          </w:p>
-        </w:tc>
-        <w:tc>
-          <w:tcPr>
-            <w:tcW w:w="1300" w:type="dxa"/>
+            <w:proofErr w:type="spellEnd"/>
+          </w:p>
+        </w:tc>
+        <w:tc>
+          <w:tcPr>
+            <w:tcW w:w="1352" w:type="dxa"/>
             <w:tcBorders>
               <w:top w:val="single" w:sz="6" w:space="0" w:color="ADB9CA"/>
               <w:left w:val="single" w:sz="6" w:space="0" w:color="ADB9CA"/>
@@ -989,7 +1107,7 @@
         </w:tc>
         <w:tc>
           <w:tcPr>
-            <w:tcW w:w="1340" w:type="dxa"/>
+            <w:tcW w:w="1043" w:type="dxa"/>
             <w:tcBorders>
               <w:top w:val="single" w:sz="6" w:space="0" w:color="ADB9CA"/>
               <w:left w:val="single" w:sz="6" w:space="0" w:color="ADB9CA"/>
@@ -1013,7 +1131,7 @@
         </w:tc>
         <w:tc>
           <w:tcPr>
-            <w:tcW w:w="1700" w:type="dxa"/>
+            <w:tcW w:w="2975" w:type="dxa"/>
             <w:tcBorders>
               <w:top w:val="single" w:sz="6" w:space="0" w:color="ADB9CA"/>
               <w:left w:val="single" w:sz="6" w:space="0" w:color="ADB9CA"/>
@@ -1031,13 +1149,37 @@
           </w:tcPr>
           <w:p>
             <w:r>
-              <w:t>feature/AfnanRaees/index, feature/AfnanRaees/task-list, feature/AfnanRaees/task-detail</w:t>
-            </w:r>
-          </w:p>
-        </w:tc>
-        <w:tc>
-          <w:tcPr>
-            <w:tcW w:w="1700" w:type="dxa"/>
+              <w:t>feature/</w:t>
+            </w:r>
+            <w:proofErr w:type="spellStart"/>
+            <w:r>
+              <w:t>AfnanRaees</w:t>
+            </w:r>
+            <w:proofErr w:type="spellEnd"/>
+            <w:r>
+              <w:t>/index, feature/</w:t>
+            </w:r>
+            <w:proofErr w:type="spellStart"/>
+            <w:r>
+              <w:t>AfnanRaees</w:t>
+            </w:r>
+            <w:proofErr w:type="spellEnd"/>
+            <w:r>
+              <w:t>/task-list, feature/</w:t>
+            </w:r>
+            <w:proofErr w:type="spellStart"/>
+            <w:r>
+              <w:t>AfnanRaees</w:t>
+            </w:r>
+            <w:proofErr w:type="spellEnd"/>
+            <w:r>
+              <w:t>/task-detail</w:t>
+            </w:r>
+          </w:p>
+        </w:tc>
+        <w:tc>
+          <w:tcPr>
+            <w:tcW w:w="1184" w:type="dxa"/>
             <w:tcBorders>
               <w:top w:val="single" w:sz="6" w:space="0" w:color="ADB9CA"/>
               <w:left w:val="single" w:sz="6" w:space="0" w:color="ADB9CA"/>
@@ -1061,12 +1203,6 @@
         </w:tc>
       </w:tr>
       <w:tr>
-        <w:tblPrEx>
-          <w:tblCellMar>
-            <w:top w:w="0" w:type="dxa"/>
-            <w:bottom w:w="0" w:type="dxa"/>
-          </w:tblCellMar>
-        </w:tblPrEx>
         <w:tc>
           <w:tcPr>
             <w:tcW w:w="440" w:type="dxa"/>
@@ -1099,7 +1235,7 @@
         </w:tc>
         <w:tc>
           <w:tcPr>
-            <w:tcW w:w="1500" w:type="dxa"/>
+            <w:tcW w:w="1024" w:type="dxa"/>
             <w:tcBorders>
               <w:top w:val="single" w:sz="6" w:space="0" w:color="ADB9CA"/>
               <w:left w:val="single" w:sz="6" w:space="0" w:color="ADB9CA"/>
@@ -1116,14 +1252,19 @@
             <w:vAlign w:val="center"/>
           </w:tcPr>
           <w:p>
-            <w:r>
-              <w:t>Abaidullah Zakki</w:t>
-            </w:r>
-          </w:p>
-        </w:tc>
-        <w:tc>
-          <w:tcPr>
-            <w:tcW w:w="1380" w:type="dxa"/>
+            <w:proofErr w:type="spellStart"/>
+            <w:r>
+              <w:t>Abaidullah</w:t>
+            </w:r>
+            <w:proofErr w:type="spellEnd"/>
+            <w:r>
+              <w:t xml:space="preserve"> Zakki</w:t>
+            </w:r>
+          </w:p>
+        </w:tc>
+        <w:tc>
+          <w:tcPr>
+            <w:tcW w:w="2046" w:type="dxa"/>
             <w:tcBorders>
               <w:top w:val="single" w:sz="6" w:space="0" w:color="ADB9CA"/>
               <w:left w:val="single" w:sz="6" w:space="0" w:color="ADB9CA"/>
@@ -1140,14 +1281,16 @@
             <w:vAlign w:val="center"/>
           </w:tcPr>
           <w:p>
+            <w:proofErr w:type="spellStart"/>
             <w:r>
               <w:t>muhammadabaidullahzaki</w:t>
             </w:r>
-          </w:p>
-        </w:tc>
-        <w:tc>
-          <w:tcPr>
-            <w:tcW w:w="1300" w:type="dxa"/>
+            <w:proofErr w:type="spellEnd"/>
+          </w:p>
+        </w:tc>
+        <w:tc>
+          <w:tcPr>
+            <w:tcW w:w="1352" w:type="dxa"/>
             <w:tcBorders>
               <w:top w:val="single" w:sz="6" w:space="0" w:color="ADB9CA"/>
               <w:left w:val="single" w:sz="6" w:space="0" w:color="ADB9CA"/>
@@ -1171,7 +1314,7 @@
         </w:tc>
         <w:tc>
           <w:tcPr>
-            <w:tcW w:w="1340" w:type="dxa"/>
+            <w:tcW w:w="1043" w:type="dxa"/>
             <w:tcBorders>
               <w:top w:val="single" w:sz="6" w:space="0" w:color="ADB9CA"/>
               <w:left w:val="single" w:sz="6" w:space="0" w:color="ADB9CA"/>
@@ -1195,7 +1338,7 @@
         </w:tc>
         <w:tc>
           <w:tcPr>
-            <w:tcW w:w="1700" w:type="dxa"/>
+            <w:tcW w:w="2975" w:type="dxa"/>
             <w:tcBorders>
               <w:top w:val="single" w:sz="6" w:space="0" w:color="ADB9CA"/>
               <w:left w:val="single" w:sz="6" w:space="0" w:color="ADB9CA"/>
@@ -1213,13 +1356,29 @@
           </w:tcPr>
           <w:p>
             <w:r>
-              <w:t>feature/muhammadabaidullahzaki/add-task, feature/muhammadabaidullahzaki/about</w:t>
-            </w:r>
-          </w:p>
-        </w:tc>
-        <w:tc>
-          <w:tcPr>
-            <w:tcW w:w="1700" w:type="dxa"/>
+              <w:t>feature/</w:t>
+            </w:r>
+            <w:proofErr w:type="spellStart"/>
+            <w:r>
+              <w:t>muhammadabaidullahzaki</w:t>
+            </w:r>
+            <w:proofErr w:type="spellEnd"/>
+            <w:r>
+              <w:t>/add-task, feature/</w:t>
+            </w:r>
+            <w:proofErr w:type="spellStart"/>
+            <w:r>
+              <w:t>muhammadabaidullahzaki</w:t>
+            </w:r>
+            <w:proofErr w:type="spellEnd"/>
+            <w:r>
+              <w:t>/about</w:t>
+            </w:r>
+          </w:p>
+        </w:tc>
+        <w:tc>
+          <w:tcPr>
+            <w:tcW w:w="1184" w:type="dxa"/>
             <w:tcBorders>
               <w:top w:val="single" w:sz="6" w:space="0" w:color="ADB9CA"/>
               <w:left w:val="single" w:sz="6" w:space="0" w:color="ADB9CA"/>
@@ -1240,480 +1399,6 @@
               <w:t>No</w:t>
             </w:r>
           </w:p>
-        </w:tc>
-      </w:tr>
-      <w:tr>
-        <w:tblPrEx>
-          <w:tblCellMar>
-            <w:top w:w="0" w:type="dxa"/>
-            <w:bottom w:w="0" w:type="dxa"/>
-          </w:tblCellMar>
-        </w:tblPrEx>
-        <w:tc>
-          <w:tcPr>
-            <w:tcW w:w="440" w:type="dxa"/>
-            <w:tcBorders>
-              <w:top w:val="single" w:sz="6" w:space="0" w:color="ADB9CA"/>
-              <w:left w:val="single" w:sz="6" w:space="0" w:color="ADB9CA"/>
-              <w:bottom w:val="single" w:sz="6" w:space="0" w:color="ADB9CA"/>
-              <w:right w:val="single" w:sz="6" w:space="0" w:color="ADB9CA"/>
-            </w:tcBorders>
-            <w:shd w:val="clear" w:color="auto" w:fill="FFFFFF"/>
-            <w:tcMar>
-              <w:top w:w="80" w:type="dxa"/>
-              <w:left w:w="140" w:type="dxa"/>
-              <w:bottom w:w="80" w:type="dxa"/>
-              <w:right w:w="140" w:type="dxa"/>
-            </w:tcMar>
-            <w:vAlign w:val="center"/>
-          </w:tcPr>
-          <w:p>
-            <w:r>
-              <w:rPr>
-                <w:rFonts w:ascii="Arial" w:eastAsia="Arial" w:hAnsi="Arial" w:cs="Arial"/>
-                <w:color w:val="000000"/>
-                <w:sz w:val="18"/>
-                <w:szCs w:val="18"/>
-              </w:rPr>
-              <w:t>3</w:t>
-            </w:r>
-          </w:p>
-        </w:tc>
-        <w:tc>
-          <w:tcPr>
-            <w:tcW w:w="1500" w:type="dxa"/>
-            <w:tcBorders>
-              <w:top w:val="single" w:sz="6" w:space="0" w:color="ADB9CA"/>
-              <w:left w:val="single" w:sz="6" w:space="0" w:color="ADB9CA"/>
-              <w:bottom w:val="single" w:sz="6" w:space="0" w:color="ADB9CA"/>
-              <w:right w:val="single" w:sz="6" w:space="0" w:color="ADB9CA"/>
-            </w:tcBorders>
-            <w:shd w:val="clear" w:color="auto" w:fill="FFFFFF"/>
-            <w:tcMar>
-              <w:top w:w="80" w:type="dxa"/>
-              <w:left w:w="140" w:type="dxa"/>
-              <w:bottom w:w="80" w:type="dxa"/>
-              <w:right w:w="140" w:type="dxa"/>
-            </w:tcMar>
-            <w:vAlign w:val="center"/>
-          </w:tcPr>
-          <w:p/>
-        </w:tc>
-        <w:tc>
-          <w:tcPr>
-            <w:tcW w:w="1380" w:type="dxa"/>
-            <w:tcBorders>
-              <w:top w:val="single" w:sz="6" w:space="0" w:color="ADB9CA"/>
-              <w:left w:val="single" w:sz="6" w:space="0" w:color="ADB9CA"/>
-              <w:bottom w:val="single" w:sz="6" w:space="0" w:color="ADB9CA"/>
-              <w:right w:val="single" w:sz="6" w:space="0" w:color="ADB9CA"/>
-            </w:tcBorders>
-            <w:shd w:val="clear" w:color="auto" w:fill="FFFFFF"/>
-            <w:tcMar>
-              <w:top w:w="80" w:type="dxa"/>
-              <w:left w:w="140" w:type="dxa"/>
-              <w:bottom w:w="80" w:type="dxa"/>
-              <w:right w:w="140" w:type="dxa"/>
-            </w:tcMar>
-            <w:vAlign w:val="center"/>
-          </w:tcPr>
-          <w:p/>
-        </w:tc>
-        <w:tc>
-          <w:tcPr>
-            <w:tcW w:w="1300" w:type="dxa"/>
-            <w:tcBorders>
-              <w:top w:val="single" w:sz="6" w:space="0" w:color="ADB9CA"/>
-              <w:left w:val="single" w:sz="6" w:space="0" w:color="ADB9CA"/>
-              <w:bottom w:val="single" w:sz="6" w:space="0" w:color="ADB9CA"/>
-              <w:right w:val="single" w:sz="6" w:space="0" w:color="ADB9CA"/>
-            </w:tcBorders>
-            <w:shd w:val="clear" w:color="auto" w:fill="FFFFFF"/>
-            <w:tcMar>
-              <w:top w:w="80" w:type="dxa"/>
-              <w:left w:w="140" w:type="dxa"/>
-              <w:bottom w:w="80" w:type="dxa"/>
-              <w:right w:w="140" w:type="dxa"/>
-            </w:tcMar>
-            <w:vAlign w:val="center"/>
-          </w:tcPr>
-          <w:p/>
-        </w:tc>
-        <w:tc>
-          <w:tcPr>
-            <w:tcW w:w="1340" w:type="dxa"/>
-            <w:tcBorders>
-              <w:top w:val="single" w:sz="6" w:space="0" w:color="ADB9CA"/>
-              <w:left w:val="single" w:sz="6" w:space="0" w:color="ADB9CA"/>
-              <w:bottom w:val="single" w:sz="6" w:space="0" w:color="ADB9CA"/>
-              <w:right w:val="single" w:sz="6" w:space="0" w:color="ADB9CA"/>
-            </w:tcBorders>
-            <w:shd w:val="clear" w:color="auto" w:fill="FFFFFF"/>
-            <w:tcMar>
-              <w:top w:w="80" w:type="dxa"/>
-              <w:left w:w="140" w:type="dxa"/>
-              <w:bottom w:w="80" w:type="dxa"/>
-              <w:right w:w="140" w:type="dxa"/>
-            </w:tcMar>
-            <w:vAlign w:val="center"/>
-          </w:tcPr>
-          <w:p/>
-        </w:tc>
-        <w:tc>
-          <w:tcPr>
-            <w:tcW w:w="1700" w:type="dxa"/>
-            <w:tcBorders>
-              <w:top w:val="single" w:sz="6" w:space="0" w:color="ADB9CA"/>
-              <w:left w:val="single" w:sz="6" w:space="0" w:color="ADB9CA"/>
-              <w:bottom w:val="single" w:sz="6" w:space="0" w:color="ADB9CA"/>
-              <w:right w:val="single" w:sz="6" w:space="0" w:color="ADB9CA"/>
-            </w:tcBorders>
-            <w:shd w:val="clear" w:color="auto" w:fill="FFFFFF"/>
-            <w:tcMar>
-              <w:top w:w="80" w:type="dxa"/>
-              <w:left w:w="140" w:type="dxa"/>
-              <w:bottom w:w="80" w:type="dxa"/>
-              <w:right w:w="140" w:type="dxa"/>
-            </w:tcMar>
-            <w:vAlign w:val="center"/>
-          </w:tcPr>
-          <w:p/>
-        </w:tc>
-        <w:tc>
-          <w:tcPr>
-            <w:tcW w:w="1700" w:type="dxa"/>
-            <w:tcBorders>
-              <w:top w:val="single" w:sz="6" w:space="0" w:color="ADB9CA"/>
-              <w:left w:val="single" w:sz="6" w:space="0" w:color="ADB9CA"/>
-              <w:bottom w:val="single" w:sz="6" w:space="0" w:color="ADB9CA"/>
-              <w:right w:val="single" w:sz="6" w:space="0" w:color="ADB9CA"/>
-            </w:tcBorders>
-            <w:shd w:val="clear" w:color="auto" w:fill="FFFFFF"/>
-            <w:tcMar>
-              <w:top w:w="80" w:type="dxa"/>
-              <w:left w:w="140" w:type="dxa"/>
-              <w:bottom w:w="80" w:type="dxa"/>
-              <w:right w:w="140" w:type="dxa"/>
-            </w:tcMar>
-            <w:vAlign w:val="center"/>
-          </w:tcPr>
-          <w:p/>
-        </w:tc>
-      </w:tr>
-      <w:tr>
-        <w:tblPrEx>
-          <w:tblCellMar>
-            <w:top w:w="0" w:type="dxa"/>
-            <w:bottom w:w="0" w:type="dxa"/>
-          </w:tblCellMar>
-        </w:tblPrEx>
-        <w:tc>
-          <w:tcPr>
-            <w:tcW w:w="440" w:type="dxa"/>
-            <w:tcBorders>
-              <w:top w:val="single" w:sz="6" w:space="0" w:color="ADB9CA"/>
-              <w:left w:val="single" w:sz="6" w:space="0" w:color="ADB9CA"/>
-              <w:bottom w:val="single" w:sz="6" w:space="0" w:color="ADB9CA"/>
-              <w:right w:val="single" w:sz="6" w:space="0" w:color="ADB9CA"/>
-            </w:tcBorders>
-            <w:shd w:val="clear" w:color="auto" w:fill="FFFFFF"/>
-            <w:tcMar>
-              <w:top w:w="80" w:type="dxa"/>
-              <w:left w:w="140" w:type="dxa"/>
-              <w:bottom w:w="80" w:type="dxa"/>
-              <w:right w:w="140" w:type="dxa"/>
-            </w:tcMar>
-            <w:vAlign w:val="center"/>
-          </w:tcPr>
-          <w:p>
-            <w:r>
-              <w:rPr>
-                <w:rFonts w:ascii="Arial" w:eastAsia="Arial" w:hAnsi="Arial" w:cs="Arial"/>
-                <w:color w:val="000000"/>
-                <w:sz w:val="18"/>
-                <w:szCs w:val="18"/>
-              </w:rPr>
-              <w:t>4</w:t>
-            </w:r>
-          </w:p>
-        </w:tc>
-        <w:tc>
-          <w:tcPr>
-            <w:tcW w:w="1500" w:type="dxa"/>
-            <w:tcBorders>
-              <w:top w:val="single" w:sz="6" w:space="0" w:color="ADB9CA"/>
-              <w:left w:val="single" w:sz="6" w:space="0" w:color="ADB9CA"/>
-              <w:bottom w:val="single" w:sz="6" w:space="0" w:color="ADB9CA"/>
-              <w:right w:val="single" w:sz="6" w:space="0" w:color="ADB9CA"/>
-            </w:tcBorders>
-            <w:shd w:val="clear" w:color="auto" w:fill="FFFFFF"/>
-            <w:tcMar>
-              <w:top w:w="80" w:type="dxa"/>
-              <w:left w:w="140" w:type="dxa"/>
-              <w:bottom w:w="80" w:type="dxa"/>
-              <w:right w:w="140" w:type="dxa"/>
-            </w:tcMar>
-            <w:vAlign w:val="center"/>
-          </w:tcPr>
-          <w:p/>
-        </w:tc>
-        <w:tc>
-          <w:tcPr>
-            <w:tcW w:w="1380" w:type="dxa"/>
-            <w:tcBorders>
-              <w:top w:val="single" w:sz="6" w:space="0" w:color="ADB9CA"/>
-              <w:left w:val="single" w:sz="6" w:space="0" w:color="ADB9CA"/>
-              <w:bottom w:val="single" w:sz="6" w:space="0" w:color="ADB9CA"/>
-              <w:right w:val="single" w:sz="6" w:space="0" w:color="ADB9CA"/>
-            </w:tcBorders>
-            <w:shd w:val="clear" w:color="auto" w:fill="FFFFFF"/>
-            <w:tcMar>
-              <w:top w:w="80" w:type="dxa"/>
-              <w:left w:w="140" w:type="dxa"/>
-              <w:bottom w:w="80" w:type="dxa"/>
-              <w:right w:w="140" w:type="dxa"/>
-            </w:tcMar>
-            <w:vAlign w:val="center"/>
-          </w:tcPr>
-          <w:p/>
-        </w:tc>
-        <w:tc>
-          <w:tcPr>
-            <w:tcW w:w="1300" w:type="dxa"/>
-            <w:tcBorders>
-              <w:top w:val="single" w:sz="6" w:space="0" w:color="ADB9CA"/>
-              <w:left w:val="single" w:sz="6" w:space="0" w:color="ADB9CA"/>
-              <w:bottom w:val="single" w:sz="6" w:space="0" w:color="ADB9CA"/>
-              <w:right w:val="single" w:sz="6" w:space="0" w:color="ADB9CA"/>
-            </w:tcBorders>
-            <w:shd w:val="clear" w:color="auto" w:fill="FFFFFF"/>
-            <w:tcMar>
-              <w:top w:w="80" w:type="dxa"/>
-              <w:left w:w="140" w:type="dxa"/>
-              <w:bottom w:w="80" w:type="dxa"/>
-              <w:right w:w="140" w:type="dxa"/>
-            </w:tcMar>
-            <w:vAlign w:val="center"/>
-          </w:tcPr>
-          <w:p/>
-        </w:tc>
-        <w:tc>
-          <w:tcPr>
-            <w:tcW w:w="1340" w:type="dxa"/>
-            <w:tcBorders>
-              <w:top w:val="single" w:sz="6" w:space="0" w:color="ADB9CA"/>
-              <w:left w:val="single" w:sz="6" w:space="0" w:color="ADB9CA"/>
-              <w:bottom w:val="single" w:sz="6" w:space="0" w:color="ADB9CA"/>
-              <w:right w:val="single" w:sz="6" w:space="0" w:color="ADB9CA"/>
-            </w:tcBorders>
-            <w:shd w:val="clear" w:color="auto" w:fill="FFFFFF"/>
-            <w:tcMar>
-              <w:top w:w="80" w:type="dxa"/>
-              <w:left w:w="140" w:type="dxa"/>
-              <w:bottom w:w="80" w:type="dxa"/>
-              <w:right w:w="140" w:type="dxa"/>
-            </w:tcMar>
-            <w:vAlign w:val="center"/>
-          </w:tcPr>
-          <w:p/>
-        </w:tc>
-        <w:tc>
-          <w:tcPr>
-            <w:tcW w:w="1700" w:type="dxa"/>
-            <w:tcBorders>
-              <w:top w:val="single" w:sz="6" w:space="0" w:color="ADB9CA"/>
-              <w:left w:val="single" w:sz="6" w:space="0" w:color="ADB9CA"/>
-              <w:bottom w:val="single" w:sz="6" w:space="0" w:color="ADB9CA"/>
-              <w:right w:val="single" w:sz="6" w:space="0" w:color="ADB9CA"/>
-            </w:tcBorders>
-            <w:shd w:val="clear" w:color="auto" w:fill="FFFFFF"/>
-            <w:tcMar>
-              <w:top w:w="80" w:type="dxa"/>
-              <w:left w:w="140" w:type="dxa"/>
-              <w:bottom w:w="80" w:type="dxa"/>
-              <w:right w:w="140" w:type="dxa"/>
-            </w:tcMar>
-            <w:vAlign w:val="center"/>
-          </w:tcPr>
-          <w:p/>
-        </w:tc>
-        <w:tc>
-          <w:tcPr>
-            <w:tcW w:w="1700" w:type="dxa"/>
-            <w:tcBorders>
-              <w:top w:val="single" w:sz="6" w:space="0" w:color="ADB9CA"/>
-              <w:left w:val="single" w:sz="6" w:space="0" w:color="ADB9CA"/>
-              <w:bottom w:val="single" w:sz="6" w:space="0" w:color="ADB9CA"/>
-              <w:right w:val="single" w:sz="6" w:space="0" w:color="ADB9CA"/>
-            </w:tcBorders>
-            <w:shd w:val="clear" w:color="auto" w:fill="FFFFFF"/>
-            <w:tcMar>
-              <w:top w:w="80" w:type="dxa"/>
-              <w:left w:w="140" w:type="dxa"/>
-              <w:bottom w:w="80" w:type="dxa"/>
-              <w:right w:w="140" w:type="dxa"/>
-            </w:tcMar>
-            <w:vAlign w:val="center"/>
-          </w:tcPr>
-          <w:p/>
-        </w:tc>
-      </w:tr>
-      <w:tr>
-        <w:tblPrEx>
-          <w:tblCellMar>
-            <w:top w:w="0" w:type="dxa"/>
-            <w:bottom w:w="0" w:type="dxa"/>
-          </w:tblCellMar>
-        </w:tblPrEx>
-        <w:tc>
-          <w:tcPr>
-            <w:tcW w:w="440" w:type="dxa"/>
-            <w:tcBorders>
-              <w:top w:val="single" w:sz="6" w:space="0" w:color="ADB9CA"/>
-              <w:left w:val="single" w:sz="6" w:space="0" w:color="ADB9CA"/>
-              <w:bottom w:val="single" w:sz="6" w:space="0" w:color="ADB9CA"/>
-              <w:right w:val="single" w:sz="6" w:space="0" w:color="ADB9CA"/>
-            </w:tcBorders>
-            <w:shd w:val="clear" w:color="auto" w:fill="FFFFFF"/>
-            <w:tcMar>
-              <w:top w:w="80" w:type="dxa"/>
-              <w:left w:w="140" w:type="dxa"/>
-              <w:bottom w:w="80" w:type="dxa"/>
-              <w:right w:w="140" w:type="dxa"/>
-            </w:tcMar>
-            <w:vAlign w:val="center"/>
-          </w:tcPr>
-          <w:p>
-            <w:r>
-              <w:rPr>
-                <w:rFonts w:ascii="Arial" w:eastAsia="Arial" w:hAnsi="Arial" w:cs="Arial"/>
-                <w:color w:val="000000"/>
-                <w:sz w:val="18"/>
-                <w:szCs w:val="18"/>
-              </w:rPr>
-              <w:t>5</w:t>
-            </w:r>
-          </w:p>
-        </w:tc>
-        <w:tc>
-          <w:tcPr>
-            <w:tcW w:w="1500" w:type="dxa"/>
-            <w:tcBorders>
-              <w:top w:val="single" w:sz="6" w:space="0" w:color="ADB9CA"/>
-              <w:left w:val="single" w:sz="6" w:space="0" w:color="ADB9CA"/>
-              <w:bottom w:val="single" w:sz="6" w:space="0" w:color="ADB9CA"/>
-              <w:right w:val="single" w:sz="6" w:space="0" w:color="ADB9CA"/>
-            </w:tcBorders>
-            <w:shd w:val="clear" w:color="auto" w:fill="FFFFFF"/>
-            <w:tcMar>
-              <w:top w:w="80" w:type="dxa"/>
-              <w:left w:w="140" w:type="dxa"/>
-              <w:bottom w:w="80" w:type="dxa"/>
-              <w:right w:w="140" w:type="dxa"/>
-            </w:tcMar>
-            <w:vAlign w:val="center"/>
-          </w:tcPr>
-          <w:p/>
-        </w:tc>
-        <w:tc>
-          <w:tcPr>
-            <w:tcW w:w="1380" w:type="dxa"/>
-            <w:tcBorders>
-              <w:top w:val="single" w:sz="6" w:space="0" w:color="ADB9CA"/>
-              <w:left w:val="single" w:sz="6" w:space="0" w:color="ADB9CA"/>
-              <w:bottom w:val="single" w:sz="6" w:space="0" w:color="ADB9CA"/>
-              <w:right w:val="single" w:sz="6" w:space="0" w:color="ADB9CA"/>
-            </w:tcBorders>
-            <w:shd w:val="clear" w:color="auto" w:fill="FFFFFF"/>
-            <w:tcMar>
-              <w:top w:w="80" w:type="dxa"/>
-              <w:left w:w="140" w:type="dxa"/>
-              <w:bottom w:w="80" w:type="dxa"/>
-              <w:right w:w="140" w:type="dxa"/>
-            </w:tcMar>
-            <w:vAlign w:val="center"/>
-          </w:tcPr>
-          <w:p/>
-        </w:tc>
-        <w:tc>
-          <w:tcPr>
-            <w:tcW w:w="1300" w:type="dxa"/>
-            <w:tcBorders>
-              <w:top w:val="single" w:sz="6" w:space="0" w:color="ADB9CA"/>
-              <w:left w:val="single" w:sz="6" w:space="0" w:color="ADB9CA"/>
-              <w:bottom w:val="single" w:sz="6" w:space="0" w:color="ADB9CA"/>
-              <w:right w:val="single" w:sz="6" w:space="0" w:color="ADB9CA"/>
-            </w:tcBorders>
-            <w:shd w:val="clear" w:color="auto" w:fill="FFFFFF"/>
-            <w:tcMar>
-              <w:top w:w="80" w:type="dxa"/>
-              <w:left w:w="140" w:type="dxa"/>
-              <w:bottom w:w="80" w:type="dxa"/>
-              <w:right w:w="140" w:type="dxa"/>
-            </w:tcMar>
-            <w:vAlign w:val="center"/>
-          </w:tcPr>
-          <w:p/>
-        </w:tc>
-        <w:tc>
-          <w:tcPr>
-            <w:tcW w:w="1340" w:type="dxa"/>
-            <w:tcBorders>
-              <w:top w:val="single" w:sz="6" w:space="0" w:color="ADB9CA"/>
-              <w:left w:val="single" w:sz="6" w:space="0" w:color="ADB9CA"/>
-              <w:bottom w:val="single" w:sz="6" w:space="0" w:color="ADB9CA"/>
-              <w:right w:val="single" w:sz="6" w:space="0" w:color="ADB9CA"/>
-            </w:tcBorders>
-            <w:shd w:val="clear" w:color="auto" w:fill="FFFFFF"/>
-            <w:tcMar>
-              <w:top w:w="80" w:type="dxa"/>
-              <w:left w:w="140" w:type="dxa"/>
-              <w:bottom w:w="80" w:type="dxa"/>
-              <w:right w:w="140" w:type="dxa"/>
-            </w:tcMar>
-            <w:vAlign w:val="center"/>
-          </w:tcPr>
-          <w:p/>
-        </w:tc>
-        <w:tc>
-          <w:tcPr>
-            <w:tcW w:w="1700" w:type="dxa"/>
-            <w:tcBorders>
-              <w:top w:val="single" w:sz="6" w:space="0" w:color="ADB9CA"/>
-              <w:left w:val="single" w:sz="6" w:space="0" w:color="ADB9CA"/>
-              <w:bottom w:val="single" w:sz="6" w:space="0" w:color="ADB9CA"/>
-              <w:right w:val="single" w:sz="6" w:space="0" w:color="ADB9CA"/>
-            </w:tcBorders>
-            <w:shd w:val="clear" w:color="auto" w:fill="FFFFFF"/>
-            <w:tcMar>
-              <w:top w:w="80" w:type="dxa"/>
-              <w:left w:w="140" w:type="dxa"/>
-              <w:bottom w:w="80" w:type="dxa"/>
-              <w:right w:w="140" w:type="dxa"/>
-            </w:tcMar>
-            <w:vAlign w:val="center"/>
-          </w:tcPr>
-          <w:p/>
-        </w:tc>
-        <w:tc>
-          <w:tcPr>
-            <w:tcW w:w="1700" w:type="dxa"/>
-            <w:tcBorders>
-              <w:top w:val="single" w:sz="6" w:space="0" w:color="ADB9CA"/>
-              <w:left w:val="single" w:sz="6" w:space="0" w:color="ADB9CA"/>
-              <w:bottom w:val="single" w:sz="6" w:space="0" w:color="ADB9CA"/>
-              <w:right w:val="single" w:sz="6" w:space="0" w:color="ADB9CA"/>
-            </w:tcBorders>
-            <w:shd w:val="clear" w:color="auto" w:fill="FFFFFF"/>
-            <w:tcMar>
-              <w:top w:w="80" w:type="dxa"/>
-              <w:left w:w="140" w:type="dxa"/>
-              <w:bottom w:w="80" w:type="dxa"/>
-              <w:right w:w="140" w:type="dxa"/>
-            </w:tcMar>
-            <w:vAlign w:val="center"/>
-          </w:tcPr>
-          <w:p/>
         </w:tc>
       </w:tr>
     </w:tbl>
@@ -1742,13 +1427,15 @@
         <w:spacing w:before="60" w:after="120"/>
         <w:jc w:val="both"/>
       </w:pPr>
-      <w:r>
-        <w:rPr>
-          <w:rFonts w:ascii="Arial" w:eastAsia="Arial" w:hAnsi="Arial" w:cs="Arial"/>
-          <w:color w:val="555555"/>
-        </w:rPr>
-        <w:t>https://github.com/AfnanRaees/taskflow-cicd</w:t>
-      </w:r>
+      <w:hyperlink r:id="rId7" w:history="1">
+        <w:r>
+          <w:rPr>
+            <w:rStyle w:val="Hyperlink"/>
+            <w:rFonts w:ascii="Arial" w:eastAsia="Arial" w:hAnsi="Arial" w:cs="Arial"/>
+          </w:rPr>
+          <w:t>https://github.com/AfnanRaees/taskflow-cicd</w:t>
+        </w:r>
+      </w:hyperlink>
     </w:p>
     <w:p>
       <w:pPr>
@@ -1770,13 +1457,15 @@
         <w:spacing w:before="60" w:after="120"/>
         <w:jc w:val="both"/>
       </w:pPr>
-      <w:r>
-        <w:rPr>
-          <w:rFonts w:ascii="Arial" w:eastAsia="Arial" w:hAnsi="Arial" w:cs="Arial"/>
-          <w:color w:val="555555"/>
-        </w:rPr>
-        <w:t>https://majestic-puppy-00b1af.netlify.app/</w:t>
-      </w:r>
+      <w:hyperlink r:id="rId8" w:history="1">
+        <w:r>
+          <w:rPr>
+            <w:rStyle w:val="Hyperlink"/>
+            <w:rFonts w:ascii="Arial" w:eastAsia="Arial" w:hAnsi="Arial" w:cs="Arial"/>
+          </w:rPr>
+          <w:t>https://majestic-puppy-00b1af.netlify.app/</w:t>
+        </w:r>
+      </w:hyperlink>
     </w:p>
     <w:p>
       <w:pPr>
@@ -1812,7 +1501,39 @@
           <w:rFonts w:ascii="Arial" w:eastAsia="Arial" w:hAnsi="Arial" w:cs="Arial"/>
           <w:color w:val="000000"/>
         </w:rPr>
-        <w:t>Your team is the development crew for TaskFlow, a lightweight task-management web application consisting of five HTML pages. The Team Lead sets up the repository, Dockerfile, shared stylesheet, and the CI/CD pipelines. Each team member is then individually responsible for building one specific page of the application, following the full Git, GitHub, and Docker flow independently.</w:t>
+        <w:t xml:space="preserve">Your team is the development crew for </w:t>
+      </w:r>
+      <w:proofErr w:type="spellStart"/>
+      <w:r>
+        <w:rPr>
+          <w:rFonts w:ascii="Arial" w:eastAsia="Arial" w:hAnsi="Arial" w:cs="Arial"/>
+          <w:color w:val="000000"/>
+        </w:rPr>
+        <w:t>TaskFlow</w:t>
+      </w:r>
+      <w:proofErr w:type="spellEnd"/>
+      <w:r>
+        <w:rPr>
+          <w:rFonts w:ascii="Arial" w:eastAsia="Arial" w:hAnsi="Arial" w:cs="Arial"/>
+          <w:color w:val="000000"/>
+        </w:rPr>
+        <w:t xml:space="preserve">, a lightweight task-management web application consisting of five HTML pages. The Team Lead sets up the repository, </w:t>
+      </w:r>
+      <w:proofErr w:type="spellStart"/>
+      <w:r>
+        <w:rPr>
+          <w:rFonts w:ascii="Arial" w:eastAsia="Arial" w:hAnsi="Arial" w:cs="Arial"/>
+          <w:color w:val="000000"/>
+        </w:rPr>
+        <w:t>Dockerfile</w:t>
+      </w:r>
+      <w:proofErr w:type="spellEnd"/>
+      <w:r>
+        <w:rPr>
+          <w:rFonts w:ascii="Arial" w:eastAsia="Arial" w:hAnsi="Arial" w:cs="Arial"/>
+          <w:color w:val="000000"/>
+        </w:rPr>
+        <w:t>, shared stylesheet, and the CI/CD pipelines. Each team member is then individually responsible for building one specific page of the application, following the full Git, GitHub, and Docker flow independently.</w:t>
       </w:r>
     </w:p>
     <w:p>
@@ -1830,7 +1551,23 @@
           <w:rFonts w:ascii="Arial" w:eastAsia="Arial" w:hAnsi="Arial" w:cs="Arial"/>
           <w:color w:val="000000"/>
         </w:rPr>
-        <w:t>The 5 pages of the TaskFlow application and their assignment are defined in Table 3 below. The Team Lead takes Page 1 (Home / Dashboard) in addition to their setup responsibilities.</w:t>
+        <w:t xml:space="preserve">The 5 pages of the </w:t>
+      </w:r>
+      <w:proofErr w:type="spellStart"/>
+      <w:r>
+        <w:rPr>
+          <w:rFonts w:ascii="Arial" w:eastAsia="Arial" w:hAnsi="Arial" w:cs="Arial"/>
+          <w:color w:val="000000"/>
+        </w:rPr>
+        <w:t>TaskFlow</w:t>
+      </w:r>
+      <w:proofErr w:type="spellEnd"/>
+      <w:r>
+        <w:rPr>
+          <w:rFonts w:ascii="Arial" w:eastAsia="Arial" w:hAnsi="Arial" w:cs="Arial"/>
+          <w:color w:val="000000"/>
+        </w:rPr>
+        <w:t xml:space="preserve"> application and their assignment are defined in Table 3 below. The Team Lead takes Page 1 (Home / Dashboard) in addition to their setup responsibilities.</w:t>
       </w:r>
     </w:p>
     <w:p>
@@ -1852,7 +1589,31 @@
           <w:sz w:val="18"/>
           <w:szCs w:val="18"/>
         </w:rPr>
-        <w:t>Table 3: TaskFlow Page Assignment</w:t>
+        <w:t xml:space="preserve">Table 3: </w:t>
+      </w:r>
+      <w:proofErr w:type="spellStart"/>
+      <w:r>
+        <w:rPr>
+          <w:rFonts w:ascii="Arial" w:eastAsia="Arial" w:hAnsi="Arial" w:cs="Arial"/>
+          <w:b/>
+          <w:bCs/>
+          <w:color w:val="444444"/>
+          <w:sz w:val="18"/>
+          <w:szCs w:val="18"/>
+        </w:rPr>
+        <w:t>TaskFlow</w:t>
+      </w:r>
+      <w:proofErr w:type="spellEnd"/>
+      <w:r>
+        <w:rPr>
+          <w:rFonts w:ascii="Arial" w:eastAsia="Arial" w:hAnsi="Arial" w:cs="Arial"/>
+          <w:b/>
+          <w:bCs/>
+          <w:color w:val="444444"/>
+          <w:sz w:val="18"/>
+          <w:szCs w:val="18"/>
+        </w:rPr>
+        <w:t xml:space="preserve"> Page Assignment</w:t>
       </w:r>
     </w:p>
     <w:tbl>
@@ -1879,12 +1640,6 @@
         <w:gridCol w:w="4860"/>
       </w:tblGrid>
       <w:tr>
-        <w:tblPrEx>
-          <w:tblCellMar>
-            <w:top w:w="0" w:type="dxa"/>
-            <w:bottom w:w="0" w:type="dxa"/>
-          </w:tblCellMar>
-        </w:tblPrEx>
         <w:trPr>
           <w:tblHeader/>
         </w:trPr>
@@ -2018,12 +1773,6 @@
         </w:tc>
       </w:tr>
       <w:tr>
-        <w:tblPrEx>
-          <w:tblCellMar>
-            <w:top w:w="0" w:type="dxa"/>
-            <w:bottom w:w="0" w:type="dxa"/>
-          </w:tblCellMar>
-        </w:tblPrEx>
         <w:tc>
           <w:tcPr>
             <w:tcW w:w="500" w:type="dxa"/>
@@ -2150,12 +1899,6 @@
         </w:tc>
       </w:tr>
       <w:tr>
-        <w:tblPrEx>
-          <w:tblCellMar>
-            <w:top w:w="0" w:type="dxa"/>
-            <w:bottom w:w="0" w:type="dxa"/>
-          </w:tblCellMar>
-        </w:tblPrEx>
         <w:tc>
           <w:tcPr>
             <w:tcW w:w="500" w:type="dxa"/>
@@ -2300,12 +2043,6 @@
         </w:tc>
       </w:tr>
       <w:tr>
-        <w:tblPrEx>
-          <w:tblCellMar>
-            <w:top w:w="0" w:type="dxa"/>
-            <w:bottom w:w="0" w:type="dxa"/>
-          </w:tblCellMar>
-        </w:tblPrEx>
         <w:tc>
           <w:tcPr>
             <w:tcW w:w="500" w:type="dxa"/>
@@ -2432,12 +2169,6 @@
         </w:tc>
       </w:tr>
       <w:tr>
-        <w:tblPrEx>
-          <w:tblCellMar>
-            <w:top w:w="0" w:type="dxa"/>
-            <w:bottom w:w="0" w:type="dxa"/>
-          </w:tblCellMar>
-        </w:tblPrEx>
         <w:tc>
           <w:tcPr>
             <w:tcW w:w="500" w:type="dxa"/>
@@ -2564,12 +2295,6 @@
         </w:tc>
       </w:tr>
       <w:tr>
-        <w:tblPrEx>
-          <w:tblCellMar>
-            <w:top w:w="0" w:type="dxa"/>
-            <w:bottom w:w="0" w:type="dxa"/>
-          </w:tblCellMar>
-        </w:tblPrEx>
         <w:tc>
           <w:tcPr>
             <w:tcW w:w="500" w:type="dxa"/>
@@ -2598,6 +2323,7 @@
                 <w:sz w:val="18"/>
                 <w:szCs w:val="18"/>
               </w:rPr>
+              <w:lastRenderedPageBreak/>
               <w:t>5</w:t>
             </w:r>
           </w:p>
@@ -2690,7 +2416,27 @@
                 <w:sz w:val="18"/>
                 <w:szCs w:val="18"/>
               </w:rPr>
-              <w:t>A page describing the TaskFlow application, its purpose, and a simple usage guide explaining how to navigate and use the app.</w:t>
+              <w:t xml:space="preserve">A page describing the </w:t>
+            </w:r>
+            <w:proofErr w:type="spellStart"/>
+            <w:r>
+              <w:rPr>
+                <w:rFonts w:ascii="Arial" w:eastAsia="Arial" w:hAnsi="Arial" w:cs="Arial"/>
+                <w:color w:val="000000"/>
+                <w:sz w:val="18"/>
+                <w:szCs w:val="18"/>
+              </w:rPr>
+              <w:t>TaskFlow</w:t>
+            </w:r>
+            <w:proofErr w:type="spellEnd"/>
+            <w:r>
+              <w:rPr>
+                <w:rFonts w:ascii="Arial" w:eastAsia="Arial" w:hAnsi="Arial" w:cs="Arial"/>
+                <w:color w:val="000000"/>
+                <w:sz w:val="18"/>
+                <w:szCs w:val="18"/>
+              </w:rPr>
+              <w:t xml:space="preserve"> application, its purpose, and a simple usage guide explaining how to navigate and use the app.</w:t>
             </w:r>
           </w:p>
         </w:tc>
@@ -2713,7 +2459,6 @@
           <w:bCs/>
           <w:color w:val="000000"/>
         </w:rPr>
-        <w:lastRenderedPageBreak/>
         <w:t>Each member's individual workflow:</w:t>
       </w:r>
     </w:p>
@@ -2745,7 +2490,39 @@
           <w:rFonts w:ascii="Arial" w:eastAsia="Arial" w:hAnsi="Arial" w:cs="Arial"/>
           <w:color w:val="000000"/>
         </w:rPr>
-        <w:t xml:space="preserve"> using the naming convention: feature/&lt;member-github-username&gt;/&lt;page-name&gt;  (e.g., feature/ali-hassan/add-task).</w:t>
+        <w:t xml:space="preserve"> using the naming convention: feature/&lt;member-</w:t>
+      </w:r>
+      <w:proofErr w:type="spellStart"/>
+      <w:r>
+        <w:rPr>
+          <w:rFonts w:ascii="Arial" w:eastAsia="Arial" w:hAnsi="Arial" w:cs="Arial"/>
+          <w:color w:val="000000"/>
+        </w:rPr>
+        <w:t>github</w:t>
+      </w:r>
+      <w:proofErr w:type="spellEnd"/>
+      <w:r>
+        <w:rPr>
+          <w:rFonts w:ascii="Arial" w:eastAsia="Arial" w:hAnsi="Arial" w:cs="Arial"/>
+          <w:color w:val="000000"/>
+        </w:rPr>
+        <w:t>-username&gt;/&lt;page-name&gt;  (e.g., feature/</w:t>
+      </w:r>
+      <w:proofErr w:type="spellStart"/>
+      <w:r>
+        <w:rPr>
+          <w:rFonts w:ascii="Arial" w:eastAsia="Arial" w:hAnsi="Arial" w:cs="Arial"/>
+          <w:color w:val="000000"/>
+        </w:rPr>
+        <w:t>ali-hassan</w:t>
+      </w:r>
+      <w:proofErr w:type="spellEnd"/>
+      <w:r>
+        <w:rPr>
+          <w:rFonts w:ascii="Arial" w:eastAsia="Arial" w:hAnsi="Arial" w:cs="Arial"/>
+          <w:color w:val="000000"/>
+        </w:rPr>
+        <w:t>/add-task).</w:t>
       </w:r>
     </w:p>
     <w:p>
@@ -2827,7 +2604,23 @@
           <w:rFonts w:ascii="Arial" w:eastAsia="Arial" w:hAnsi="Arial" w:cs="Arial"/>
           <w:color w:val="000000"/>
         </w:rPr>
-        <w:t xml:space="preserve">Once CI passes and the PR is reviewed and approved, the Team Lead merges the PR. The merge generates a push event on </w:t>
+        <w:t xml:space="preserve">Once CI passes and the PR is reviewed and approved, the Team Lead </w:t>
+      </w:r>
+      <w:proofErr w:type="gramStart"/>
+      <w:r>
+        <w:rPr>
+          <w:rFonts w:ascii="Arial" w:eastAsia="Arial" w:hAnsi="Arial" w:cs="Arial"/>
+          <w:color w:val="000000"/>
+        </w:rPr>
+        <w:t>merges</w:t>
+      </w:r>
+      <w:proofErr w:type="gramEnd"/>
+      <w:r>
+        <w:rPr>
+          <w:rFonts w:ascii="Arial" w:eastAsia="Arial" w:hAnsi="Arial" w:cs="Arial"/>
+          <w:color w:val="000000"/>
+        </w:rPr>
+        <w:t xml:space="preserve"> the PR. The merge generates a push event on </w:t>
       </w:r>
       <w:r>
         <w:rPr>
@@ -2873,7 +2666,23 @@
           <w:rFonts w:ascii="Arial" w:eastAsia="Arial" w:hAnsi="Arial" w:cs="Arial"/>
           <w:color w:val="2E75B6"/>
         </w:rPr>
-        <w:t xml:space="preserve"> → CD deploys to Render → Live TaskFlow updated with the new page.</w:t>
+        <w:t xml:space="preserve"> → CD deploys to Render → Live </w:t>
+      </w:r>
+      <w:proofErr w:type="spellStart"/>
+      <w:r>
+        <w:rPr>
+          <w:rFonts w:ascii="Arial" w:eastAsia="Arial" w:hAnsi="Arial" w:cs="Arial"/>
+          <w:color w:val="2E75B6"/>
+        </w:rPr>
+        <w:t>TaskFlow</w:t>
+      </w:r>
+      <w:proofErr w:type="spellEnd"/>
+      <w:r>
+        <w:rPr>
+          <w:rFonts w:ascii="Arial" w:eastAsia="Arial" w:hAnsi="Arial" w:cs="Arial"/>
+          <w:color w:val="2E75B6"/>
+        </w:rPr>
+        <w:t xml:space="preserve"> updated with the new page.</w:t>
       </w:r>
     </w:p>
     <w:p>
@@ -2910,7 +2719,23 @@
           <w:rFonts w:ascii="Arial" w:eastAsia="Arial" w:hAnsi="Arial" w:cs="Arial"/>
           <w:color w:val="000000"/>
         </w:rPr>
-        <w:t>The Team Lead must complete the following setup steps before the team starts working:</w:t>
+        <w:t xml:space="preserve">The Team Lead must complete the </w:t>
+      </w:r>
+      <w:proofErr w:type="gramStart"/>
+      <w:r>
+        <w:rPr>
+          <w:rFonts w:ascii="Arial" w:eastAsia="Arial" w:hAnsi="Arial" w:cs="Arial"/>
+          <w:color w:val="000000"/>
+        </w:rPr>
+        <w:t>following setup</w:t>
+      </w:r>
+      <w:proofErr w:type="gramEnd"/>
+      <w:r>
+        <w:rPr>
+          <w:rFonts w:ascii="Arial" w:eastAsia="Arial" w:hAnsi="Arial" w:cs="Arial"/>
+          <w:color w:val="000000"/>
+        </w:rPr>
+        <w:t xml:space="preserve"> steps before the team starts working:</w:t>
       </w:r>
     </w:p>
     <w:p>
@@ -2927,7 +2752,23 @@
           <w:rFonts w:ascii="Arial" w:eastAsia="Arial" w:hAnsi="Arial" w:cs="Arial"/>
           <w:color w:val="000000"/>
         </w:rPr>
-        <w:t>Create a new public GitHub repository named taskflow-cicd (or a name agreed by the team). Do NOT clone or fork any existing repository.</w:t>
+        <w:t xml:space="preserve">Create a new public GitHub repository named </w:t>
+      </w:r>
+      <w:proofErr w:type="spellStart"/>
+      <w:r>
+        <w:rPr>
+          <w:rFonts w:ascii="Arial" w:eastAsia="Arial" w:hAnsi="Arial" w:cs="Arial"/>
+          <w:color w:val="000000"/>
+        </w:rPr>
+        <w:t>taskflow-cicd</w:t>
+      </w:r>
+      <w:proofErr w:type="spellEnd"/>
+      <w:r>
+        <w:rPr>
+          <w:rFonts w:ascii="Arial" w:eastAsia="Arial" w:hAnsi="Arial" w:cs="Arial"/>
+          <w:color w:val="000000"/>
+        </w:rPr>
+        <w:t xml:space="preserve"> (or a name agreed by the team). Do NOT clone or fork any existing repository.</w:t>
       </w:r>
     </w:p>
     <w:p>
@@ -3006,7 +2847,23 @@
           <w:rFonts w:ascii="Arial" w:eastAsia="Arial" w:hAnsi="Arial" w:cs="Arial"/>
           <w:color w:val="000000"/>
         </w:rPr>
-        <w:t>Team Lead: Sign up on Render (render.com), create a new Web Service connected to the Docker Hub image repository, and copy the deploy hook URL from the Render service settings. This URL will be stored as the RENDER_DEPLOY_HOOK_URL secret.</w:t>
+        <w:t xml:space="preserve">Team Lead: Sign up </w:t>
+      </w:r>
+      <w:proofErr w:type="gramStart"/>
+      <w:r>
+        <w:rPr>
+          <w:rFonts w:ascii="Arial" w:eastAsia="Arial" w:hAnsi="Arial" w:cs="Arial"/>
+          <w:color w:val="000000"/>
+        </w:rPr>
+        <w:t>on</w:t>
+      </w:r>
+      <w:proofErr w:type="gramEnd"/>
+      <w:r>
+        <w:rPr>
+          <w:rFonts w:ascii="Arial" w:eastAsia="Arial" w:hAnsi="Arial" w:cs="Arial"/>
+          <w:color w:val="000000"/>
+        </w:rPr>
+        <w:t xml:space="preserve"> Render (render.com), create a new Web Service connected to the Docker Hub image repository, and copy the deploy hook URL from the Render service settings. This URL will be stored as the RENDER_DEPLOY_HOOK_URL secret.</w:t>
       </w:r>
     </w:p>
     <w:p>
@@ -3085,12 +2942,6 @@
         <w:gridCol w:w="6160"/>
       </w:tblGrid>
       <w:tr>
-        <w:tblPrEx>
-          <w:tblCellMar>
-            <w:top w:w="0" w:type="dxa"/>
-            <w:bottom w:w="0" w:type="dxa"/>
-          </w:tblCellMar>
-        </w:tblPrEx>
         <w:trPr>
           <w:tblHeader/>
         </w:trPr>
@@ -3160,12 +3011,6 @@
         </w:tc>
       </w:tr>
       <w:tr>
-        <w:tblPrEx>
-          <w:tblCellMar>
-            <w:top w:w="0" w:type="dxa"/>
-            <w:bottom w:w="0" w:type="dxa"/>
-          </w:tblCellMar>
-        </w:tblPrEx>
         <w:tc>
           <w:tcPr>
             <w:tcW w:w="3200" w:type="dxa"/>
@@ -3242,18 +3087,21 @@
                 <w:sz w:val="18"/>
                 <w:szCs w:val="18"/>
               </w:rPr>
-              <w:t xml:space="preserve"> created by Member 1</w:t>
+              <w:t xml:space="preserve"> created by Member </w:t>
+            </w:r>
+            <w:r>
+              <w:rPr>
+                <w:rFonts w:ascii="Arial" w:eastAsia="Arial" w:hAnsi="Arial" w:cs="Arial"/>
+                <w:color w:val="000000"/>
+                <w:sz w:val="18"/>
+                <w:szCs w:val="18"/>
+              </w:rPr>
+              <w:t>1</w:t>
             </w:r>
           </w:p>
         </w:tc>
       </w:tr>
       <w:tr>
-        <w:tblPrEx>
-          <w:tblCellMar>
-            <w:top w:w="0" w:type="dxa"/>
-            <w:bottom w:w="0" w:type="dxa"/>
-          </w:tblCellMar>
-        </w:tblPrEx>
         <w:tc>
           <w:tcPr>
             <w:tcW w:w="3200" w:type="dxa"/>
@@ -3330,18 +3178,21 @@
                 <w:sz w:val="18"/>
                 <w:szCs w:val="18"/>
               </w:rPr>
-              <w:t xml:space="preserve"> created by Member 2</w:t>
+              <w:t xml:space="preserve"> created by Member </w:t>
+            </w:r>
+            <w:r>
+              <w:rPr>
+                <w:rFonts w:ascii="Arial" w:eastAsia="Arial" w:hAnsi="Arial" w:cs="Arial"/>
+                <w:color w:val="000000"/>
+                <w:sz w:val="18"/>
+                <w:szCs w:val="18"/>
+              </w:rPr>
+              <w:t>2</w:t>
             </w:r>
           </w:p>
         </w:tc>
       </w:tr>
       <w:tr>
-        <w:tblPrEx>
-          <w:tblCellMar>
-            <w:top w:w="0" w:type="dxa"/>
-            <w:bottom w:w="0" w:type="dxa"/>
-          </w:tblCellMar>
-        </w:tblPrEx>
         <w:tc>
           <w:tcPr>
             <w:tcW w:w="3200" w:type="dxa"/>
@@ -3418,18 +3269,21 @@
                 <w:sz w:val="18"/>
                 <w:szCs w:val="18"/>
               </w:rPr>
-              <w:t xml:space="preserve"> created by Member 3</w:t>
+              <w:t xml:space="preserve"> created by Member </w:t>
+            </w:r>
+            <w:r>
+              <w:rPr>
+                <w:rFonts w:ascii="Arial" w:eastAsia="Arial" w:hAnsi="Arial" w:cs="Arial"/>
+                <w:color w:val="000000"/>
+                <w:sz w:val="18"/>
+                <w:szCs w:val="18"/>
+              </w:rPr>
+              <w:t>1</w:t>
             </w:r>
           </w:p>
         </w:tc>
       </w:tr>
       <w:tr>
-        <w:tblPrEx>
-          <w:tblCellMar>
-            <w:top w:w="0" w:type="dxa"/>
-            <w:bottom w:w="0" w:type="dxa"/>
-          </w:tblCellMar>
-        </w:tblPrEx>
         <w:tc>
           <w:tcPr>
             <w:tcW w:w="3200" w:type="dxa"/>
@@ -3506,18 +3360,21 @@
                 <w:sz w:val="18"/>
                 <w:szCs w:val="18"/>
               </w:rPr>
-              <w:t xml:space="preserve"> created by Member 4</w:t>
+              <w:t xml:space="preserve"> created by Member </w:t>
+            </w:r>
+            <w:r>
+              <w:rPr>
+                <w:rFonts w:ascii="Arial" w:eastAsia="Arial" w:hAnsi="Arial" w:cs="Arial"/>
+                <w:color w:val="000000"/>
+                <w:sz w:val="18"/>
+                <w:szCs w:val="18"/>
+              </w:rPr>
+              <w:t>1</w:t>
             </w:r>
           </w:p>
         </w:tc>
       </w:tr>
       <w:tr>
-        <w:tblPrEx>
-          <w:tblCellMar>
-            <w:top w:w="0" w:type="dxa"/>
-            <w:bottom w:w="0" w:type="dxa"/>
-          </w:tblCellMar>
-        </w:tblPrEx>
         <w:tc>
           <w:tcPr>
             <w:tcW w:w="3200" w:type="dxa"/>
@@ -3594,18 +3451,21 @@
                 <w:sz w:val="18"/>
                 <w:szCs w:val="18"/>
               </w:rPr>
-              <w:t xml:space="preserve"> created by Member 5</w:t>
+              <w:t xml:space="preserve"> created by Member </w:t>
+            </w:r>
+            <w:r>
+              <w:rPr>
+                <w:rFonts w:ascii="Arial" w:eastAsia="Arial" w:hAnsi="Arial" w:cs="Arial"/>
+                <w:color w:val="000000"/>
+                <w:sz w:val="18"/>
+                <w:szCs w:val="18"/>
+              </w:rPr>
+              <w:t>2</w:t>
             </w:r>
           </w:p>
         </w:tc>
       </w:tr>
       <w:tr>
-        <w:tblPrEx>
-          <w:tblCellMar>
-            <w:top w:w="0" w:type="dxa"/>
-            <w:bottom w:w="0" w:type="dxa"/>
-          </w:tblCellMar>
-        </w:tblPrEx>
         <w:tc>
           <w:tcPr>
             <w:tcW w:w="3200" w:type="dxa"/>
@@ -3688,12 +3548,6 @@
         </w:tc>
       </w:tr>
       <w:tr>
-        <w:tblPrEx>
-          <w:tblCellMar>
-            <w:top w:w="0" w:type="dxa"/>
-            <w:bottom w:w="0" w:type="dxa"/>
-          </w:tblCellMar>
-        </w:tblPrEx>
         <w:tc>
           <w:tcPr>
             <w:tcW w:w="3200" w:type="dxa"/>
@@ -3713,6 +3567,7 @@
             <w:vAlign w:val="center"/>
           </w:tcPr>
           <w:p>
+            <w:proofErr w:type="spellStart"/>
             <w:r>
               <w:rPr>
                 <w:rFonts w:ascii="Arial" w:eastAsia="Arial" w:hAnsi="Arial" w:cs="Arial"/>
@@ -3724,6 +3579,7 @@
               </w:rPr>
               <w:t>Dockerfile</w:t>
             </w:r>
+            <w:proofErr w:type="spellEnd"/>
           </w:p>
         </w:tc>
         <w:tc>
@@ -3745,25 +3601,30 @@
             <w:vAlign w:val="center"/>
           </w:tcPr>
           <w:p>
-            <w:r>
-              <w:rPr>
-                <w:rFonts w:ascii="Arial" w:eastAsia="Arial" w:hAnsi="Arial" w:cs="Arial"/>
-                <w:color w:val="000000"/>
-                <w:sz w:val="18"/>
-                <w:szCs w:val="18"/>
-              </w:rPr>
-              <w:t>Dockerfile to containerize the application (nginx-based)</w:t>
+            <w:proofErr w:type="spellStart"/>
+            <w:r>
+              <w:rPr>
+                <w:rFonts w:ascii="Arial" w:eastAsia="Arial" w:hAnsi="Arial" w:cs="Arial"/>
+                <w:color w:val="000000"/>
+                <w:sz w:val="18"/>
+                <w:szCs w:val="18"/>
+              </w:rPr>
+              <w:t>Dockerfile</w:t>
+            </w:r>
+            <w:proofErr w:type="spellEnd"/>
+            <w:r>
+              <w:rPr>
+                <w:rFonts w:ascii="Arial" w:eastAsia="Arial" w:hAnsi="Arial" w:cs="Arial"/>
+                <w:color w:val="000000"/>
+                <w:sz w:val="18"/>
+                <w:szCs w:val="18"/>
+              </w:rPr>
+              <w:t xml:space="preserve"> to containerize the application (nginx-based)</w:t>
             </w:r>
           </w:p>
         </w:tc>
       </w:tr>
       <w:tr>
-        <w:tblPrEx>
-          <w:tblCellMar>
-            <w:top w:w="0" w:type="dxa"/>
-            <w:bottom w:w="0" w:type="dxa"/>
-          </w:tblCellMar>
-        </w:tblPrEx>
         <w:tc>
           <w:tcPr>
             <w:tcW w:w="3200" w:type="dxa"/>
@@ -3792,8 +3653,45 @@
                 <w:sz w:val="18"/>
                 <w:szCs w:val="18"/>
               </w:rPr>
-              <w:t>.github/workflows/ci.yml</w:t>
-            </w:r>
+              <w:t>.</w:t>
+            </w:r>
+            <w:proofErr w:type="spellStart"/>
+            <w:r>
+              <w:rPr>
+                <w:rFonts w:ascii="Arial" w:eastAsia="Arial" w:hAnsi="Arial" w:cs="Arial"/>
+                <w:b/>
+                <w:bCs/>
+                <w:color w:val="000000"/>
+                <w:sz w:val="18"/>
+                <w:szCs w:val="18"/>
+              </w:rPr>
+              <w:t>github</w:t>
+            </w:r>
+            <w:proofErr w:type="spellEnd"/>
+            <w:r>
+              <w:rPr>
+                <w:rFonts w:ascii="Arial" w:eastAsia="Arial" w:hAnsi="Arial" w:cs="Arial"/>
+                <w:b/>
+                <w:bCs/>
+                <w:color w:val="000000"/>
+                <w:sz w:val="18"/>
+                <w:szCs w:val="18"/>
+              </w:rPr>
+              <w:t>/workflows/</w:t>
+            </w:r>
+            <w:proofErr w:type="spellStart"/>
+            <w:r>
+              <w:rPr>
+                <w:rFonts w:ascii="Arial" w:eastAsia="Arial" w:hAnsi="Arial" w:cs="Arial"/>
+                <w:b/>
+                <w:bCs/>
+                <w:color w:val="000000"/>
+                <w:sz w:val="18"/>
+                <w:szCs w:val="18"/>
+              </w:rPr>
+              <w:t>ci.yml</w:t>
+            </w:r>
+            <w:proofErr w:type="spellEnd"/>
           </w:p>
         </w:tc>
         <w:tc>
@@ -3837,12 +3735,6 @@
         </w:tc>
       </w:tr>
       <w:tr>
-        <w:tblPrEx>
-          <w:tblCellMar>
-            <w:top w:w="0" w:type="dxa"/>
-            <w:bottom w:w="0" w:type="dxa"/>
-          </w:tblCellMar>
-        </w:tblPrEx>
         <w:tc>
           <w:tcPr>
             <w:tcW w:w="3200" w:type="dxa"/>
@@ -3871,8 +3763,45 @@
                 <w:sz w:val="18"/>
                 <w:szCs w:val="18"/>
               </w:rPr>
-              <w:t>.github/workflows/cd.yml</w:t>
-            </w:r>
+              <w:t>.</w:t>
+            </w:r>
+            <w:proofErr w:type="spellStart"/>
+            <w:r>
+              <w:rPr>
+                <w:rFonts w:ascii="Arial" w:eastAsia="Arial" w:hAnsi="Arial" w:cs="Arial"/>
+                <w:b/>
+                <w:bCs/>
+                <w:color w:val="000000"/>
+                <w:sz w:val="18"/>
+                <w:szCs w:val="18"/>
+              </w:rPr>
+              <w:t>github</w:t>
+            </w:r>
+            <w:proofErr w:type="spellEnd"/>
+            <w:r>
+              <w:rPr>
+                <w:rFonts w:ascii="Arial" w:eastAsia="Arial" w:hAnsi="Arial" w:cs="Arial"/>
+                <w:b/>
+                <w:bCs/>
+                <w:color w:val="000000"/>
+                <w:sz w:val="18"/>
+                <w:szCs w:val="18"/>
+              </w:rPr>
+              <w:t>/workflows/</w:t>
+            </w:r>
+            <w:proofErr w:type="spellStart"/>
+            <w:r>
+              <w:rPr>
+                <w:rFonts w:ascii="Arial" w:eastAsia="Arial" w:hAnsi="Arial" w:cs="Arial"/>
+                <w:b/>
+                <w:bCs/>
+                <w:color w:val="000000"/>
+                <w:sz w:val="18"/>
+                <w:szCs w:val="18"/>
+              </w:rPr>
+              <w:t>cd.yml</w:t>
+            </w:r>
+            <w:proofErr w:type="spellEnd"/>
           </w:p>
         </w:tc>
         <w:tc>
@@ -3916,12 +3845,6 @@
         </w:tc>
       </w:tr>
       <w:tr>
-        <w:tblPrEx>
-          <w:tblCellMar>
-            <w:top w:w="0" w:type="dxa"/>
-            <w:bottom w:w="0" w:type="dxa"/>
-          </w:tblCellMar>
-        </w:tblPrEx>
         <w:tc>
           <w:tcPr>
             <w:tcW w:w="3200" w:type="dxa"/>
@@ -3950,6 +3873,7 @@
                 <w:sz w:val="18"/>
                 <w:szCs w:val="18"/>
               </w:rPr>
+              <w:lastRenderedPageBreak/>
               <w:t>Assignment_04_Spring2026.docx</w:t>
             </w:r>
           </w:p>
@@ -4020,8 +3944,23 @@
           <w:rFonts w:ascii="Arial" w:eastAsia="Arial" w:hAnsi="Arial" w:cs="Arial"/>
           <w:color w:val="000000"/>
         </w:rPr>
-        <w:lastRenderedPageBreak/>
-        <w:t xml:space="preserve">The Team Lead (TL) is responsible for creating all secrets listed below. The TL is the repository admin and the credentials in use </w:t>
+        <w:t xml:space="preserve">The Team Lead (TL) is responsible for creating all secrets listed below. </w:t>
+      </w:r>
+      <w:proofErr w:type="gramStart"/>
+      <w:r>
+        <w:rPr>
+          <w:rFonts w:ascii="Arial" w:eastAsia="Arial" w:hAnsi="Arial" w:cs="Arial"/>
+          <w:color w:val="000000"/>
+        </w:rPr>
+        <w:t>The TL</w:t>
+      </w:r>
+      <w:proofErr w:type="gramEnd"/>
+      <w:r>
+        <w:rPr>
+          <w:rFonts w:ascii="Arial" w:eastAsia="Arial" w:hAnsi="Arial" w:cs="Arial"/>
+          <w:color w:val="000000"/>
+        </w:rPr>
+        <w:t xml:space="preserve"> is the repository admin and the credentials in use </w:t>
       </w:r>
       <w:r>
         <w:rPr>
@@ -4168,12 +4107,6 @@
         <w:gridCol w:w="4420"/>
       </w:tblGrid>
       <w:tr>
-        <w:tblPrEx>
-          <w:tblCellMar>
-            <w:top w:w="0" w:type="dxa"/>
-            <w:bottom w:w="0" w:type="dxa"/>
-          </w:tblCellMar>
-        </w:tblPrEx>
         <w:trPr>
           <w:tblHeader/>
         </w:trPr>
@@ -4275,12 +4208,6 @@
         </w:tc>
       </w:tr>
       <w:tr>
-        <w:tblPrEx>
-          <w:tblCellMar>
-            <w:top w:w="0" w:type="dxa"/>
-            <w:bottom w:w="0" w:type="dxa"/>
-          </w:tblCellMar>
-        </w:tblPrEx>
         <w:trPr>
           <w:trHeight w:val="427"/>
         </w:trPr>
@@ -4384,12 +4311,6 @@
         </w:tc>
       </w:tr>
       <w:tr>
-        <w:tblPrEx>
-          <w:tblCellMar>
-            <w:top w:w="0" w:type="dxa"/>
-            <w:bottom w:w="0" w:type="dxa"/>
-          </w:tblCellMar>
-        </w:tblPrEx>
         <w:tc>
           <w:tcPr>
             <w:tcW w:w="2000" w:type="dxa"/>
@@ -4502,12 +4423,6 @@
         </w:tc>
       </w:tr>
       <w:tr>
-        <w:tblPrEx>
-          <w:tblCellMar>
-            <w:top w:w="0" w:type="dxa"/>
-            <w:bottom w:w="0" w:type="dxa"/>
-          </w:tblCellMar>
-        </w:tblPrEx>
         <w:tc>
           <w:tcPr>
             <w:tcW w:w="2000" w:type="dxa"/>
@@ -4619,7 +4534,27 @@
           <w:sz w:val="18"/>
           <w:szCs w:val="18"/>
         </w:rPr>
-        <w:t xml:space="preserve">All three secrets must be created by the Team Lead, as the TL is the repository admin and the credentials belong to them. DOCKERHUB_USERNAME and DOCKERHUB_TOKEN must be the Team Lead's own Docker Hub credentials, added as repository-level secrets (Settings → Secrets and variables → Actions → Repository secrets). RENDER_DEPLOY_HOOK_URL is obtained from the Render web service set up by the Team Lead and must be added as an environment-level secret inside the </w:t>
+        <w:t xml:space="preserve">All three secrets must be created by the Team Lead, as </w:t>
+      </w:r>
+      <w:proofErr w:type="gramStart"/>
+      <w:r>
+        <w:rPr>
+          <w:rFonts w:ascii="Arial" w:eastAsia="Arial" w:hAnsi="Arial" w:cs="Arial"/>
+          <w:color w:val="555555"/>
+          <w:sz w:val="18"/>
+          <w:szCs w:val="18"/>
+        </w:rPr>
+        <w:t>the TL</w:t>
+      </w:r>
+      <w:proofErr w:type="gramEnd"/>
+      <w:r>
+        <w:rPr>
+          <w:rFonts w:ascii="Arial" w:eastAsia="Arial" w:hAnsi="Arial" w:cs="Arial"/>
+          <w:color w:val="555555"/>
+          <w:sz w:val="18"/>
+          <w:szCs w:val="18"/>
+        </w:rPr>
+        <w:t xml:space="preserve"> is the repository admin and the credentials belong to them. DOCKERHUB_USERNAME and DOCKERHUB_TOKEN must be the Team Lead's own Docker Hub credentials, added as repository-level secrets (Settings → Secrets and variables → Actions → Repository secrets). RENDER_DEPLOY_HOOK_URL is obtained from the Render web service set up by the Team Lead and must be added as an environment-level secret inside the </w:t>
       </w:r>
       <w:r>
         <w:rPr>
@@ -4661,7 +4596,55 @@
           <w:sz w:val="28"/>
           <w:szCs w:val="28"/>
         </w:rPr>
-        <w:t>CI PIPELINE REQUIREMENTS  (.github/workflows/ci.yml)</w:t>
+        <w:t>CI PIPELINE REQUIREMENTS  (.</w:t>
+      </w:r>
+      <w:proofErr w:type="spellStart"/>
+      <w:r>
+        <w:rPr>
+          <w:rFonts w:ascii="Arial" w:eastAsia="Arial" w:hAnsi="Arial" w:cs="Arial"/>
+          <w:b/>
+          <w:bCs/>
+          <w:color w:val="1F3864"/>
+          <w:sz w:val="28"/>
+          <w:szCs w:val="28"/>
+        </w:rPr>
+        <w:t>github</w:t>
+      </w:r>
+      <w:proofErr w:type="spellEnd"/>
+      <w:r>
+        <w:rPr>
+          <w:rFonts w:ascii="Arial" w:eastAsia="Arial" w:hAnsi="Arial" w:cs="Arial"/>
+          <w:b/>
+          <w:bCs/>
+          <w:color w:val="1F3864"/>
+          <w:sz w:val="28"/>
+          <w:szCs w:val="28"/>
+        </w:rPr>
+        <w:t>/workflows/</w:t>
+      </w:r>
+      <w:proofErr w:type="spellStart"/>
+      <w:r>
+        <w:rPr>
+          <w:rFonts w:ascii="Arial" w:eastAsia="Arial" w:hAnsi="Arial" w:cs="Arial"/>
+          <w:b/>
+          <w:bCs/>
+          <w:color w:val="1F3864"/>
+          <w:sz w:val="28"/>
+          <w:szCs w:val="28"/>
+        </w:rPr>
+        <w:t>ci.yml</w:t>
+      </w:r>
+      <w:proofErr w:type="spellEnd"/>
+      <w:r>
+        <w:rPr>
+          <w:rFonts w:ascii="Arial" w:eastAsia="Arial" w:hAnsi="Arial" w:cs="Arial"/>
+          <w:b/>
+          <w:bCs/>
+          <w:color w:val="1F3864"/>
+          <w:sz w:val="28"/>
+          <w:szCs w:val="28"/>
+        </w:rPr>
+        <w:t>)</w:t>
       </w:r>
     </w:p>
     <w:p>
@@ -4676,7 +4659,27 @@
           <w:bCs/>
           <w:color w:val="000000"/>
         </w:rPr>
-        <w:t xml:space="preserve">Trigger: The CI workflow must be triggered by a pull_request event targeting the </w:t>
+        <w:t xml:space="preserve">Trigger: The CI workflow must be triggered by a </w:t>
+      </w:r>
+      <w:proofErr w:type="spellStart"/>
+      <w:r>
+        <w:rPr>
+          <w:rFonts w:ascii="Arial" w:eastAsia="Arial" w:hAnsi="Arial" w:cs="Arial"/>
+          <w:b/>
+          <w:bCs/>
+          <w:color w:val="000000"/>
+        </w:rPr>
+        <w:t>pull_request</w:t>
+      </w:r>
+      <w:proofErr w:type="spellEnd"/>
+      <w:r>
+        <w:rPr>
+          <w:rFonts w:ascii="Arial" w:eastAsia="Arial" w:hAnsi="Arial" w:cs="Arial"/>
+          <w:b/>
+          <w:bCs/>
+          <w:color w:val="000000"/>
+        </w:rPr>
+        <w:t xml:space="preserve"> event targeting the </w:t>
       </w:r>
       <w:r>
         <w:rPr>
@@ -4763,7 +4766,23 @@
           <w:rFonts w:ascii="Arial" w:eastAsia="Arial" w:hAnsi="Arial" w:cs="Arial"/>
           <w:color w:val="000000"/>
         </w:rPr>
-        <w:t>Step 3 – Build Image: Build the Docker image from the Dockerfile in the project root.</w:t>
+        <w:t xml:space="preserve">Step 3 – Build Image: Build the Docker image from the </w:t>
+      </w:r>
+      <w:proofErr w:type="spellStart"/>
+      <w:r>
+        <w:rPr>
+          <w:rFonts w:ascii="Arial" w:eastAsia="Arial" w:hAnsi="Arial" w:cs="Arial"/>
+          <w:color w:val="000000"/>
+        </w:rPr>
+        <w:t>Dockerfile</w:t>
+      </w:r>
+      <w:proofErr w:type="spellEnd"/>
+      <w:r>
+        <w:rPr>
+          <w:rFonts w:ascii="Arial" w:eastAsia="Arial" w:hAnsi="Arial" w:cs="Arial"/>
+          <w:color w:val="000000"/>
+        </w:rPr>
+        <w:t xml:space="preserve"> in the project root.</w:t>
       </w:r>
     </w:p>
     <w:p>
@@ -4794,7 +4813,23 @@
           <w:rFonts w:ascii="Arial" w:eastAsia="Arial" w:hAnsi="Arial" w:cs="Arial"/>
           <w:color w:val="000000"/>
         </w:rPr>
-        <w:t xml:space="preserve"> at minimum the 'latest' tag; optionally also tag with the short commit SHA (github.sha).</w:t>
+        <w:t xml:space="preserve"> at minimum the 'latest' tag; optionally also tag with the short commit SHA (</w:t>
+      </w:r>
+      <w:proofErr w:type="spellStart"/>
+      <w:r>
+        <w:rPr>
+          <w:rFonts w:ascii="Arial" w:eastAsia="Arial" w:hAnsi="Arial" w:cs="Arial"/>
+          <w:color w:val="000000"/>
+        </w:rPr>
+        <w:t>github.sha</w:t>
+      </w:r>
+      <w:proofErr w:type="spellEnd"/>
+      <w:r>
+        <w:rPr>
+          <w:rFonts w:ascii="Arial" w:eastAsia="Arial" w:hAnsi="Arial" w:cs="Arial"/>
+          <w:color w:val="000000"/>
+        </w:rPr>
+        <w:t>).</w:t>
       </w:r>
     </w:p>
     <w:p>
@@ -4863,6 +4898,7 @@
           <w:rFonts w:ascii="Arial" w:eastAsia="Arial" w:hAnsi="Arial" w:cs="Arial"/>
           <w:color w:val="000000"/>
         </w:rPr>
+        <w:lastRenderedPageBreak/>
         <w:t xml:space="preserve">The CI status check must appear as a required check in the Branch Protection Rules on </w:t>
       </w:r>
       <w:r>
@@ -4901,7 +4937,55 @@
           <w:sz w:val="28"/>
           <w:szCs w:val="28"/>
         </w:rPr>
-        <w:t>CD PIPELINE REQUIREMENTS  (.github/workflows/cd.yml)</w:t>
+        <w:t>CD PIPELINE REQUIREMENTS  (.</w:t>
+      </w:r>
+      <w:proofErr w:type="spellStart"/>
+      <w:r>
+        <w:rPr>
+          <w:rFonts w:ascii="Arial" w:eastAsia="Arial" w:hAnsi="Arial" w:cs="Arial"/>
+          <w:b/>
+          <w:bCs/>
+          <w:color w:val="1F3864"/>
+          <w:sz w:val="28"/>
+          <w:szCs w:val="28"/>
+        </w:rPr>
+        <w:t>github</w:t>
+      </w:r>
+      <w:proofErr w:type="spellEnd"/>
+      <w:r>
+        <w:rPr>
+          <w:rFonts w:ascii="Arial" w:eastAsia="Arial" w:hAnsi="Arial" w:cs="Arial"/>
+          <w:b/>
+          <w:bCs/>
+          <w:color w:val="1F3864"/>
+          <w:sz w:val="28"/>
+          <w:szCs w:val="28"/>
+        </w:rPr>
+        <w:t>/workflows/</w:t>
+      </w:r>
+      <w:proofErr w:type="spellStart"/>
+      <w:r>
+        <w:rPr>
+          <w:rFonts w:ascii="Arial" w:eastAsia="Arial" w:hAnsi="Arial" w:cs="Arial"/>
+          <w:b/>
+          <w:bCs/>
+          <w:color w:val="1F3864"/>
+          <w:sz w:val="28"/>
+          <w:szCs w:val="28"/>
+        </w:rPr>
+        <w:t>cd.yml</w:t>
+      </w:r>
+      <w:proofErr w:type="spellEnd"/>
+      <w:r>
+        <w:rPr>
+          <w:rFonts w:ascii="Arial" w:eastAsia="Arial" w:hAnsi="Arial" w:cs="Arial"/>
+          <w:b/>
+          <w:bCs/>
+          <w:color w:val="1F3864"/>
+          <w:sz w:val="28"/>
+          <w:szCs w:val="28"/>
+        </w:rPr>
+        <w:t>)</w:t>
       </w:r>
     </w:p>
     <w:p>
@@ -5021,7 +5105,23 @@
           <w:rFonts w:ascii="Arial" w:eastAsia="Arial" w:hAnsi="Arial" w:cs="Arial"/>
           <w:color w:val="000000"/>
         </w:rPr>
-        <w:t>Step 3 – Deploy: Send an HTTP POST request to the Render deploy hook URL using curl:</w:t>
+        <w:t xml:space="preserve">Step 3 – Deploy: Send an HTTP POST request to the Render </w:t>
+      </w:r>
+      <w:proofErr w:type="gramStart"/>
+      <w:r>
+        <w:rPr>
+          <w:rFonts w:ascii="Arial" w:eastAsia="Arial" w:hAnsi="Arial" w:cs="Arial"/>
+          <w:color w:val="000000"/>
+        </w:rPr>
+        <w:t>deploy</w:t>
+      </w:r>
+      <w:proofErr w:type="gramEnd"/>
+      <w:r>
+        <w:rPr>
+          <w:rFonts w:ascii="Arial" w:eastAsia="Arial" w:hAnsi="Arial" w:cs="Arial"/>
+          <w:color w:val="000000"/>
+        </w:rPr>
+        <w:t xml:space="preserve"> hook URL using curl:</w:t>
       </w:r>
     </w:p>
     <w:p>
@@ -5039,7 +5139,25 @@
           <w:sz w:val="19"/>
           <w:szCs w:val="19"/>
         </w:rPr>
-        <w:t>curl -X POST ${{ secrets.RENDER_DEPLOY_HOOK_URL }}</w:t>
+        <w:t xml:space="preserve">curl -X POST ${{ </w:t>
+      </w:r>
+      <w:proofErr w:type="spellStart"/>
+      <w:r>
+        <w:rPr>
+          <w:rFonts w:ascii="Arial" w:eastAsia="Arial" w:hAnsi="Arial" w:cs="Arial"/>
+          <w:sz w:val="19"/>
+          <w:szCs w:val="19"/>
+        </w:rPr>
+        <w:t>secrets.RENDER_DEPLOY_HOOK_URL</w:t>
+      </w:r>
+      <w:proofErr w:type="spellEnd"/>
+      <w:r>
+        <w:rPr>
+          <w:rFonts w:ascii="Arial" w:eastAsia="Arial" w:hAnsi="Arial" w:cs="Arial"/>
+          <w:sz w:val="19"/>
+          <w:szCs w:val="19"/>
+        </w:rPr>
+        <w:t xml:space="preserve"> }}</w:t>
       </w:r>
     </w:p>
     <w:p>
@@ -5091,7 +5209,23 @@
           <w:rFonts w:ascii="Arial" w:eastAsia="Arial" w:hAnsi="Arial" w:cs="Arial"/>
           <w:color w:val="000000"/>
         </w:rPr>
-        <w:t>The CD workflow file must declare runs-on: ubuntu-latest.</w:t>
+        <w:t xml:space="preserve">The CD workflow file must </w:t>
+      </w:r>
+      <w:proofErr w:type="gramStart"/>
+      <w:r>
+        <w:rPr>
+          <w:rFonts w:ascii="Arial" w:eastAsia="Arial" w:hAnsi="Arial" w:cs="Arial"/>
+          <w:color w:val="000000"/>
+        </w:rPr>
+        <w:t>declare</w:t>
+      </w:r>
+      <w:proofErr w:type="gramEnd"/>
+      <w:r>
+        <w:rPr>
+          <w:rFonts w:ascii="Arial" w:eastAsia="Arial" w:hAnsi="Arial" w:cs="Arial"/>
+          <w:color w:val="000000"/>
+        </w:rPr>
+        <w:t xml:space="preserve"> runs-on: ubuntu-latest.</w:t>
       </w:r>
     </w:p>
     <w:p>
@@ -5189,12 +5323,6 @@
         <w:gridCol w:w="4380"/>
       </w:tblGrid>
       <w:tr>
-        <w:tblPrEx>
-          <w:tblCellMar>
-            <w:top w:w="0" w:type="dxa"/>
-            <w:bottom w:w="0" w:type="dxa"/>
-          </w:tblCellMar>
-        </w:tblPrEx>
         <w:trPr>
           <w:tblHeader/>
         </w:trPr>
@@ -5296,12 +5424,6 @@
         </w:tc>
       </w:tr>
       <w:tr>
-        <w:tblPrEx>
-          <w:tblCellMar>
-            <w:top w:w="0" w:type="dxa"/>
-            <w:bottom w:w="0" w:type="dxa"/>
-          </w:tblCellMar>
-        </w:tblPrEx>
         <w:tc>
           <w:tcPr>
             <w:tcW w:w="1600" w:type="dxa"/>
@@ -5321,6 +5443,7 @@
             <w:vAlign w:val="center"/>
           </w:tcPr>
           <w:p>
+            <w:proofErr w:type="spellStart"/>
             <w:r>
               <w:rPr>
                 <w:rFonts w:ascii="Arial" w:eastAsia="Arial" w:hAnsi="Arial" w:cs="Arial"/>
@@ -5332,6 +5455,7 @@
               </w:rPr>
               <w:t>ci.yml</w:t>
             </w:r>
+            <w:proofErr w:type="spellEnd"/>
           </w:p>
         </w:tc>
         <w:tc>
@@ -5353,14 +5477,25 @@
             <w:vAlign w:val="center"/>
           </w:tcPr>
           <w:p>
-            <w:r>
-              <w:rPr>
-                <w:rFonts w:ascii="Arial" w:eastAsia="Arial" w:hAnsi="Arial" w:cs="Arial"/>
-                <w:color w:val="000000"/>
-                <w:sz w:val="18"/>
-                <w:szCs w:val="18"/>
-              </w:rPr>
-              <w:t xml:space="preserve">pull_request event targeting </w:t>
+            <w:proofErr w:type="spellStart"/>
+            <w:r>
+              <w:rPr>
+                <w:rFonts w:ascii="Arial" w:eastAsia="Arial" w:hAnsi="Arial" w:cs="Arial"/>
+                <w:color w:val="000000"/>
+                <w:sz w:val="18"/>
+                <w:szCs w:val="18"/>
+              </w:rPr>
+              <w:t>pull_request</w:t>
+            </w:r>
+            <w:proofErr w:type="spellEnd"/>
+            <w:r>
+              <w:rPr>
+                <w:rFonts w:ascii="Arial" w:eastAsia="Arial" w:hAnsi="Arial" w:cs="Arial"/>
+                <w:color w:val="000000"/>
+                <w:sz w:val="18"/>
+                <w:szCs w:val="18"/>
+              </w:rPr>
+              <w:t xml:space="preserve"> event targeting </w:t>
             </w:r>
             <w:r>
               <w:rPr>
@@ -5414,12 +5549,6 @@
         </w:tc>
       </w:tr>
       <w:tr>
-        <w:tblPrEx>
-          <w:tblCellMar>
-            <w:top w:w="0" w:type="dxa"/>
-            <w:bottom w:w="0" w:type="dxa"/>
-          </w:tblCellMar>
-        </w:tblPrEx>
         <w:tc>
           <w:tcPr>
             <w:tcW w:w="1600" w:type="dxa"/>
@@ -5439,6 +5568,7 @@
             <w:vAlign w:val="center"/>
           </w:tcPr>
           <w:p>
+            <w:proofErr w:type="spellStart"/>
             <w:r>
               <w:rPr>
                 <w:rFonts w:ascii="Arial" w:eastAsia="Arial" w:hAnsi="Arial" w:cs="Arial"/>
@@ -5450,6 +5580,7 @@
               </w:rPr>
               <w:t>cd.yml</w:t>
             </w:r>
+            <w:proofErr w:type="spellEnd"/>
           </w:p>
         </w:tc>
         <w:tc>
@@ -5588,7 +5719,23 @@
           <w:rFonts w:ascii="Arial" w:eastAsia="Arial" w:hAnsi="Arial" w:cs="Arial"/>
           <w:color w:val="000000"/>
         </w:rPr>
-        <w:t>Create a new GitHub repository from scratch (taskflow-cicd or team-agreed name). Do NOT reuse any previous repository.</w:t>
+        <w:t>Create a new GitHub repository from scratch (</w:t>
+      </w:r>
+      <w:proofErr w:type="spellStart"/>
+      <w:r>
+        <w:rPr>
+          <w:rFonts w:ascii="Arial" w:eastAsia="Arial" w:hAnsi="Arial" w:cs="Arial"/>
+          <w:color w:val="000000"/>
+        </w:rPr>
+        <w:t>taskflow-cicd</w:t>
+      </w:r>
+      <w:proofErr w:type="spellEnd"/>
+      <w:r>
+        <w:rPr>
+          <w:rFonts w:ascii="Arial" w:eastAsia="Arial" w:hAnsi="Arial" w:cs="Arial"/>
+          <w:color w:val="000000"/>
+        </w:rPr>
+        <w:t xml:space="preserve"> or team-agreed name). Do NOT reuse any previous repository.</w:t>
       </w:r>
     </w:p>
     <w:p>
@@ -5633,7 +5780,23 @@
           <w:rFonts w:ascii="Arial" w:eastAsia="Arial" w:hAnsi="Arial" w:cs="Arial"/>
           <w:color w:val="000000"/>
         </w:rPr>
-        <w:t xml:space="preserve"> branch, commit the shared style.css, Dockerfile, and a skeleton index.html (Home / Dashboard page).</w:t>
+        <w:t xml:space="preserve"> branch, commit the shared style.css, </w:t>
+      </w:r>
+      <w:proofErr w:type="spellStart"/>
+      <w:r>
+        <w:rPr>
+          <w:rFonts w:ascii="Arial" w:eastAsia="Arial" w:hAnsi="Arial" w:cs="Arial"/>
+          <w:color w:val="000000"/>
+        </w:rPr>
+        <w:t>Dockerfile</w:t>
+      </w:r>
+      <w:proofErr w:type="spellEnd"/>
+      <w:r>
+        <w:rPr>
+          <w:rFonts w:ascii="Arial" w:eastAsia="Arial" w:hAnsi="Arial" w:cs="Arial"/>
+          <w:color w:val="000000"/>
+        </w:rPr>
+        <w:t>, and a skeleton index.html (Home / Dashboard page).</w:t>
       </w:r>
     </w:p>
     <w:p>
@@ -5678,7 +5841,23 @@
           <w:rFonts w:ascii="Arial" w:eastAsia="Arial" w:hAnsi="Arial" w:cs="Arial"/>
           <w:color w:val="000000"/>
         </w:rPr>
-        <w:t xml:space="preserve"> in their row in Table 1 in the versioned document.</w:t>
+        <w:t xml:space="preserve"> in their row in Table 1 in the </w:t>
+      </w:r>
+      <w:proofErr w:type="gramStart"/>
+      <w:r>
+        <w:rPr>
+          <w:rFonts w:ascii="Arial" w:eastAsia="Arial" w:hAnsi="Arial" w:cs="Arial"/>
+          <w:color w:val="000000"/>
+        </w:rPr>
+        <w:t>versioned</w:t>
+      </w:r>
+      <w:proofErr w:type="gramEnd"/>
+      <w:r>
+        <w:rPr>
+          <w:rFonts w:ascii="Arial" w:eastAsia="Arial" w:hAnsi="Arial" w:cs="Arial"/>
+          <w:color w:val="000000"/>
+        </w:rPr>
+        <w:t xml:space="preserve"> document.</w:t>
       </w:r>
     </w:p>
     <w:p>
@@ -5785,7 +5964,39 @@
           <w:rFonts w:ascii="Arial" w:eastAsia="Arial" w:hAnsi="Arial" w:cs="Arial"/>
           <w:color w:val="000000"/>
         </w:rPr>
-        <w:t xml:space="preserve">Create the CI workflow at .github/workflows/ci.yml </w:t>
+        <w:t>Create the CI workflow at .</w:t>
+      </w:r>
+      <w:proofErr w:type="spellStart"/>
+      <w:r>
+        <w:rPr>
+          <w:rFonts w:ascii="Arial" w:eastAsia="Arial" w:hAnsi="Arial" w:cs="Arial"/>
+          <w:color w:val="000000"/>
+        </w:rPr>
+        <w:t>github</w:t>
+      </w:r>
+      <w:proofErr w:type="spellEnd"/>
+      <w:r>
+        <w:rPr>
+          <w:rFonts w:ascii="Arial" w:eastAsia="Arial" w:hAnsi="Arial" w:cs="Arial"/>
+          <w:color w:val="000000"/>
+        </w:rPr>
+        <w:t>/workflows/</w:t>
+      </w:r>
+      <w:proofErr w:type="spellStart"/>
+      <w:r>
+        <w:rPr>
+          <w:rFonts w:ascii="Arial" w:eastAsia="Arial" w:hAnsi="Arial" w:cs="Arial"/>
+          <w:color w:val="000000"/>
+        </w:rPr>
+        <w:t>ci.yml</w:t>
+      </w:r>
+      <w:proofErr w:type="spellEnd"/>
+      <w:r>
+        <w:rPr>
+          <w:rFonts w:ascii="Arial" w:eastAsia="Arial" w:hAnsi="Arial" w:cs="Arial"/>
+          <w:color w:val="000000"/>
+        </w:rPr>
+        <w:t xml:space="preserve"> </w:t>
       </w:r>
       <w:r>
         <w:rPr>
@@ -5799,7 +6010,23 @@
           <w:rFonts w:ascii="Arial" w:eastAsia="Arial" w:hAnsi="Arial" w:cs="Arial"/>
           <w:color w:val="000000"/>
         </w:rPr>
-        <w:t xml:space="preserve"> triggered on pull_request targeting </w:t>
+        <w:t xml:space="preserve"> triggered on </w:t>
+      </w:r>
+      <w:proofErr w:type="spellStart"/>
+      <w:r>
+        <w:rPr>
+          <w:rFonts w:ascii="Arial" w:eastAsia="Arial" w:hAnsi="Arial" w:cs="Arial"/>
+          <w:color w:val="000000"/>
+        </w:rPr>
+        <w:t>pull_request</w:t>
+      </w:r>
+      <w:proofErr w:type="spellEnd"/>
+      <w:r>
+        <w:rPr>
+          <w:rFonts w:ascii="Arial" w:eastAsia="Arial" w:hAnsi="Arial" w:cs="Arial"/>
+          <w:color w:val="000000"/>
+        </w:rPr>
+        <w:t xml:space="preserve"> targeting </w:t>
       </w:r>
       <w:r>
         <w:rPr>
@@ -5830,7 +6057,39 @@
           <w:rFonts w:ascii="Arial" w:eastAsia="Arial" w:hAnsi="Arial" w:cs="Arial"/>
           <w:color w:val="000000"/>
         </w:rPr>
-        <w:t xml:space="preserve">Create the CD workflow at .github/workflows/cd.yml </w:t>
+        <w:t>Create the CD workflow at .</w:t>
+      </w:r>
+      <w:proofErr w:type="spellStart"/>
+      <w:r>
+        <w:rPr>
+          <w:rFonts w:ascii="Arial" w:eastAsia="Arial" w:hAnsi="Arial" w:cs="Arial"/>
+          <w:color w:val="000000"/>
+        </w:rPr>
+        <w:t>github</w:t>
+      </w:r>
+      <w:proofErr w:type="spellEnd"/>
+      <w:r>
+        <w:rPr>
+          <w:rFonts w:ascii="Arial" w:eastAsia="Arial" w:hAnsi="Arial" w:cs="Arial"/>
+          <w:color w:val="000000"/>
+        </w:rPr>
+        <w:t>/workflows/</w:t>
+      </w:r>
+      <w:proofErr w:type="spellStart"/>
+      <w:r>
+        <w:rPr>
+          <w:rFonts w:ascii="Arial" w:eastAsia="Arial" w:hAnsi="Arial" w:cs="Arial"/>
+          <w:color w:val="000000"/>
+        </w:rPr>
+        <w:t>cd.yml</w:t>
+      </w:r>
+      <w:proofErr w:type="spellEnd"/>
+      <w:r>
+        <w:rPr>
+          <w:rFonts w:ascii="Arial" w:eastAsia="Arial" w:hAnsi="Arial" w:cs="Arial"/>
+          <w:color w:val="000000"/>
+        </w:rPr>
+        <w:t xml:space="preserve"> </w:t>
       </w:r>
       <w:r>
         <w:rPr>
@@ -5893,7 +6152,25 @@
           <w:sz w:val="19"/>
           <w:szCs w:val="19"/>
         </w:rPr>
-        <w:t>Create a feature branch: feature/&lt;github-username&gt;/&lt;page-name&gt;</w:t>
+        <w:t>Create a feature branch: feature/&lt;</w:t>
+      </w:r>
+      <w:proofErr w:type="spellStart"/>
+      <w:r>
+        <w:rPr>
+          <w:rFonts w:ascii="Arial" w:eastAsia="Arial" w:hAnsi="Arial" w:cs="Arial"/>
+          <w:sz w:val="19"/>
+          <w:szCs w:val="19"/>
+        </w:rPr>
+        <w:t>github</w:t>
+      </w:r>
+      <w:proofErr w:type="spellEnd"/>
+      <w:r>
+        <w:rPr>
+          <w:rFonts w:ascii="Arial" w:eastAsia="Arial" w:hAnsi="Arial" w:cs="Arial"/>
+          <w:sz w:val="19"/>
+          <w:szCs w:val="19"/>
+        </w:rPr>
+        <w:t>-username&gt;/&lt;page-name&gt;</w:t>
       </w:r>
     </w:p>
     <w:p>
@@ -5911,6 +6188,7 @@
           <w:sz w:val="19"/>
           <w:szCs w:val="19"/>
         </w:rPr>
+        <w:lastRenderedPageBreak/>
         <w:t>Build the assigned HTML page with proper content and link it to style.css</w:t>
       </w:r>
     </w:p>
@@ -6030,7 +6308,39 @@
           <w:rFonts w:ascii="Arial" w:eastAsia="Arial" w:hAnsi="Arial" w:cs="Arial"/>
           <w:color w:val="000000"/>
         </w:rPr>
-        <w:t>After all 5 PRs are merged, verify the live TaskFlow application on Render contains all five pages and navigation between them works correctly.</w:t>
+        <w:t xml:space="preserve">After </w:t>
+      </w:r>
+      <w:proofErr w:type="gramStart"/>
+      <w:r>
+        <w:rPr>
+          <w:rFonts w:ascii="Arial" w:eastAsia="Arial" w:hAnsi="Arial" w:cs="Arial"/>
+          <w:color w:val="000000"/>
+        </w:rPr>
+        <w:t>all</w:t>
+      </w:r>
+      <w:proofErr w:type="gramEnd"/>
+      <w:r>
+        <w:rPr>
+          <w:rFonts w:ascii="Arial" w:eastAsia="Arial" w:hAnsi="Arial" w:cs="Arial"/>
+          <w:color w:val="000000"/>
+        </w:rPr>
+        <w:t xml:space="preserve"> 5 PRs are merged, verify the live </w:t>
+      </w:r>
+      <w:proofErr w:type="spellStart"/>
+      <w:r>
+        <w:rPr>
+          <w:rFonts w:ascii="Arial" w:eastAsia="Arial" w:hAnsi="Arial" w:cs="Arial"/>
+          <w:color w:val="000000"/>
+        </w:rPr>
+        <w:t>TaskFlow</w:t>
+      </w:r>
+      <w:proofErr w:type="spellEnd"/>
+      <w:r>
+        <w:rPr>
+          <w:rFonts w:ascii="Arial" w:eastAsia="Arial" w:hAnsi="Arial" w:cs="Arial"/>
+          <w:color w:val="000000"/>
+        </w:rPr>
+        <w:t xml:space="preserve"> application on Render contains all five pages and navigation between them works correctly.</w:t>
       </w:r>
     </w:p>
     <w:p>
@@ -6114,12 +6424,6 @@
         <w:gridCol w:w="2150"/>
       </w:tblGrid>
       <w:tr>
-        <w:tblPrEx>
-          <w:tblCellMar>
-            <w:top w:w="0" w:type="dxa"/>
-            <w:bottom w:w="0" w:type="dxa"/>
-          </w:tblCellMar>
-        </w:tblPrEx>
         <w:trPr>
           <w:tblHeader/>
         </w:trPr>
@@ -6221,12 +6525,6 @@
         </w:tc>
       </w:tr>
       <w:tr>
-        <w:tblPrEx>
-          <w:tblCellMar>
-            <w:top w:w="0" w:type="dxa"/>
-            <w:bottom w:w="0" w:type="dxa"/>
-          </w:tblCellMar>
-        </w:tblPrEx>
         <w:tc>
           <w:tcPr>
             <w:tcW w:w="700" w:type="dxa"/>
@@ -6313,12 +6611,6 @@
         </w:tc>
       </w:tr>
       <w:tr>
-        <w:tblPrEx>
-          <w:tblCellMar>
-            <w:top w:w="0" w:type="dxa"/>
-            <w:bottom w:w="0" w:type="dxa"/>
-          </w:tblCellMar>
-        </w:tblPrEx>
         <w:tc>
           <w:tcPr>
             <w:tcW w:w="700" w:type="dxa"/>
@@ -6413,12 +6705,6 @@
         </w:tc>
       </w:tr>
       <w:tr>
-        <w:tblPrEx>
-          <w:tblCellMar>
-            <w:top w:w="0" w:type="dxa"/>
-            <w:bottom w:w="0" w:type="dxa"/>
-          </w:tblCellMar>
-        </w:tblPrEx>
         <w:tc>
           <w:tcPr>
             <w:tcW w:w="700" w:type="dxa"/>
@@ -6513,12 +6799,6 @@
         </w:tc>
       </w:tr>
       <w:tr>
-        <w:tblPrEx>
-          <w:tblCellMar>
-            <w:top w:w="0" w:type="dxa"/>
-            <w:bottom w:w="0" w:type="dxa"/>
-          </w:tblCellMar>
-        </w:tblPrEx>
         <w:tc>
           <w:tcPr>
             <w:tcW w:w="700" w:type="dxa"/>
@@ -6605,12 +6885,6 @@
         </w:tc>
       </w:tr>
       <w:tr>
-        <w:tblPrEx>
-          <w:tblCellMar>
-            <w:top w:w="0" w:type="dxa"/>
-            <w:bottom w:w="0" w:type="dxa"/>
-          </w:tblCellMar>
-        </w:tblPrEx>
         <w:tc>
           <w:tcPr>
             <w:tcW w:w="700" w:type="dxa"/>
@@ -6714,12 +6988,6 @@
         </w:tc>
       </w:tr>
       <w:tr>
-        <w:tblPrEx>
-          <w:tblCellMar>
-            <w:top w:w="0" w:type="dxa"/>
-            <w:bottom w:w="0" w:type="dxa"/>
-          </w:tblCellMar>
-        </w:tblPrEx>
         <w:tc>
           <w:tcPr>
             <w:tcW w:w="700" w:type="dxa"/>
@@ -6814,12 +7082,6 @@
         </w:tc>
       </w:tr>
       <w:tr>
-        <w:tblPrEx>
-          <w:tblCellMar>
-            <w:top w:w="0" w:type="dxa"/>
-            <w:bottom w:w="0" w:type="dxa"/>
-          </w:tblCellMar>
-        </w:tblPrEx>
         <w:tc>
           <w:tcPr>
             <w:tcW w:w="700" w:type="dxa"/>
@@ -6923,12 +7185,6 @@
         </w:tc>
       </w:tr>
       <w:tr>
-        <w:tblPrEx>
-          <w:tblCellMar>
-            <w:top w:w="0" w:type="dxa"/>
-            <w:bottom w:w="0" w:type="dxa"/>
-          </w:tblCellMar>
-        </w:tblPrEx>
         <w:tc>
           <w:tcPr>
             <w:tcW w:w="700" w:type="dxa"/>
@@ -7015,12 +7271,6 @@
         </w:tc>
       </w:tr>
       <w:tr>
-        <w:tblPrEx>
-          <w:tblCellMar>
-            <w:top w:w="0" w:type="dxa"/>
-            <w:bottom w:w="0" w:type="dxa"/>
-          </w:tblCellMar>
-        </w:tblPrEx>
         <w:tc>
           <w:tcPr>
             <w:tcW w:w="700" w:type="dxa"/>
@@ -7115,12 +7365,6 @@
         </w:tc>
       </w:tr>
       <w:tr>
-        <w:tblPrEx>
-          <w:tblCellMar>
-            <w:top w:w="0" w:type="dxa"/>
-            <w:bottom w:w="0" w:type="dxa"/>
-          </w:tblCellMar>
-        </w:tblPrEx>
         <w:tc>
           <w:tcPr>
             <w:tcW w:w="700" w:type="dxa"/>
@@ -7215,12 +7459,6 @@
         </w:tc>
       </w:tr>
       <w:tr>
-        <w:tblPrEx>
-          <w:tblCellMar>
-            <w:top w:w="0" w:type="dxa"/>
-            <w:bottom w:w="0" w:type="dxa"/>
-          </w:tblCellMar>
-        </w:tblPrEx>
         <w:tc>
           <w:tcPr>
             <w:tcW w:w="700" w:type="dxa"/>
@@ -7333,12 +7571,6 @@
         </w:tc>
       </w:tr>
       <w:tr>
-        <w:tblPrEx>
-          <w:tblCellMar>
-            <w:top w:w="0" w:type="dxa"/>
-            <w:bottom w:w="0" w:type="dxa"/>
-          </w:tblCellMar>
-        </w:tblPrEx>
         <w:tc>
           <w:tcPr>
             <w:tcW w:w="700" w:type="dxa"/>
@@ -7387,29 +7619,9 @@
                 <w:sz w:val="18"/>
                 <w:szCs w:val="18"/>
               </w:rPr>
-              <w:t>CI Pipeline – Build &amp; Push Docker Image (ci.yml)</w:t>
-            </w:r>
-          </w:p>
-        </w:tc>
-        <w:tc>
-          <w:tcPr>
-            <w:tcW w:w="2150" w:type="dxa"/>
-            <w:tcBorders>
-              <w:top w:val="single" w:sz="6" w:space="0" w:color="ADB9CA"/>
-              <w:left w:val="single" w:sz="6" w:space="0" w:color="ADB9CA"/>
-              <w:bottom w:val="single" w:sz="6" w:space="0" w:color="ADB9CA"/>
-              <w:right w:val="single" w:sz="6" w:space="0" w:color="ADB9CA"/>
-            </w:tcBorders>
-            <w:shd w:val="clear" w:color="auto" w:fill="2E75B6"/>
-            <w:tcMar>
-              <w:top w:w="80" w:type="dxa"/>
-              <w:left w:w="140" w:type="dxa"/>
-              <w:bottom w:w="80" w:type="dxa"/>
-              <w:right w:w="140" w:type="dxa"/>
-            </w:tcMar>
-            <w:vAlign w:val="center"/>
-          </w:tcPr>
-          <w:p>
+              <w:t>CI Pipeline – Build &amp; Push Docker Image (</w:t>
+            </w:r>
+            <w:proofErr w:type="spellStart"/>
             <w:r>
               <w:rPr>
                 <w:rFonts w:ascii="Arial" w:eastAsia="Arial" w:hAnsi="Arial" w:cs="Arial"/>
@@ -7419,466 +7631,9 @@
                 <w:sz w:val="18"/>
                 <w:szCs w:val="18"/>
               </w:rPr>
-              <w:t>25 Marks</w:t>
-            </w:r>
-          </w:p>
-        </w:tc>
-      </w:tr>
-      <w:tr>
-        <w:tblPrEx>
-          <w:tblCellMar>
-            <w:top w:w="0" w:type="dxa"/>
-            <w:bottom w:w="0" w:type="dxa"/>
-          </w:tblCellMar>
-        </w:tblPrEx>
-        <w:tc>
-          <w:tcPr>
-            <w:tcW w:w="700" w:type="dxa"/>
-            <w:tcBorders>
-              <w:top w:val="single" w:sz="6" w:space="0" w:color="ADB9CA"/>
-              <w:left w:val="single" w:sz="6" w:space="0" w:color="ADB9CA"/>
-              <w:bottom w:val="single" w:sz="6" w:space="0" w:color="ADB9CA"/>
-              <w:right w:val="single" w:sz="6" w:space="0" w:color="ADB9CA"/>
-            </w:tcBorders>
-            <w:shd w:val="clear" w:color="auto" w:fill="E8F0FB"/>
-            <w:tcMar>
-              <w:top w:w="80" w:type="dxa"/>
-              <w:left w:w="140" w:type="dxa"/>
-              <w:bottom w:w="80" w:type="dxa"/>
-              <w:right w:w="140" w:type="dxa"/>
-            </w:tcMar>
-            <w:vAlign w:val="center"/>
-          </w:tcPr>
-          <w:p>
-            <w:r>
-              <w:rPr>
-                <w:rFonts w:ascii="Arial" w:eastAsia="Arial" w:hAnsi="Arial" w:cs="Arial"/>
-                <w:b/>
-                <w:bCs/>
-                <w:color w:val="000000"/>
-                <w:sz w:val="18"/>
-                <w:szCs w:val="18"/>
-              </w:rPr>
-              <w:t>9</w:t>
-            </w:r>
-          </w:p>
-        </w:tc>
-        <w:tc>
-          <w:tcPr>
-            <w:tcW w:w="6510" w:type="dxa"/>
-            <w:tcBorders>
-              <w:top w:val="single" w:sz="6" w:space="0" w:color="ADB9CA"/>
-              <w:left w:val="single" w:sz="6" w:space="0" w:color="ADB9CA"/>
-              <w:bottom w:val="single" w:sz="6" w:space="0" w:color="ADB9CA"/>
-              <w:right w:val="single" w:sz="6" w:space="0" w:color="ADB9CA"/>
-            </w:tcBorders>
-            <w:shd w:val="clear" w:color="auto" w:fill="E8F0FB"/>
-            <w:tcMar>
-              <w:top w:w="80" w:type="dxa"/>
-              <w:left w:w="140" w:type="dxa"/>
-              <w:bottom w:w="80" w:type="dxa"/>
-              <w:right w:w="140" w:type="dxa"/>
-            </w:tcMar>
-            <w:vAlign w:val="center"/>
-          </w:tcPr>
-          <w:p>
-            <w:r>
-              <w:rPr>
-                <w:rFonts w:ascii="Arial" w:eastAsia="Arial" w:hAnsi="Arial" w:cs="Arial"/>
-                <w:color w:val="000000"/>
-                <w:sz w:val="18"/>
-                <w:szCs w:val="18"/>
-              </w:rPr>
-              <w:t xml:space="preserve">CI workflow file created at .github/workflows/ci.yml with correct pull_request trigger targeting </w:t>
-            </w:r>
-            <w:r>
-              <w:rPr>
-                <w:rFonts w:ascii="Arial" w:eastAsia="Arial" w:hAnsi="Arial" w:cs="Arial"/>
-                <w:color w:val="000000"/>
-                <w:sz w:val="18"/>
-                <w:szCs w:val="18"/>
-              </w:rPr>
-              <w:t>“develop”</w:t>
-            </w:r>
-          </w:p>
-        </w:tc>
-        <w:tc>
-          <w:tcPr>
-            <w:tcW w:w="2150" w:type="dxa"/>
-            <w:tcBorders>
-              <w:top w:val="single" w:sz="6" w:space="0" w:color="ADB9CA"/>
-              <w:left w:val="single" w:sz="6" w:space="0" w:color="ADB9CA"/>
-              <w:bottom w:val="single" w:sz="6" w:space="0" w:color="ADB9CA"/>
-              <w:right w:val="single" w:sz="6" w:space="0" w:color="ADB9CA"/>
-            </w:tcBorders>
-            <w:shd w:val="clear" w:color="auto" w:fill="E8F0FB"/>
-            <w:tcMar>
-              <w:top w:w="80" w:type="dxa"/>
-              <w:left w:w="140" w:type="dxa"/>
-              <w:bottom w:w="80" w:type="dxa"/>
-              <w:right w:w="140" w:type="dxa"/>
-            </w:tcMar>
-            <w:vAlign w:val="center"/>
-          </w:tcPr>
-          <w:p>
-            <w:r>
-              <w:rPr>
-                <w:rFonts w:ascii="Arial" w:eastAsia="Arial" w:hAnsi="Arial" w:cs="Arial"/>
-                <w:color w:val="000000"/>
-                <w:sz w:val="18"/>
-                <w:szCs w:val="18"/>
-              </w:rPr>
-              <w:t>07</w:t>
-            </w:r>
-          </w:p>
-        </w:tc>
-      </w:tr>
-      <w:tr>
-        <w:tblPrEx>
-          <w:tblCellMar>
-            <w:top w:w="0" w:type="dxa"/>
-            <w:bottom w:w="0" w:type="dxa"/>
-          </w:tblCellMar>
-        </w:tblPrEx>
-        <w:tc>
-          <w:tcPr>
-            <w:tcW w:w="700" w:type="dxa"/>
-            <w:tcBorders>
-              <w:top w:val="single" w:sz="6" w:space="0" w:color="ADB9CA"/>
-              <w:left w:val="single" w:sz="6" w:space="0" w:color="ADB9CA"/>
-              <w:bottom w:val="single" w:sz="6" w:space="0" w:color="ADB9CA"/>
-              <w:right w:val="single" w:sz="6" w:space="0" w:color="ADB9CA"/>
-            </w:tcBorders>
-            <w:shd w:val="clear" w:color="auto" w:fill="FFFFFF"/>
-            <w:tcMar>
-              <w:top w:w="80" w:type="dxa"/>
-              <w:left w:w="140" w:type="dxa"/>
-              <w:bottom w:w="80" w:type="dxa"/>
-              <w:right w:w="140" w:type="dxa"/>
-            </w:tcMar>
-            <w:vAlign w:val="center"/>
-          </w:tcPr>
-          <w:p>
-            <w:r>
-              <w:rPr>
-                <w:rFonts w:ascii="Arial" w:eastAsia="Arial" w:hAnsi="Arial" w:cs="Arial"/>
-                <w:b/>
-                <w:bCs/>
-                <w:color w:val="000000"/>
-                <w:sz w:val="18"/>
-                <w:szCs w:val="18"/>
-              </w:rPr>
-              <w:t>10</w:t>
-            </w:r>
-          </w:p>
-        </w:tc>
-        <w:tc>
-          <w:tcPr>
-            <w:tcW w:w="6510" w:type="dxa"/>
-            <w:tcBorders>
-              <w:top w:val="single" w:sz="6" w:space="0" w:color="ADB9CA"/>
-              <w:left w:val="single" w:sz="6" w:space="0" w:color="ADB9CA"/>
-              <w:bottom w:val="single" w:sz="6" w:space="0" w:color="ADB9CA"/>
-              <w:right w:val="single" w:sz="6" w:space="0" w:color="ADB9CA"/>
-            </w:tcBorders>
-            <w:shd w:val="clear" w:color="auto" w:fill="FFFFFF"/>
-            <w:tcMar>
-              <w:top w:w="80" w:type="dxa"/>
-              <w:left w:w="140" w:type="dxa"/>
-              <w:bottom w:w="80" w:type="dxa"/>
-              <w:right w:w="140" w:type="dxa"/>
-            </w:tcMar>
-            <w:vAlign w:val="center"/>
-          </w:tcPr>
-          <w:p>
-            <w:r>
-              <w:rPr>
-                <w:rFonts w:ascii="Arial" w:eastAsia="Arial" w:hAnsi="Arial" w:cs="Arial"/>
-                <w:color w:val="000000"/>
-                <w:sz w:val="18"/>
-                <w:szCs w:val="18"/>
-              </w:rPr>
-              <w:t>Checkout code, login to Docker Hub using Team Lead's repository secrets</w:t>
-            </w:r>
-          </w:p>
-        </w:tc>
-        <w:tc>
-          <w:tcPr>
-            <w:tcW w:w="2150" w:type="dxa"/>
-            <w:tcBorders>
-              <w:top w:val="single" w:sz="6" w:space="0" w:color="ADB9CA"/>
-              <w:left w:val="single" w:sz="6" w:space="0" w:color="ADB9CA"/>
-              <w:bottom w:val="single" w:sz="6" w:space="0" w:color="ADB9CA"/>
-              <w:right w:val="single" w:sz="6" w:space="0" w:color="ADB9CA"/>
-            </w:tcBorders>
-            <w:shd w:val="clear" w:color="auto" w:fill="FFFFFF"/>
-            <w:tcMar>
-              <w:top w:w="80" w:type="dxa"/>
-              <w:left w:w="140" w:type="dxa"/>
-              <w:bottom w:w="80" w:type="dxa"/>
-              <w:right w:w="140" w:type="dxa"/>
-            </w:tcMar>
-            <w:vAlign w:val="center"/>
-          </w:tcPr>
-          <w:p>
-            <w:r>
-              <w:rPr>
-                <w:rFonts w:ascii="Arial" w:eastAsia="Arial" w:hAnsi="Arial" w:cs="Arial"/>
-                <w:color w:val="000000"/>
-                <w:sz w:val="18"/>
-                <w:szCs w:val="18"/>
-              </w:rPr>
-              <w:t>06</w:t>
-            </w:r>
-          </w:p>
-        </w:tc>
-      </w:tr>
-      <w:tr>
-        <w:tblPrEx>
-          <w:tblCellMar>
-            <w:top w:w="0" w:type="dxa"/>
-            <w:bottom w:w="0" w:type="dxa"/>
-          </w:tblCellMar>
-        </w:tblPrEx>
-        <w:tc>
-          <w:tcPr>
-            <w:tcW w:w="700" w:type="dxa"/>
-            <w:tcBorders>
-              <w:top w:val="single" w:sz="6" w:space="0" w:color="ADB9CA"/>
-              <w:left w:val="single" w:sz="6" w:space="0" w:color="ADB9CA"/>
-              <w:bottom w:val="single" w:sz="6" w:space="0" w:color="ADB9CA"/>
-              <w:right w:val="single" w:sz="6" w:space="0" w:color="ADB9CA"/>
-            </w:tcBorders>
-            <w:shd w:val="clear" w:color="auto" w:fill="E8F0FB"/>
-            <w:tcMar>
-              <w:top w:w="80" w:type="dxa"/>
-              <w:left w:w="140" w:type="dxa"/>
-              <w:bottom w:w="80" w:type="dxa"/>
-              <w:right w:w="140" w:type="dxa"/>
-            </w:tcMar>
-            <w:vAlign w:val="center"/>
-          </w:tcPr>
-          <w:p>
-            <w:r>
-              <w:rPr>
-                <w:rFonts w:ascii="Arial" w:eastAsia="Arial" w:hAnsi="Arial" w:cs="Arial"/>
-                <w:b/>
-                <w:bCs/>
-                <w:color w:val="000000"/>
-                <w:sz w:val="18"/>
-                <w:szCs w:val="18"/>
-              </w:rPr>
-              <w:t>11</w:t>
-            </w:r>
-          </w:p>
-        </w:tc>
-        <w:tc>
-          <w:tcPr>
-            <w:tcW w:w="6510" w:type="dxa"/>
-            <w:tcBorders>
-              <w:top w:val="single" w:sz="6" w:space="0" w:color="ADB9CA"/>
-              <w:left w:val="single" w:sz="6" w:space="0" w:color="ADB9CA"/>
-              <w:bottom w:val="single" w:sz="6" w:space="0" w:color="ADB9CA"/>
-              <w:right w:val="single" w:sz="6" w:space="0" w:color="ADB9CA"/>
-            </w:tcBorders>
-            <w:shd w:val="clear" w:color="auto" w:fill="E8F0FB"/>
-            <w:tcMar>
-              <w:top w:w="80" w:type="dxa"/>
-              <w:left w:w="140" w:type="dxa"/>
-              <w:bottom w:w="80" w:type="dxa"/>
-              <w:right w:w="140" w:type="dxa"/>
-            </w:tcMar>
-            <w:vAlign w:val="center"/>
-          </w:tcPr>
-          <w:p>
-            <w:r>
-              <w:rPr>
-                <w:rFonts w:ascii="Arial" w:eastAsia="Arial" w:hAnsi="Arial" w:cs="Arial"/>
-                <w:color w:val="000000"/>
-                <w:sz w:val="18"/>
-                <w:szCs w:val="18"/>
-              </w:rPr>
-              <w:t>Build Docker image and tag correctly (latest and/or commit SHA)</w:t>
-            </w:r>
-          </w:p>
-        </w:tc>
-        <w:tc>
-          <w:tcPr>
-            <w:tcW w:w="2150" w:type="dxa"/>
-            <w:tcBorders>
-              <w:top w:val="single" w:sz="6" w:space="0" w:color="ADB9CA"/>
-              <w:left w:val="single" w:sz="6" w:space="0" w:color="ADB9CA"/>
-              <w:bottom w:val="single" w:sz="6" w:space="0" w:color="ADB9CA"/>
-              <w:right w:val="single" w:sz="6" w:space="0" w:color="ADB9CA"/>
-            </w:tcBorders>
-            <w:shd w:val="clear" w:color="auto" w:fill="E8F0FB"/>
-            <w:tcMar>
-              <w:top w:w="80" w:type="dxa"/>
-              <w:left w:w="140" w:type="dxa"/>
-              <w:bottom w:w="80" w:type="dxa"/>
-              <w:right w:w="140" w:type="dxa"/>
-            </w:tcMar>
-            <w:vAlign w:val="center"/>
-          </w:tcPr>
-          <w:p>
-            <w:r>
-              <w:rPr>
-                <w:rFonts w:ascii="Arial" w:eastAsia="Arial" w:hAnsi="Arial" w:cs="Arial"/>
-                <w:color w:val="000000"/>
-                <w:sz w:val="18"/>
-                <w:szCs w:val="18"/>
-              </w:rPr>
-              <w:t>06</w:t>
-            </w:r>
-          </w:p>
-        </w:tc>
-      </w:tr>
-      <w:tr>
-        <w:tblPrEx>
-          <w:tblCellMar>
-            <w:top w:w="0" w:type="dxa"/>
-            <w:bottom w:w="0" w:type="dxa"/>
-          </w:tblCellMar>
-        </w:tblPrEx>
-        <w:tc>
-          <w:tcPr>
-            <w:tcW w:w="700" w:type="dxa"/>
-            <w:tcBorders>
-              <w:top w:val="single" w:sz="6" w:space="0" w:color="ADB9CA"/>
-              <w:left w:val="single" w:sz="6" w:space="0" w:color="ADB9CA"/>
-              <w:bottom w:val="single" w:sz="6" w:space="0" w:color="ADB9CA"/>
-              <w:right w:val="single" w:sz="6" w:space="0" w:color="ADB9CA"/>
-            </w:tcBorders>
-            <w:shd w:val="clear" w:color="auto" w:fill="FFFFFF"/>
-            <w:tcMar>
-              <w:top w:w="80" w:type="dxa"/>
-              <w:left w:w="140" w:type="dxa"/>
-              <w:bottom w:w="80" w:type="dxa"/>
-              <w:right w:w="140" w:type="dxa"/>
-            </w:tcMar>
-            <w:vAlign w:val="center"/>
-          </w:tcPr>
-          <w:p>
-            <w:r>
-              <w:rPr>
-                <w:rFonts w:ascii="Arial" w:eastAsia="Arial" w:hAnsi="Arial" w:cs="Arial"/>
-                <w:b/>
-                <w:bCs/>
-                <w:color w:val="000000"/>
-                <w:sz w:val="18"/>
-                <w:szCs w:val="18"/>
-              </w:rPr>
-              <w:t>12</w:t>
-            </w:r>
-          </w:p>
-        </w:tc>
-        <w:tc>
-          <w:tcPr>
-            <w:tcW w:w="6510" w:type="dxa"/>
-            <w:tcBorders>
-              <w:top w:val="single" w:sz="6" w:space="0" w:color="ADB9CA"/>
-              <w:left w:val="single" w:sz="6" w:space="0" w:color="ADB9CA"/>
-              <w:bottom w:val="single" w:sz="6" w:space="0" w:color="ADB9CA"/>
-              <w:right w:val="single" w:sz="6" w:space="0" w:color="ADB9CA"/>
-            </w:tcBorders>
-            <w:shd w:val="clear" w:color="auto" w:fill="FFFFFF"/>
-            <w:tcMar>
-              <w:top w:w="80" w:type="dxa"/>
-              <w:left w:w="140" w:type="dxa"/>
-              <w:bottom w:w="80" w:type="dxa"/>
-              <w:right w:w="140" w:type="dxa"/>
-            </w:tcMar>
-            <w:vAlign w:val="center"/>
-          </w:tcPr>
-          <w:p>
-            <w:r>
-              <w:rPr>
-                <w:rFonts w:ascii="Arial" w:eastAsia="Arial" w:hAnsi="Arial" w:cs="Arial"/>
-                <w:color w:val="000000"/>
-                <w:sz w:val="18"/>
-                <w:szCs w:val="18"/>
-              </w:rPr>
-              <w:t>Push image to Docker Hub successfully; workflow exits on any step failure</w:t>
-            </w:r>
-          </w:p>
-        </w:tc>
-        <w:tc>
-          <w:tcPr>
-            <w:tcW w:w="2150" w:type="dxa"/>
-            <w:tcBorders>
-              <w:top w:val="single" w:sz="6" w:space="0" w:color="ADB9CA"/>
-              <w:left w:val="single" w:sz="6" w:space="0" w:color="ADB9CA"/>
-              <w:bottom w:val="single" w:sz="6" w:space="0" w:color="ADB9CA"/>
-              <w:right w:val="single" w:sz="6" w:space="0" w:color="ADB9CA"/>
-            </w:tcBorders>
-            <w:shd w:val="clear" w:color="auto" w:fill="FFFFFF"/>
-            <w:tcMar>
-              <w:top w:w="80" w:type="dxa"/>
-              <w:left w:w="140" w:type="dxa"/>
-              <w:bottom w:w="80" w:type="dxa"/>
-              <w:right w:w="140" w:type="dxa"/>
-            </w:tcMar>
-            <w:vAlign w:val="center"/>
-          </w:tcPr>
-          <w:p>
-            <w:r>
-              <w:rPr>
-                <w:rFonts w:ascii="Arial" w:eastAsia="Arial" w:hAnsi="Arial" w:cs="Arial"/>
-                <w:color w:val="000000"/>
-                <w:sz w:val="18"/>
-                <w:szCs w:val="18"/>
-              </w:rPr>
-              <w:t>06</w:t>
-            </w:r>
-          </w:p>
-        </w:tc>
-      </w:tr>
-      <w:tr>
-        <w:tblPrEx>
-          <w:tblCellMar>
-            <w:top w:w="0" w:type="dxa"/>
-            <w:bottom w:w="0" w:type="dxa"/>
-          </w:tblCellMar>
-        </w:tblPrEx>
-        <w:tc>
-          <w:tcPr>
-            <w:tcW w:w="700" w:type="dxa"/>
-            <w:tcBorders>
-              <w:top w:val="single" w:sz="6" w:space="0" w:color="ADB9CA"/>
-              <w:left w:val="single" w:sz="6" w:space="0" w:color="ADB9CA"/>
-              <w:bottom w:val="single" w:sz="6" w:space="0" w:color="ADB9CA"/>
-              <w:right w:val="single" w:sz="6" w:space="0" w:color="ADB9CA"/>
-            </w:tcBorders>
-            <w:shd w:val="clear" w:color="auto" w:fill="2E75B6"/>
-            <w:tcMar>
-              <w:top w:w="80" w:type="dxa"/>
-              <w:left w:w="140" w:type="dxa"/>
-              <w:bottom w:w="80" w:type="dxa"/>
-              <w:right w:w="140" w:type="dxa"/>
-            </w:tcMar>
-            <w:vAlign w:val="center"/>
-          </w:tcPr>
-          <w:p/>
-        </w:tc>
-        <w:tc>
-          <w:tcPr>
-            <w:tcW w:w="6510" w:type="dxa"/>
-            <w:tcBorders>
-              <w:top w:val="single" w:sz="6" w:space="0" w:color="ADB9CA"/>
-              <w:left w:val="single" w:sz="6" w:space="0" w:color="ADB9CA"/>
-              <w:bottom w:val="single" w:sz="6" w:space="0" w:color="ADB9CA"/>
-              <w:right w:val="single" w:sz="6" w:space="0" w:color="ADB9CA"/>
-            </w:tcBorders>
-            <w:shd w:val="clear" w:color="auto" w:fill="2E75B6"/>
-            <w:tcMar>
-              <w:top w:w="80" w:type="dxa"/>
-              <w:left w:w="140" w:type="dxa"/>
-              <w:bottom w:w="80" w:type="dxa"/>
-              <w:right w:w="140" w:type="dxa"/>
-            </w:tcMar>
-            <w:vAlign w:val="center"/>
-          </w:tcPr>
-          <w:p>
+              <w:t>ci.yml</w:t>
+            </w:r>
+            <w:proofErr w:type="spellEnd"/>
             <w:r>
               <w:rPr>
                 <w:rFonts w:ascii="Arial" w:eastAsia="Arial" w:hAnsi="Arial" w:cs="Arial"/>
@@ -7888,7 +7643,7 @@
                 <w:sz w:val="18"/>
                 <w:szCs w:val="18"/>
               </w:rPr>
-              <w:t>CD Pipeline – Automated Deployment to Render (cd.yml)</w:t>
+              <w:t>)</w:t>
             </w:r>
           </w:p>
         </w:tc>
@@ -7920,18 +7675,12 @@
                 <w:sz w:val="18"/>
                 <w:szCs w:val="18"/>
               </w:rPr>
-              <w:t>20 Marks</w:t>
+              <w:t>25 Marks</w:t>
             </w:r>
           </w:p>
         </w:tc>
       </w:tr>
       <w:tr>
-        <w:tblPrEx>
-          <w:tblCellMar>
-            <w:top w:w="0" w:type="dxa"/>
-            <w:bottom w:w="0" w:type="dxa"/>
-          </w:tblCellMar>
-        </w:tblPrEx>
         <w:tc>
           <w:tcPr>
             <w:tcW w:w="700" w:type="dxa"/>
@@ -7960,7 +7709,7 @@
                 <w:sz w:val="18"/>
                 <w:szCs w:val="18"/>
               </w:rPr>
-              <w:t>13</w:t>
+              <w:t>9</w:t>
             </w:r>
           </w:p>
         </w:tc>
@@ -7990,7 +7739,67 @@
                 <w:sz w:val="18"/>
                 <w:szCs w:val="18"/>
               </w:rPr>
-              <w:t xml:space="preserve">CD workflow file created at .github/workflows/cd.yml with correct push trigger on </w:t>
+              <w:t>CI workflow file created at .</w:t>
+            </w:r>
+            <w:proofErr w:type="spellStart"/>
+            <w:r>
+              <w:rPr>
+                <w:rFonts w:ascii="Arial" w:eastAsia="Arial" w:hAnsi="Arial" w:cs="Arial"/>
+                <w:color w:val="000000"/>
+                <w:sz w:val="18"/>
+                <w:szCs w:val="18"/>
+              </w:rPr>
+              <w:t>github</w:t>
+            </w:r>
+            <w:proofErr w:type="spellEnd"/>
+            <w:r>
+              <w:rPr>
+                <w:rFonts w:ascii="Arial" w:eastAsia="Arial" w:hAnsi="Arial" w:cs="Arial"/>
+                <w:color w:val="000000"/>
+                <w:sz w:val="18"/>
+                <w:szCs w:val="18"/>
+              </w:rPr>
+              <w:t>/workflows/</w:t>
+            </w:r>
+            <w:proofErr w:type="spellStart"/>
+            <w:r>
+              <w:rPr>
+                <w:rFonts w:ascii="Arial" w:eastAsia="Arial" w:hAnsi="Arial" w:cs="Arial"/>
+                <w:color w:val="000000"/>
+                <w:sz w:val="18"/>
+                <w:szCs w:val="18"/>
+              </w:rPr>
+              <w:t>ci.yml</w:t>
+            </w:r>
+            <w:proofErr w:type="spellEnd"/>
+            <w:r>
+              <w:rPr>
+                <w:rFonts w:ascii="Arial" w:eastAsia="Arial" w:hAnsi="Arial" w:cs="Arial"/>
+                <w:color w:val="000000"/>
+                <w:sz w:val="18"/>
+                <w:szCs w:val="18"/>
+              </w:rPr>
+              <w:t xml:space="preserve"> with correct </w:t>
+            </w:r>
+            <w:proofErr w:type="spellStart"/>
+            <w:r>
+              <w:rPr>
+                <w:rFonts w:ascii="Arial" w:eastAsia="Arial" w:hAnsi="Arial" w:cs="Arial"/>
+                <w:color w:val="000000"/>
+                <w:sz w:val="18"/>
+                <w:szCs w:val="18"/>
+              </w:rPr>
+              <w:t>pull_request</w:t>
+            </w:r>
+            <w:proofErr w:type="spellEnd"/>
+            <w:r>
+              <w:rPr>
+                <w:rFonts w:ascii="Arial" w:eastAsia="Arial" w:hAnsi="Arial" w:cs="Arial"/>
+                <w:color w:val="000000"/>
+                <w:sz w:val="18"/>
+                <w:szCs w:val="18"/>
+              </w:rPr>
+              <w:t xml:space="preserve"> trigger targeting </w:t>
             </w:r>
             <w:r>
               <w:rPr>
@@ -8029,18 +7838,12 @@
                 <w:sz w:val="18"/>
                 <w:szCs w:val="18"/>
               </w:rPr>
-              <w:t>06</w:t>
+              <w:t>07</w:t>
             </w:r>
           </w:p>
         </w:tc>
       </w:tr>
       <w:tr>
-        <w:tblPrEx>
-          <w:tblCellMar>
-            <w:top w:w="0" w:type="dxa"/>
-            <w:bottom w:w="0" w:type="dxa"/>
-          </w:tblCellMar>
-        </w:tblPrEx>
         <w:tc>
           <w:tcPr>
             <w:tcW w:w="700" w:type="dxa"/>
@@ -8069,7 +7872,7 @@
                 <w:sz w:val="18"/>
                 <w:szCs w:val="18"/>
               </w:rPr>
-              <w:t>14</w:t>
+              <w:t>10</w:t>
             </w:r>
           </w:p>
         </w:tc>
@@ -8099,7 +7902,7 @@
                 <w:sz w:val="18"/>
                 <w:szCs w:val="18"/>
               </w:rPr>
-              <w:t>Job declares environment: development and accesses RENDER_DEPLOY_HOOK_URL correctly</w:t>
+              <w:t>Checkout code, login to Docker Hub using Team Lead's repository secrets</w:t>
             </w:r>
           </w:p>
         </w:tc>
@@ -8129,18 +7932,12 @@
                 <w:sz w:val="18"/>
                 <w:szCs w:val="18"/>
               </w:rPr>
-              <w:t>07</w:t>
+              <w:t>06</w:t>
             </w:r>
           </w:p>
         </w:tc>
       </w:tr>
       <w:tr>
-        <w:tblPrEx>
-          <w:tblCellMar>
-            <w:top w:w="0" w:type="dxa"/>
-            <w:bottom w:w="0" w:type="dxa"/>
-          </w:tblCellMar>
-        </w:tblPrEx>
         <w:tc>
           <w:tcPr>
             <w:tcW w:w="700" w:type="dxa"/>
@@ -8169,7 +7966,7 @@
                 <w:sz w:val="18"/>
                 <w:szCs w:val="18"/>
               </w:rPr>
-              <w:t>15</w:t>
+              <w:t>11</w:t>
             </w:r>
           </w:p>
         </w:tc>
@@ -8199,7 +7996,7 @@
                 <w:sz w:val="18"/>
                 <w:szCs w:val="18"/>
               </w:rPr>
-              <w:t>Deploy step invokes Render webhook via curl POST; deployed app on Render contains all 5 pages</w:t>
+              <w:t>Build Docker image and tag correctly (latest and/or commit SHA)</w:t>
             </w:r>
           </w:p>
         </w:tc>
@@ -8229,18 +8026,106 @@
                 <w:sz w:val="18"/>
                 <w:szCs w:val="18"/>
               </w:rPr>
-              <w:t>07</w:t>
+              <w:t>06</w:t>
             </w:r>
           </w:p>
         </w:tc>
       </w:tr>
       <w:tr>
-        <w:tblPrEx>
-          <w:tblCellMar>
-            <w:top w:w="0" w:type="dxa"/>
-            <w:bottom w:w="0" w:type="dxa"/>
-          </w:tblCellMar>
-        </w:tblPrEx>
+        <w:tc>
+          <w:tcPr>
+            <w:tcW w:w="700" w:type="dxa"/>
+            <w:tcBorders>
+              <w:top w:val="single" w:sz="6" w:space="0" w:color="ADB9CA"/>
+              <w:left w:val="single" w:sz="6" w:space="0" w:color="ADB9CA"/>
+              <w:bottom w:val="single" w:sz="6" w:space="0" w:color="ADB9CA"/>
+              <w:right w:val="single" w:sz="6" w:space="0" w:color="ADB9CA"/>
+            </w:tcBorders>
+            <w:shd w:val="clear" w:color="auto" w:fill="FFFFFF"/>
+            <w:tcMar>
+              <w:top w:w="80" w:type="dxa"/>
+              <w:left w:w="140" w:type="dxa"/>
+              <w:bottom w:w="80" w:type="dxa"/>
+              <w:right w:w="140" w:type="dxa"/>
+            </w:tcMar>
+            <w:vAlign w:val="center"/>
+          </w:tcPr>
+          <w:p>
+            <w:r>
+              <w:rPr>
+                <w:rFonts w:ascii="Arial" w:eastAsia="Arial" w:hAnsi="Arial" w:cs="Arial"/>
+                <w:b/>
+                <w:bCs/>
+                <w:color w:val="000000"/>
+                <w:sz w:val="18"/>
+                <w:szCs w:val="18"/>
+              </w:rPr>
+              <w:t>12</w:t>
+            </w:r>
+          </w:p>
+        </w:tc>
+        <w:tc>
+          <w:tcPr>
+            <w:tcW w:w="6510" w:type="dxa"/>
+            <w:tcBorders>
+              <w:top w:val="single" w:sz="6" w:space="0" w:color="ADB9CA"/>
+              <w:left w:val="single" w:sz="6" w:space="0" w:color="ADB9CA"/>
+              <w:bottom w:val="single" w:sz="6" w:space="0" w:color="ADB9CA"/>
+              <w:right w:val="single" w:sz="6" w:space="0" w:color="ADB9CA"/>
+            </w:tcBorders>
+            <w:shd w:val="clear" w:color="auto" w:fill="FFFFFF"/>
+            <w:tcMar>
+              <w:top w:w="80" w:type="dxa"/>
+              <w:left w:w="140" w:type="dxa"/>
+              <w:bottom w:w="80" w:type="dxa"/>
+              <w:right w:w="140" w:type="dxa"/>
+            </w:tcMar>
+            <w:vAlign w:val="center"/>
+          </w:tcPr>
+          <w:p>
+            <w:r>
+              <w:rPr>
+                <w:rFonts w:ascii="Arial" w:eastAsia="Arial" w:hAnsi="Arial" w:cs="Arial"/>
+                <w:color w:val="000000"/>
+                <w:sz w:val="18"/>
+                <w:szCs w:val="18"/>
+              </w:rPr>
+              <w:t>Push image to Docker Hub successfully; workflow exits on any step failure</w:t>
+            </w:r>
+          </w:p>
+        </w:tc>
+        <w:tc>
+          <w:tcPr>
+            <w:tcW w:w="2150" w:type="dxa"/>
+            <w:tcBorders>
+              <w:top w:val="single" w:sz="6" w:space="0" w:color="ADB9CA"/>
+              <w:left w:val="single" w:sz="6" w:space="0" w:color="ADB9CA"/>
+              <w:bottom w:val="single" w:sz="6" w:space="0" w:color="ADB9CA"/>
+              <w:right w:val="single" w:sz="6" w:space="0" w:color="ADB9CA"/>
+            </w:tcBorders>
+            <w:shd w:val="clear" w:color="auto" w:fill="FFFFFF"/>
+            <w:tcMar>
+              <w:top w:w="80" w:type="dxa"/>
+              <w:left w:w="140" w:type="dxa"/>
+              <w:bottom w:w="80" w:type="dxa"/>
+              <w:right w:w="140" w:type="dxa"/>
+            </w:tcMar>
+            <w:vAlign w:val="center"/>
+          </w:tcPr>
+          <w:p>
+            <w:r>
+              <w:rPr>
+                <w:rFonts w:ascii="Arial" w:eastAsia="Arial" w:hAnsi="Arial" w:cs="Arial"/>
+                <w:color w:val="000000"/>
+                <w:sz w:val="18"/>
+                <w:szCs w:val="18"/>
+              </w:rPr>
+              <w:t>06</w:t>
+            </w:r>
+          </w:p>
+        </w:tc>
+      </w:tr>
+      <w:tr>
         <w:tc>
           <w:tcPr>
             <w:tcW w:w="700" w:type="dxa"/>
@@ -8289,29 +8174,9 @@
                 <w:sz w:val="18"/>
                 <w:szCs w:val="18"/>
               </w:rPr>
-              <w:t>End-to-End Verification, Screenshots &amp; Reflection</w:t>
-            </w:r>
-          </w:p>
-        </w:tc>
-        <w:tc>
-          <w:tcPr>
-            <w:tcW w:w="2150" w:type="dxa"/>
-            <w:tcBorders>
-              <w:top w:val="single" w:sz="6" w:space="0" w:color="ADB9CA"/>
-              <w:left w:val="single" w:sz="6" w:space="0" w:color="ADB9CA"/>
-              <w:bottom w:val="single" w:sz="6" w:space="0" w:color="ADB9CA"/>
-              <w:right w:val="single" w:sz="6" w:space="0" w:color="ADB9CA"/>
-            </w:tcBorders>
-            <w:shd w:val="clear" w:color="auto" w:fill="2E75B6"/>
-            <w:tcMar>
-              <w:top w:w="80" w:type="dxa"/>
-              <w:left w:w="140" w:type="dxa"/>
-              <w:bottom w:w="80" w:type="dxa"/>
-              <w:right w:w="140" w:type="dxa"/>
-            </w:tcMar>
-            <w:vAlign w:val="center"/>
-          </w:tcPr>
-          <w:p>
+              <w:t>CD Pipeline – Automated Deployment to Render (</w:t>
+            </w:r>
+            <w:proofErr w:type="spellStart"/>
             <w:r>
               <w:rPr>
                 <w:rFonts w:ascii="Arial" w:eastAsia="Arial" w:hAnsi="Arial" w:cs="Arial"/>
@@ -8321,18 +8186,56 @@
                 <w:sz w:val="18"/>
                 <w:szCs w:val="18"/>
               </w:rPr>
-              <w:t>10 Marks</w:t>
+              <w:t>cd.yml</w:t>
+            </w:r>
+            <w:proofErr w:type="spellEnd"/>
+            <w:r>
+              <w:rPr>
+                <w:rFonts w:ascii="Arial" w:eastAsia="Arial" w:hAnsi="Arial" w:cs="Arial"/>
+                <w:b/>
+                <w:bCs/>
+                <w:color w:val="FFFFFF"/>
+                <w:sz w:val="18"/>
+                <w:szCs w:val="18"/>
+              </w:rPr>
+              <w:t>)</w:t>
+            </w:r>
+          </w:p>
+        </w:tc>
+        <w:tc>
+          <w:tcPr>
+            <w:tcW w:w="2150" w:type="dxa"/>
+            <w:tcBorders>
+              <w:top w:val="single" w:sz="6" w:space="0" w:color="ADB9CA"/>
+              <w:left w:val="single" w:sz="6" w:space="0" w:color="ADB9CA"/>
+              <w:bottom w:val="single" w:sz="6" w:space="0" w:color="ADB9CA"/>
+              <w:right w:val="single" w:sz="6" w:space="0" w:color="ADB9CA"/>
+            </w:tcBorders>
+            <w:shd w:val="clear" w:color="auto" w:fill="2E75B6"/>
+            <w:tcMar>
+              <w:top w:w="80" w:type="dxa"/>
+              <w:left w:w="140" w:type="dxa"/>
+              <w:bottom w:w="80" w:type="dxa"/>
+              <w:right w:w="140" w:type="dxa"/>
+            </w:tcMar>
+            <w:vAlign w:val="center"/>
+          </w:tcPr>
+          <w:p>
+            <w:r>
+              <w:rPr>
+                <w:rFonts w:ascii="Arial" w:eastAsia="Arial" w:hAnsi="Arial" w:cs="Arial"/>
+                <w:b/>
+                <w:bCs/>
+                <w:color w:val="FFFFFF"/>
+                <w:sz w:val="18"/>
+                <w:szCs w:val="18"/>
+              </w:rPr>
+              <w:t>20 Marks</w:t>
             </w:r>
           </w:p>
         </w:tc>
       </w:tr>
       <w:tr>
-        <w:tblPrEx>
-          <w:tblCellMar>
-            <w:top w:w="0" w:type="dxa"/>
-            <w:bottom w:w="0" w:type="dxa"/>
-          </w:tblCellMar>
-        </w:tblPrEx>
         <w:tc>
           <w:tcPr>
             <w:tcW w:w="700" w:type="dxa"/>
@@ -8361,7 +8264,7 @@
                 <w:sz w:val="18"/>
                 <w:szCs w:val="18"/>
               </w:rPr>
-              <w:t>16</w:t>
+              <w:t>13</w:t>
             </w:r>
           </w:p>
         </w:tc>
@@ -8391,7 +8294,56 @@
                 <w:sz w:val="18"/>
                 <w:szCs w:val="18"/>
               </w:rPr>
-              <w:t>Screenshots: CI run, Docker Hub image with tags, CD run, live Render URL with all 5 pages visible</w:t>
+              <w:t>CD workflow file created at .</w:t>
+            </w:r>
+            <w:proofErr w:type="spellStart"/>
+            <w:r>
+              <w:rPr>
+                <w:rFonts w:ascii="Arial" w:eastAsia="Arial" w:hAnsi="Arial" w:cs="Arial"/>
+                <w:color w:val="000000"/>
+                <w:sz w:val="18"/>
+                <w:szCs w:val="18"/>
+              </w:rPr>
+              <w:t>github</w:t>
+            </w:r>
+            <w:proofErr w:type="spellEnd"/>
+            <w:r>
+              <w:rPr>
+                <w:rFonts w:ascii="Arial" w:eastAsia="Arial" w:hAnsi="Arial" w:cs="Arial"/>
+                <w:color w:val="000000"/>
+                <w:sz w:val="18"/>
+                <w:szCs w:val="18"/>
+              </w:rPr>
+              <w:t>/workflows/</w:t>
+            </w:r>
+            <w:proofErr w:type="spellStart"/>
+            <w:r>
+              <w:rPr>
+                <w:rFonts w:ascii="Arial" w:eastAsia="Arial" w:hAnsi="Arial" w:cs="Arial"/>
+                <w:color w:val="000000"/>
+                <w:sz w:val="18"/>
+                <w:szCs w:val="18"/>
+              </w:rPr>
+              <w:t>cd.yml</w:t>
+            </w:r>
+            <w:proofErr w:type="spellEnd"/>
+            <w:r>
+              <w:rPr>
+                <w:rFonts w:ascii="Arial" w:eastAsia="Arial" w:hAnsi="Arial" w:cs="Arial"/>
+                <w:color w:val="000000"/>
+                <w:sz w:val="18"/>
+                <w:szCs w:val="18"/>
+              </w:rPr>
+              <w:t xml:space="preserve"> with correct push trigger on </w:t>
+            </w:r>
+            <w:r>
+              <w:rPr>
+                <w:rFonts w:ascii="Arial" w:eastAsia="Arial" w:hAnsi="Arial" w:cs="Arial"/>
+                <w:color w:val="000000"/>
+                <w:sz w:val="18"/>
+                <w:szCs w:val="18"/>
+              </w:rPr>
+              <w:t>“develop”</w:t>
             </w:r>
           </w:p>
         </w:tc>
@@ -8421,18 +8373,12 @@
                 <w:sz w:val="18"/>
                 <w:szCs w:val="18"/>
               </w:rPr>
-              <w:t>05</w:t>
+              <w:t>06</w:t>
             </w:r>
           </w:p>
         </w:tc>
       </w:tr>
       <w:tr>
-        <w:tblPrEx>
-          <w:tblCellMar>
-            <w:top w:w="0" w:type="dxa"/>
-            <w:bottom w:w="0" w:type="dxa"/>
-          </w:tblCellMar>
-        </w:tblPrEx>
         <w:tc>
           <w:tcPr>
             <w:tcW w:w="700" w:type="dxa"/>
@@ -8461,7 +8407,7 @@
                 <w:sz w:val="18"/>
                 <w:szCs w:val="18"/>
               </w:rPr>
-              <w:t>17</w:t>
+              <w:t>14</w:t>
             </w:r>
           </w:p>
         </w:tc>
@@ -8491,7 +8437,7 @@
                 <w:sz w:val="18"/>
                 <w:szCs w:val="18"/>
               </w:rPr>
-              <w:t>Individual reflection (4–5 lines per member) on CI/CD integration and page development experience</w:t>
+              <w:t>Job declares environment: development and accesses RENDER_DEPLOY_HOOK_URL correctly</w:t>
             </w:r>
           </w:p>
         </w:tc>
@@ -8521,18 +8467,381 @@
                 <w:sz w:val="18"/>
                 <w:szCs w:val="18"/>
               </w:rPr>
-              <w:t>05</w:t>
+              <w:t>07</w:t>
             </w:r>
           </w:p>
         </w:tc>
       </w:tr>
       <w:tr>
-        <w:tblPrEx>
-          <w:tblCellMar>
-            <w:top w:w="0" w:type="dxa"/>
-            <w:bottom w:w="0" w:type="dxa"/>
-          </w:tblCellMar>
-        </w:tblPrEx>
+        <w:tc>
+          <w:tcPr>
+            <w:tcW w:w="700" w:type="dxa"/>
+            <w:tcBorders>
+              <w:top w:val="single" w:sz="6" w:space="0" w:color="ADB9CA"/>
+              <w:left w:val="single" w:sz="6" w:space="0" w:color="ADB9CA"/>
+              <w:bottom w:val="single" w:sz="6" w:space="0" w:color="ADB9CA"/>
+              <w:right w:val="single" w:sz="6" w:space="0" w:color="ADB9CA"/>
+            </w:tcBorders>
+            <w:shd w:val="clear" w:color="auto" w:fill="E8F0FB"/>
+            <w:tcMar>
+              <w:top w:w="80" w:type="dxa"/>
+              <w:left w:w="140" w:type="dxa"/>
+              <w:bottom w:w="80" w:type="dxa"/>
+              <w:right w:w="140" w:type="dxa"/>
+            </w:tcMar>
+            <w:vAlign w:val="center"/>
+          </w:tcPr>
+          <w:p>
+            <w:r>
+              <w:rPr>
+                <w:rFonts w:ascii="Arial" w:eastAsia="Arial" w:hAnsi="Arial" w:cs="Arial"/>
+                <w:b/>
+                <w:bCs/>
+                <w:color w:val="000000"/>
+                <w:sz w:val="18"/>
+                <w:szCs w:val="18"/>
+              </w:rPr>
+              <w:lastRenderedPageBreak/>
+              <w:t>15</w:t>
+            </w:r>
+          </w:p>
+        </w:tc>
+        <w:tc>
+          <w:tcPr>
+            <w:tcW w:w="6510" w:type="dxa"/>
+            <w:tcBorders>
+              <w:top w:val="single" w:sz="6" w:space="0" w:color="ADB9CA"/>
+              <w:left w:val="single" w:sz="6" w:space="0" w:color="ADB9CA"/>
+              <w:bottom w:val="single" w:sz="6" w:space="0" w:color="ADB9CA"/>
+              <w:right w:val="single" w:sz="6" w:space="0" w:color="ADB9CA"/>
+            </w:tcBorders>
+            <w:shd w:val="clear" w:color="auto" w:fill="E8F0FB"/>
+            <w:tcMar>
+              <w:top w:w="80" w:type="dxa"/>
+              <w:left w:w="140" w:type="dxa"/>
+              <w:bottom w:w="80" w:type="dxa"/>
+              <w:right w:w="140" w:type="dxa"/>
+            </w:tcMar>
+            <w:vAlign w:val="center"/>
+          </w:tcPr>
+          <w:p>
+            <w:r>
+              <w:rPr>
+                <w:rFonts w:ascii="Arial" w:eastAsia="Arial" w:hAnsi="Arial" w:cs="Arial"/>
+                <w:color w:val="000000"/>
+                <w:sz w:val="18"/>
+                <w:szCs w:val="18"/>
+              </w:rPr>
+              <w:t>Deploy step invokes Render webhook via curl POST; deployed app on Render contains all 5 pages</w:t>
+            </w:r>
+          </w:p>
+        </w:tc>
+        <w:tc>
+          <w:tcPr>
+            <w:tcW w:w="2150" w:type="dxa"/>
+            <w:tcBorders>
+              <w:top w:val="single" w:sz="6" w:space="0" w:color="ADB9CA"/>
+              <w:left w:val="single" w:sz="6" w:space="0" w:color="ADB9CA"/>
+              <w:bottom w:val="single" w:sz="6" w:space="0" w:color="ADB9CA"/>
+              <w:right w:val="single" w:sz="6" w:space="0" w:color="ADB9CA"/>
+            </w:tcBorders>
+            <w:shd w:val="clear" w:color="auto" w:fill="E8F0FB"/>
+            <w:tcMar>
+              <w:top w:w="80" w:type="dxa"/>
+              <w:left w:w="140" w:type="dxa"/>
+              <w:bottom w:w="80" w:type="dxa"/>
+              <w:right w:w="140" w:type="dxa"/>
+            </w:tcMar>
+            <w:vAlign w:val="center"/>
+          </w:tcPr>
+          <w:p>
+            <w:r>
+              <w:rPr>
+                <w:rFonts w:ascii="Arial" w:eastAsia="Arial" w:hAnsi="Arial" w:cs="Arial"/>
+                <w:color w:val="000000"/>
+                <w:sz w:val="18"/>
+                <w:szCs w:val="18"/>
+              </w:rPr>
+              <w:t>07</w:t>
+            </w:r>
+          </w:p>
+        </w:tc>
+      </w:tr>
+      <w:tr>
+        <w:tc>
+          <w:tcPr>
+            <w:tcW w:w="700" w:type="dxa"/>
+            <w:tcBorders>
+              <w:top w:val="single" w:sz="6" w:space="0" w:color="ADB9CA"/>
+              <w:left w:val="single" w:sz="6" w:space="0" w:color="ADB9CA"/>
+              <w:bottom w:val="single" w:sz="6" w:space="0" w:color="ADB9CA"/>
+              <w:right w:val="single" w:sz="6" w:space="0" w:color="ADB9CA"/>
+            </w:tcBorders>
+            <w:shd w:val="clear" w:color="auto" w:fill="2E75B6"/>
+            <w:tcMar>
+              <w:top w:w="80" w:type="dxa"/>
+              <w:left w:w="140" w:type="dxa"/>
+              <w:bottom w:w="80" w:type="dxa"/>
+              <w:right w:w="140" w:type="dxa"/>
+            </w:tcMar>
+            <w:vAlign w:val="center"/>
+          </w:tcPr>
+          <w:p/>
+        </w:tc>
+        <w:tc>
+          <w:tcPr>
+            <w:tcW w:w="6510" w:type="dxa"/>
+            <w:tcBorders>
+              <w:top w:val="single" w:sz="6" w:space="0" w:color="ADB9CA"/>
+              <w:left w:val="single" w:sz="6" w:space="0" w:color="ADB9CA"/>
+              <w:bottom w:val="single" w:sz="6" w:space="0" w:color="ADB9CA"/>
+              <w:right w:val="single" w:sz="6" w:space="0" w:color="ADB9CA"/>
+            </w:tcBorders>
+            <w:shd w:val="clear" w:color="auto" w:fill="2E75B6"/>
+            <w:tcMar>
+              <w:top w:w="80" w:type="dxa"/>
+              <w:left w:w="140" w:type="dxa"/>
+              <w:bottom w:w="80" w:type="dxa"/>
+              <w:right w:w="140" w:type="dxa"/>
+            </w:tcMar>
+            <w:vAlign w:val="center"/>
+          </w:tcPr>
+          <w:p>
+            <w:r>
+              <w:rPr>
+                <w:rFonts w:ascii="Arial" w:eastAsia="Arial" w:hAnsi="Arial" w:cs="Arial"/>
+                <w:b/>
+                <w:bCs/>
+                <w:color w:val="FFFFFF"/>
+                <w:sz w:val="18"/>
+                <w:szCs w:val="18"/>
+              </w:rPr>
+              <w:t>End-to-End Verification, Screenshots &amp; Reflection</w:t>
+            </w:r>
+          </w:p>
+        </w:tc>
+        <w:tc>
+          <w:tcPr>
+            <w:tcW w:w="2150" w:type="dxa"/>
+            <w:tcBorders>
+              <w:top w:val="single" w:sz="6" w:space="0" w:color="ADB9CA"/>
+              <w:left w:val="single" w:sz="6" w:space="0" w:color="ADB9CA"/>
+              <w:bottom w:val="single" w:sz="6" w:space="0" w:color="ADB9CA"/>
+              <w:right w:val="single" w:sz="6" w:space="0" w:color="ADB9CA"/>
+            </w:tcBorders>
+            <w:shd w:val="clear" w:color="auto" w:fill="2E75B6"/>
+            <w:tcMar>
+              <w:top w:w="80" w:type="dxa"/>
+              <w:left w:w="140" w:type="dxa"/>
+              <w:bottom w:w="80" w:type="dxa"/>
+              <w:right w:w="140" w:type="dxa"/>
+            </w:tcMar>
+            <w:vAlign w:val="center"/>
+          </w:tcPr>
+          <w:p>
+            <w:r>
+              <w:rPr>
+                <w:rFonts w:ascii="Arial" w:eastAsia="Arial" w:hAnsi="Arial" w:cs="Arial"/>
+                <w:b/>
+                <w:bCs/>
+                <w:color w:val="FFFFFF"/>
+                <w:sz w:val="18"/>
+                <w:szCs w:val="18"/>
+              </w:rPr>
+              <w:t>10 Marks</w:t>
+            </w:r>
+          </w:p>
+        </w:tc>
+      </w:tr>
+      <w:tr>
+        <w:tc>
+          <w:tcPr>
+            <w:tcW w:w="700" w:type="dxa"/>
+            <w:tcBorders>
+              <w:top w:val="single" w:sz="6" w:space="0" w:color="ADB9CA"/>
+              <w:left w:val="single" w:sz="6" w:space="0" w:color="ADB9CA"/>
+              <w:bottom w:val="single" w:sz="6" w:space="0" w:color="ADB9CA"/>
+              <w:right w:val="single" w:sz="6" w:space="0" w:color="ADB9CA"/>
+            </w:tcBorders>
+            <w:shd w:val="clear" w:color="auto" w:fill="E8F0FB"/>
+            <w:tcMar>
+              <w:top w:w="80" w:type="dxa"/>
+              <w:left w:w="140" w:type="dxa"/>
+              <w:bottom w:w="80" w:type="dxa"/>
+              <w:right w:w="140" w:type="dxa"/>
+            </w:tcMar>
+            <w:vAlign w:val="center"/>
+          </w:tcPr>
+          <w:p>
+            <w:r>
+              <w:rPr>
+                <w:rFonts w:ascii="Arial" w:eastAsia="Arial" w:hAnsi="Arial" w:cs="Arial"/>
+                <w:b/>
+                <w:bCs/>
+                <w:color w:val="000000"/>
+                <w:sz w:val="18"/>
+                <w:szCs w:val="18"/>
+              </w:rPr>
+              <w:t>16</w:t>
+            </w:r>
+          </w:p>
+        </w:tc>
+        <w:tc>
+          <w:tcPr>
+            <w:tcW w:w="6510" w:type="dxa"/>
+            <w:tcBorders>
+              <w:top w:val="single" w:sz="6" w:space="0" w:color="ADB9CA"/>
+              <w:left w:val="single" w:sz="6" w:space="0" w:color="ADB9CA"/>
+              <w:bottom w:val="single" w:sz="6" w:space="0" w:color="ADB9CA"/>
+              <w:right w:val="single" w:sz="6" w:space="0" w:color="ADB9CA"/>
+            </w:tcBorders>
+            <w:shd w:val="clear" w:color="auto" w:fill="E8F0FB"/>
+            <w:tcMar>
+              <w:top w:w="80" w:type="dxa"/>
+              <w:left w:w="140" w:type="dxa"/>
+              <w:bottom w:w="80" w:type="dxa"/>
+              <w:right w:w="140" w:type="dxa"/>
+            </w:tcMar>
+            <w:vAlign w:val="center"/>
+          </w:tcPr>
+          <w:p>
+            <w:r>
+              <w:rPr>
+                <w:rFonts w:ascii="Arial" w:eastAsia="Arial" w:hAnsi="Arial" w:cs="Arial"/>
+                <w:color w:val="000000"/>
+                <w:sz w:val="18"/>
+                <w:szCs w:val="18"/>
+              </w:rPr>
+              <w:t>Screenshots: CI run, Docker Hub image with tags, CD run, live Render URL with all 5 pages visible</w:t>
+            </w:r>
+          </w:p>
+        </w:tc>
+        <w:tc>
+          <w:tcPr>
+            <w:tcW w:w="2150" w:type="dxa"/>
+            <w:tcBorders>
+              <w:top w:val="single" w:sz="6" w:space="0" w:color="ADB9CA"/>
+              <w:left w:val="single" w:sz="6" w:space="0" w:color="ADB9CA"/>
+              <w:bottom w:val="single" w:sz="6" w:space="0" w:color="ADB9CA"/>
+              <w:right w:val="single" w:sz="6" w:space="0" w:color="ADB9CA"/>
+            </w:tcBorders>
+            <w:shd w:val="clear" w:color="auto" w:fill="E8F0FB"/>
+            <w:tcMar>
+              <w:top w:w="80" w:type="dxa"/>
+              <w:left w:w="140" w:type="dxa"/>
+              <w:bottom w:w="80" w:type="dxa"/>
+              <w:right w:w="140" w:type="dxa"/>
+            </w:tcMar>
+            <w:vAlign w:val="center"/>
+          </w:tcPr>
+          <w:p>
+            <w:r>
+              <w:rPr>
+                <w:rFonts w:ascii="Arial" w:eastAsia="Arial" w:hAnsi="Arial" w:cs="Arial"/>
+                <w:color w:val="000000"/>
+                <w:sz w:val="18"/>
+                <w:szCs w:val="18"/>
+              </w:rPr>
+              <w:t>05</w:t>
+            </w:r>
+          </w:p>
+        </w:tc>
+      </w:tr>
+      <w:tr>
+        <w:tc>
+          <w:tcPr>
+            <w:tcW w:w="700" w:type="dxa"/>
+            <w:tcBorders>
+              <w:top w:val="single" w:sz="6" w:space="0" w:color="ADB9CA"/>
+              <w:left w:val="single" w:sz="6" w:space="0" w:color="ADB9CA"/>
+              <w:bottom w:val="single" w:sz="6" w:space="0" w:color="ADB9CA"/>
+              <w:right w:val="single" w:sz="6" w:space="0" w:color="ADB9CA"/>
+            </w:tcBorders>
+            <w:shd w:val="clear" w:color="auto" w:fill="FFFFFF"/>
+            <w:tcMar>
+              <w:top w:w="80" w:type="dxa"/>
+              <w:left w:w="140" w:type="dxa"/>
+              <w:bottom w:w="80" w:type="dxa"/>
+              <w:right w:w="140" w:type="dxa"/>
+            </w:tcMar>
+            <w:vAlign w:val="center"/>
+          </w:tcPr>
+          <w:p>
+            <w:r>
+              <w:rPr>
+                <w:rFonts w:ascii="Arial" w:eastAsia="Arial" w:hAnsi="Arial" w:cs="Arial"/>
+                <w:b/>
+                <w:bCs/>
+                <w:color w:val="000000"/>
+                <w:sz w:val="18"/>
+                <w:szCs w:val="18"/>
+              </w:rPr>
+              <w:t>17</w:t>
+            </w:r>
+          </w:p>
+        </w:tc>
+        <w:tc>
+          <w:tcPr>
+            <w:tcW w:w="6510" w:type="dxa"/>
+            <w:tcBorders>
+              <w:top w:val="single" w:sz="6" w:space="0" w:color="ADB9CA"/>
+              <w:left w:val="single" w:sz="6" w:space="0" w:color="ADB9CA"/>
+              <w:bottom w:val="single" w:sz="6" w:space="0" w:color="ADB9CA"/>
+              <w:right w:val="single" w:sz="6" w:space="0" w:color="ADB9CA"/>
+            </w:tcBorders>
+            <w:shd w:val="clear" w:color="auto" w:fill="FFFFFF"/>
+            <w:tcMar>
+              <w:top w:w="80" w:type="dxa"/>
+              <w:left w:w="140" w:type="dxa"/>
+              <w:bottom w:w="80" w:type="dxa"/>
+              <w:right w:w="140" w:type="dxa"/>
+            </w:tcMar>
+            <w:vAlign w:val="center"/>
+          </w:tcPr>
+          <w:p>
+            <w:r>
+              <w:rPr>
+                <w:rFonts w:ascii="Arial" w:eastAsia="Arial" w:hAnsi="Arial" w:cs="Arial"/>
+                <w:color w:val="000000"/>
+                <w:sz w:val="18"/>
+                <w:szCs w:val="18"/>
+              </w:rPr>
+              <w:t>Individual reflection (4–5 lines per member) on CI/CD integration and page development experience</w:t>
+            </w:r>
+          </w:p>
+        </w:tc>
+        <w:tc>
+          <w:tcPr>
+            <w:tcW w:w="2150" w:type="dxa"/>
+            <w:tcBorders>
+              <w:top w:val="single" w:sz="6" w:space="0" w:color="ADB9CA"/>
+              <w:left w:val="single" w:sz="6" w:space="0" w:color="ADB9CA"/>
+              <w:bottom w:val="single" w:sz="6" w:space="0" w:color="ADB9CA"/>
+              <w:right w:val="single" w:sz="6" w:space="0" w:color="ADB9CA"/>
+            </w:tcBorders>
+            <w:shd w:val="clear" w:color="auto" w:fill="FFFFFF"/>
+            <w:tcMar>
+              <w:top w:w="80" w:type="dxa"/>
+              <w:left w:w="140" w:type="dxa"/>
+              <w:bottom w:w="80" w:type="dxa"/>
+              <w:right w:w="140" w:type="dxa"/>
+            </w:tcMar>
+            <w:vAlign w:val="center"/>
+          </w:tcPr>
+          <w:p>
+            <w:r>
+              <w:rPr>
+                <w:rFonts w:ascii="Arial" w:eastAsia="Arial" w:hAnsi="Arial" w:cs="Arial"/>
+                <w:color w:val="000000"/>
+                <w:sz w:val="18"/>
+                <w:szCs w:val="18"/>
+              </w:rPr>
+              <w:t>05</w:t>
+            </w:r>
+          </w:p>
+        </w:tc>
+      </w:tr>
+      <w:tr>
         <w:tc>
           <w:tcPr>
             <w:tcW w:w="700" w:type="dxa"/>
@@ -8841,7 +9150,23 @@
           <w:rFonts w:ascii="Arial" w:eastAsia="Arial" w:hAnsi="Arial" w:cs="Arial"/>
           <w:color w:val="000000"/>
         </w:rPr>
-        <w:t>Screenshot 5: Live TaskFlow application on Render showing all five pages are accessible.</w:t>
+        <w:t xml:space="preserve">Screenshot 5: Live </w:t>
+      </w:r>
+      <w:proofErr w:type="spellStart"/>
+      <w:r>
+        <w:rPr>
+          <w:rFonts w:ascii="Arial" w:eastAsia="Arial" w:hAnsi="Arial" w:cs="Arial"/>
+          <w:color w:val="000000"/>
+        </w:rPr>
+        <w:t>TaskFlow</w:t>
+      </w:r>
+      <w:proofErr w:type="spellEnd"/>
+      <w:r>
+        <w:rPr>
+          <w:rFonts w:ascii="Arial" w:eastAsia="Arial" w:hAnsi="Arial" w:cs="Arial"/>
+          <w:color w:val="000000"/>
+        </w:rPr>
+        <w:t xml:space="preserve"> application on Render showing all five pages are accessible.</w:t>
       </w:r>
     </w:p>
     <w:p>
@@ -8912,7 +9237,23 @@
           <w:rFonts w:ascii="Arial" w:eastAsia="Arial" w:hAnsi="Arial" w:cs="Arial"/>
           <w:color w:val="000000"/>
         </w:rPr>
-        <w:t>Paste your verification screenshots in the table below. Label each one clearly.</w:t>
+        <w:t xml:space="preserve">Paste your verification screenshots </w:t>
+      </w:r>
+      <w:proofErr w:type="gramStart"/>
+      <w:r>
+        <w:rPr>
+          <w:rFonts w:ascii="Arial" w:eastAsia="Arial" w:hAnsi="Arial" w:cs="Arial"/>
+          <w:color w:val="000000"/>
+        </w:rPr>
+        <w:t>in</w:t>
+      </w:r>
+      <w:proofErr w:type="gramEnd"/>
+      <w:r>
+        <w:rPr>
+          <w:rFonts w:ascii="Arial" w:eastAsia="Arial" w:hAnsi="Arial" w:cs="Arial"/>
+          <w:color w:val="000000"/>
+        </w:rPr>
+        <w:t xml:space="preserve"> the table below. Label each one clearly.</w:t>
       </w:r>
     </w:p>
     <w:tbl>
@@ -8937,12 +9278,6 @@
         <w:gridCol w:w="6160"/>
       </w:tblGrid>
       <w:tr>
-        <w:tblPrEx>
-          <w:tblCellMar>
-            <w:top w:w="0" w:type="dxa"/>
-            <w:bottom w:w="0" w:type="dxa"/>
-          </w:tblCellMar>
-        </w:tblPrEx>
         <w:tc>
           <w:tcPr>
             <w:tcW w:w="3200" w:type="dxa"/>
@@ -9009,12 +9344,6 @@
         </w:tc>
       </w:tr>
       <w:tr>
-        <w:tblPrEx>
-          <w:tblCellMar>
-            <w:top w:w="0" w:type="dxa"/>
-            <w:bottom w:w="0" w:type="dxa"/>
-          </w:tblCellMar>
-        </w:tblPrEx>
         <w:tc>
           <w:tcPr>
             <w:tcW w:w="3200" w:type="dxa"/>
@@ -9091,12 +9420,6 @@
         </w:tc>
       </w:tr>
       <w:tr>
-        <w:tblPrEx>
-          <w:tblCellMar>
-            <w:top w:w="0" w:type="dxa"/>
-            <w:bottom w:w="0" w:type="dxa"/>
-          </w:tblCellMar>
-        </w:tblPrEx>
         <w:tc>
           <w:tcPr>
             <w:tcW w:w="3200" w:type="dxa"/>
@@ -9151,12 +9474,6 @@
         </w:tc>
       </w:tr>
       <w:tr>
-        <w:tblPrEx>
-          <w:tblCellMar>
-            <w:top w:w="0" w:type="dxa"/>
-            <w:bottom w:w="0" w:type="dxa"/>
-          </w:tblCellMar>
-        </w:tblPrEx>
         <w:tc>
           <w:tcPr>
             <w:tcW w:w="3200" w:type="dxa"/>
@@ -9211,12 +9528,6 @@
         </w:tc>
       </w:tr>
       <w:tr>
-        <w:tblPrEx>
-          <w:tblCellMar>
-            <w:top w:w="0" w:type="dxa"/>
-            <w:bottom w:w="0" w:type="dxa"/>
-          </w:tblCellMar>
-        </w:tblPrEx>
         <w:tc>
           <w:tcPr>
             <w:tcW w:w="3200" w:type="dxa"/>
@@ -9282,12 +9593,6 @@
         </w:tc>
       </w:tr>
       <w:tr>
-        <w:tblPrEx>
-          <w:tblCellMar>
-            <w:top w:w="0" w:type="dxa"/>
-            <w:bottom w:w="0" w:type="dxa"/>
-          </w:tblCellMar>
-        </w:tblPrEx>
         <w:tc>
           <w:tcPr>
             <w:tcW w:w="3200" w:type="dxa"/>
@@ -9316,7 +9621,31 @@
                 <w:sz w:val="18"/>
                 <w:szCs w:val="18"/>
               </w:rPr>
-              <w:t>Live TaskFlow on Render – All 5 Pages Accessible</w:t>
+              <w:t xml:space="preserve">Live </w:t>
+            </w:r>
+            <w:proofErr w:type="spellStart"/>
+            <w:r>
+              <w:rPr>
+                <w:rFonts w:ascii="Arial" w:eastAsia="Arial" w:hAnsi="Arial" w:cs="Arial"/>
+                <w:b/>
+                <w:bCs/>
+                <w:color w:val="000000"/>
+                <w:sz w:val="18"/>
+                <w:szCs w:val="18"/>
+              </w:rPr>
+              <w:t>TaskFlow</w:t>
+            </w:r>
+            <w:proofErr w:type="spellEnd"/>
+            <w:r>
+              <w:rPr>
+                <w:rFonts w:ascii="Arial" w:eastAsia="Arial" w:hAnsi="Arial" w:cs="Arial"/>
+                <w:b/>
+                <w:bCs/>
+                <w:color w:val="000000"/>
+                <w:sz w:val="18"/>
+                <w:szCs w:val="18"/>
+              </w:rPr>
+              <w:t xml:space="preserve"> on Render – All 5 Pages Accessible</w:t>
             </w:r>
           </w:p>
         </w:tc>
@@ -9342,12 +9671,6 @@
         </w:tc>
       </w:tr>
       <w:tr>
-        <w:tblPrEx>
-          <w:tblCellMar>
-            <w:top w:w="0" w:type="dxa"/>
-            <w:bottom w:w="0" w:type="dxa"/>
-          </w:tblCellMar>
-        </w:tblPrEx>
         <w:tc>
           <w:tcPr>
             <w:tcW w:w="3200" w:type="dxa"/>
@@ -9423,6 +9746,7 @@
           <w:sz w:val="28"/>
           <w:szCs w:val="28"/>
         </w:rPr>
+        <w:lastRenderedPageBreak/>
         <w:t>TEAM REFLECTION</w:t>
       </w:r>
     </w:p>
@@ -9456,120 +9780,59 @@
           <w:bCs/>
           <w:color w:val="000000"/>
         </w:rPr>
-        <w:t>Member 1  (Name: Afnan Raees | Roll: L1S23BSSE0024 | GitHub: AfnanRaees | Role: Team Lead)</w:t>
-      </w:r>
-    </w:p>
-    <w:tbl>
-      <w:tblPr>
-        <w:tblW w:w="9360" w:type="dxa"/>
-        <w:tblBorders>
-          <w:top w:val="single" w:sz="4" w:space="0" w:color="auto"/>
-          <w:left w:val="single" w:sz="4" w:space="0" w:color="auto"/>
-          <w:bottom w:val="single" w:sz="4" w:space="0" w:color="auto"/>
-          <w:right w:val="single" w:sz="4" w:space="0" w:color="auto"/>
-          <w:insideH w:val="single" w:sz="4" w:space="0" w:color="auto"/>
-          <w:insideV w:val="single" w:sz="4" w:space="0" w:color="auto"/>
-        </w:tblBorders>
-        <w:tblCellMar>
-          <w:left w:w="10" w:type="dxa"/>
-          <w:right w:w="10" w:type="dxa"/>
-        </w:tblCellMar>
-        <w:tblLook w:val="0000" w:firstRow="0" w:lastRow="0" w:firstColumn="0" w:lastColumn="0" w:noHBand="0" w:noVBand="0"/>
-      </w:tblPr>
-      <w:tblGrid>
-        <w:gridCol w:w="9360"/>
-      </w:tblGrid>
-      <w:tr>
-        <w:tblPrEx>
-          <w:tblCellMar>
-            <w:top w:w="0" w:type="dxa"/>
-            <w:bottom w:w="0" w:type="dxa"/>
-          </w:tblCellMar>
-        </w:tblPrEx>
-        <w:tc>
-          <w:tcPr>
-            <w:tcW w:w="9360" w:type="dxa"/>
-            <w:tcBorders>
-              <w:top w:val="single" w:sz="6" w:space="0" w:color="ADB9CA"/>
-              <w:left w:val="single" w:sz="6" w:space="0" w:color="ADB9CA"/>
-              <w:bottom w:val="single" w:sz="6" w:space="0" w:color="ADB9CA"/>
-              <w:right w:val="single" w:sz="6" w:space="0" w:color="ADB9CA"/>
-            </w:tcBorders>
-            <w:shd w:val="clear" w:color="auto" w:fill="FFFFFF"/>
-            <w:tcMar>
-              <w:top w:w="80" w:type="dxa"/>
-              <w:left w:w="140" w:type="dxa"/>
-              <w:bottom w:w="80" w:type="dxa"/>
-              <w:right w:w="140" w:type="dxa"/>
-            </w:tcMar>
-            <w:vAlign w:val="center"/>
-          </w:tcPr>
-          <w:p/>
-        </w:tc>
-      </w:tr>
-      <w:tr>
-        <w:tblPrEx>
-          <w:tblCellMar>
-            <w:top w:w="0" w:type="dxa"/>
-            <w:bottom w:w="0" w:type="dxa"/>
-          </w:tblCellMar>
-        </w:tblPrEx>
-        <w:tc>
-          <w:tcPr>
-            <w:tcW w:w="9360" w:type="dxa"/>
-            <w:tcBorders>
-              <w:top w:val="single" w:sz="6" w:space="0" w:color="ADB9CA"/>
-              <w:left w:val="single" w:sz="6" w:space="0" w:color="ADB9CA"/>
-              <w:bottom w:val="single" w:sz="6" w:space="0" w:color="ADB9CA"/>
-              <w:right w:val="single" w:sz="6" w:space="0" w:color="ADB9CA"/>
-            </w:tcBorders>
-            <w:shd w:val="clear" w:color="auto" w:fill="FFFFFF"/>
-            <w:tcMar>
-              <w:top w:w="80" w:type="dxa"/>
-              <w:left w:w="140" w:type="dxa"/>
-              <w:bottom w:w="80" w:type="dxa"/>
-              <w:right w:w="140" w:type="dxa"/>
-            </w:tcMar>
-            <w:vAlign w:val="center"/>
-          </w:tcPr>
-          <w:p/>
-        </w:tc>
-      </w:tr>
-      <w:tr>
-        <w:tblPrEx>
-          <w:tblCellMar>
-            <w:top w:w="0" w:type="dxa"/>
-            <w:bottom w:w="0" w:type="dxa"/>
-          </w:tblCellMar>
-        </w:tblPrEx>
-        <w:tc>
-          <w:tcPr>
-            <w:tcW w:w="9360" w:type="dxa"/>
-            <w:tcBorders>
-              <w:top w:val="single" w:sz="6" w:space="0" w:color="ADB9CA"/>
-              <w:left w:val="single" w:sz="6" w:space="0" w:color="ADB9CA"/>
-              <w:bottom w:val="single" w:sz="6" w:space="0" w:color="ADB9CA"/>
-              <w:right w:val="single" w:sz="6" w:space="0" w:color="ADB9CA"/>
-            </w:tcBorders>
-            <w:shd w:val="clear" w:color="auto" w:fill="FFFFFF"/>
-            <w:tcMar>
-              <w:top w:w="80" w:type="dxa"/>
-              <w:left w:w="140" w:type="dxa"/>
-              <w:bottom w:w="80" w:type="dxa"/>
-              <w:right w:w="140" w:type="dxa"/>
-            </w:tcMar>
-            <w:vAlign w:val="center"/>
-          </w:tcPr>
-          <w:p/>
-        </w:tc>
-      </w:tr>
-    </w:tbl>
+        <w:t xml:space="preserve">Member 1  (Name: Afnan Raees | Roll: L1S23BSSE0024 | GitHub: </w:t>
+      </w:r>
+      <w:proofErr w:type="spellStart"/>
+      <w:r>
+        <w:rPr>
+          <w:rFonts w:ascii="Arial" w:eastAsia="Arial" w:hAnsi="Arial" w:cs="Arial"/>
+          <w:b/>
+          <w:bCs/>
+          <w:color w:val="000000"/>
+        </w:rPr>
+        <w:t>AfnanRaees</w:t>
+      </w:r>
+      <w:proofErr w:type="spellEnd"/>
+      <w:r>
+        <w:rPr>
+          <w:rFonts w:ascii="Arial" w:eastAsia="Arial" w:hAnsi="Arial" w:cs="Arial"/>
+          <w:b/>
+          <w:bCs/>
+          <w:color w:val="000000"/>
+        </w:rPr>
+        <w:t xml:space="preserve"> | Role: Team Lead)</w:t>
+      </w:r>
+    </w:p>
     <w:p>
       <w:pPr>
         <w:spacing w:after="100"/>
       </w:pPr>
       <w:r>
-        <w:t>As Team Lead I created the repository from scratch, set up the main and develop branches with branch protection, and built the CI and CD GitHub Actions workflows along with the Dockerfile, shared style.css and the index, task-list and task-detail pages. The most challenging part was wiring the Docker Hub repository secrets and the development environment secret correctly so that CI could build and push the image and CD could trigger the deployment hook. I learnt how a pull_request-triggered CI chains into a push-triggered CD to give fully automated delivery, and saw a merge automatically rebuild and deploy the live site.</w:t>
+        <w:t xml:space="preserve">As Team Lead I created the repository from scratch, set up the main and develop branches with branch protection, and built the CI and CD GitHub Actions workflows along with the </w:t>
+      </w:r>
+      <w:proofErr w:type="spellStart"/>
+      <w:r>
+        <w:t>Dockerfile</w:t>
+      </w:r>
+      <w:proofErr w:type="spellEnd"/>
+      <w:r>
+        <w:t xml:space="preserve">, shared style.css and the index, task-list and task-detail pages. The most challenging part was wiring the Docker Hub repository secrets and the development environment secret correctly so that CI could build and push the image and CD could trigger the deployment hook. I learnt how </w:t>
+      </w:r>
+      <w:proofErr w:type="gramStart"/>
+      <w:r>
+        <w:t xml:space="preserve">a </w:t>
+      </w:r>
+      <w:proofErr w:type="spellStart"/>
+      <w:r>
+        <w:t>pull</w:t>
+      </w:r>
+      <w:proofErr w:type="gramEnd"/>
+      <w:r>
+        <w:t>_request</w:t>
+      </w:r>
+      <w:proofErr w:type="spellEnd"/>
+      <w:r>
+        <w:t>-triggered CI chains into a push-triggered CD to give fully automated delivery, and saw a merge automatically rebuild and deploy the live site.</w:t>
       </w:r>
     </w:p>
     <w:p>
@@ -9584,127 +9847,9 @@
           <w:bCs/>
           <w:color w:val="000000"/>
         </w:rPr>
-        <w:t>Member 2  (Name: Abaidullah Zakki | Roll: L1S23BSSE0009 | GitHub: muhammadabaidullahzaki | Role: Member)</w:t>
-      </w:r>
-    </w:p>
-    <w:tbl>
-      <w:tblPr>
-        <w:tblW w:w="9360" w:type="dxa"/>
-        <w:tblBorders>
-          <w:top w:val="single" w:sz="4" w:space="0" w:color="auto"/>
-          <w:left w:val="single" w:sz="4" w:space="0" w:color="auto"/>
-          <w:bottom w:val="single" w:sz="4" w:space="0" w:color="auto"/>
-          <w:right w:val="single" w:sz="4" w:space="0" w:color="auto"/>
-          <w:insideH w:val="single" w:sz="4" w:space="0" w:color="auto"/>
-          <w:insideV w:val="single" w:sz="4" w:space="0" w:color="auto"/>
-        </w:tblBorders>
-        <w:tblCellMar>
-          <w:left w:w="10" w:type="dxa"/>
-          <w:right w:w="10" w:type="dxa"/>
-        </w:tblCellMar>
-        <w:tblLook w:val="0000" w:firstRow="0" w:lastRow="0" w:firstColumn="0" w:lastColumn="0" w:noHBand="0" w:noVBand="0"/>
-      </w:tblPr>
-      <w:tblGrid>
-        <w:gridCol w:w="9360"/>
-      </w:tblGrid>
-      <w:tr>
-        <w:tblPrEx>
-          <w:tblCellMar>
-            <w:top w:w="0" w:type="dxa"/>
-            <w:bottom w:w="0" w:type="dxa"/>
-          </w:tblCellMar>
-        </w:tblPrEx>
-        <w:tc>
-          <w:tcPr>
-            <w:tcW w:w="9360" w:type="dxa"/>
-            <w:tcBorders>
-              <w:top w:val="single" w:sz="6" w:space="0" w:color="ADB9CA"/>
-              <w:left w:val="single" w:sz="6" w:space="0" w:color="ADB9CA"/>
-              <w:bottom w:val="single" w:sz="6" w:space="0" w:color="ADB9CA"/>
-              <w:right w:val="single" w:sz="6" w:space="0" w:color="ADB9CA"/>
-            </w:tcBorders>
-            <w:shd w:val="clear" w:color="auto" w:fill="FFFFFF"/>
-            <w:tcMar>
-              <w:top w:w="80" w:type="dxa"/>
-              <w:left w:w="140" w:type="dxa"/>
-              <w:bottom w:w="80" w:type="dxa"/>
-              <w:right w:w="140" w:type="dxa"/>
-            </w:tcMar>
-            <w:vAlign w:val="center"/>
-          </w:tcPr>
-          <w:p/>
-        </w:tc>
-      </w:tr>
-      <w:tr>
-        <w:tblPrEx>
-          <w:tblCellMar>
-            <w:top w:w="0" w:type="dxa"/>
-            <w:bottom w:w="0" w:type="dxa"/>
-          </w:tblCellMar>
-        </w:tblPrEx>
-        <w:tc>
-          <w:tcPr>
-            <w:tcW w:w="9360" w:type="dxa"/>
-            <w:tcBorders>
-              <w:top w:val="single" w:sz="6" w:space="0" w:color="ADB9CA"/>
-              <w:left w:val="single" w:sz="6" w:space="0" w:color="ADB9CA"/>
-              <w:bottom w:val="single" w:sz="6" w:space="0" w:color="ADB9CA"/>
-              <w:right w:val="single" w:sz="6" w:space="0" w:color="ADB9CA"/>
-            </w:tcBorders>
-            <w:shd w:val="clear" w:color="auto" w:fill="FFFFFF"/>
-            <w:tcMar>
-              <w:top w:w="80" w:type="dxa"/>
-              <w:left w:w="140" w:type="dxa"/>
-              <w:bottom w:w="80" w:type="dxa"/>
-              <w:right w:w="140" w:type="dxa"/>
-            </w:tcMar>
-            <w:vAlign w:val="center"/>
-          </w:tcPr>
-          <w:p/>
-        </w:tc>
-      </w:tr>
-      <w:tr>
-        <w:tblPrEx>
-          <w:tblCellMar>
-            <w:top w:w="0" w:type="dxa"/>
-            <w:bottom w:w="0" w:type="dxa"/>
-          </w:tblCellMar>
-        </w:tblPrEx>
-        <w:tc>
-          <w:tcPr>
-            <w:tcW w:w="9360" w:type="dxa"/>
-            <w:tcBorders>
-              <w:top w:val="single" w:sz="6" w:space="0" w:color="ADB9CA"/>
-              <w:left w:val="single" w:sz="6" w:space="0" w:color="ADB9CA"/>
-              <w:bottom w:val="single" w:sz="6" w:space="0" w:color="ADB9CA"/>
-              <w:right w:val="single" w:sz="6" w:space="0" w:color="ADB9CA"/>
-            </w:tcBorders>
-            <w:shd w:val="clear" w:color="auto" w:fill="FFFFFF"/>
-            <w:tcMar>
-              <w:top w:w="80" w:type="dxa"/>
-              <w:left w:w="140" w:type="dxa"/>
-              <w:bottom w:w="80" w:type="dxa"/>
-              <w:right w:w="140" w:type="dxa"/>
-            </w:tcMar>
-            <w:vAlign w:val="center"/>
-          </w:tcPr>
-          <w:p/>
-        </w:tc>
-      </w:tr>
-    </w:tbl>
-    <w:p>
-      <w:pPr>
-        <w:spacing w:after="100"/>
-      </w:pPr>
-      <w:r>
-        <w:t>I built the Add Task and About/Help pages, each on its own feature branch following the full Git and GitHub flow and linked to the shared style.css. The key thing I learnt was how opening a pull request automatically triggers the CI pipeline, and how branch protection enforces a green build and a review before a merge is allowed. The feature-branch naming convention and the review process were unfamiliar at first, but became intuitive after the first PR. It was satisfying to watch my merged pages appear automatically on the live deployed application.</w:t>
-      </w:r>
-    </w:p>
-    <w:p>
-      <w:pPr>
-        <w:spacing w:before="60" w:after="60"/>
-        <w:jc w:val="both"/>
-      </w:pPr>
+        <w:t xml:space="preserve">Member 2  (Name: </w:t>
+      </w:r>
+      <w:proofErr w:type="spellStart"/>
       <w:r>
         <w:rPr>
           <w:rFonts w:ascii="Arial" w:eastAsia="Arial" w:hAnsi="Arial" w:cs="Arial"/>
@@ -9712,124 +9857,9 @@
           <w:bCs/>
           <w:color w:val="000000"/>
         </w:rPr>
-        <w:t>Member 3  (Name: _______________________________________________)</w:t>
-      </w:r>
-    </w:p>
-    <w:tbl>
-      <w:tblPr>
-        <w:tblW w:w="9360" w:type="dxa"/>
-        <w:tblBorders>
-          <w:top w:val="single" w:sz="4" w:space="0" w:color="auto"/>
-          <w:left w:val="single" w:sz="4" w:space="0" w:color="auto"/>
-          <w:bottom w:val="single" w:sz="4" w:space="0" w:color="auto"/>
-          <w:right w:val="single" w:sz="4" w:space="0" w:color="auto"/>
-          <w:insideH w:val="single" w:sz="4" w:space="0" w:color="auto"/>
-          <w:insideV w:val="single" w:sz="4" w:space="0" w:color="auto"/>
-        </w:tblBorders>
-        <w:tblCellMar>
-          <w:left w:w="10" w:type="dxa"/>
-          <w:right w:w="10" w:type="dxa"/>
-        </w:tblCellMar>
-        <w:tblLook w:val="0000" w:firstRow="0" w:lastRow="0" w:firstColumn="0" w:lastColumn="0" w:noHBand="0" w:noVBand="0"/>
-      </w:tblPr>
-      <w:tblGrid>
-        <w:gridCol w:w="9360"/>
-      </w:tblGrid>
-      <w:tr>
-        <w:tblPrEx>
-          <w:tblCellMar>
-            <w:top w:w="0" w:type="dxa"/>
-            <w:bottom w:w="0" w:type="dxa"/>
-          </w:tblCellMar>
-        </w:tblPrEx>
-        <w:tc>
-          <w:tcPr>
-            <w:tcW w:w="9360" w:type="dxa"/>
-            <w:tcBorders>
-              <w:top w:val="single" w:sz="6" w:space="0" w:color="ADB9CA"/>
-              <w:left w:val="single" w:sz="6" w:space="0" w:color="ADB9CA"/>
-              <w:bottom w:val="single" w:sz="6" w:space="0" w:color="ADB9CA"/>
-              <w:right w:val="single" w:sz="6" w:space="0" w:color="ADB9CA"/>
-            </w:tcBorders>
-            <w:shd w:val="clear" w:color="auto" w:fill="FFFFFF"/>
-            <w:tcMar>
-              <w:top w:w="80" w:type="dxa"/>
-              <w:left w:w="140" w:type="dxa"/>
-              <w:bottom w:w="80" w:type="dxa"/>
-              <w:right w:w="140" w:type="dxa"/>
-            </w:tcMar>
-            <w:vAlign w:val="center"/>
-          </w:tcPr>
-          <w:p/>
-        </w:tc>
-      </w:tr>
-      <w:tr>
-        <w:tblPrEx>
-          <w:tblCellMar>
-            <w:top w:w="0" w:type="dxa"/>
-            <w:bottom w:w="0" w:type="dxa"/>
-          </w:tblCellMar>
-        </w:tblPrEx>
-        <w:tc>
-          <w:tcPr>
-            <w:tcW w:w="9360" w:type="dxa"/>
-            <w:tcBorders>
-              <w:top w:val="single" w:sz="6" w:space="0" w:color="ADB9CA"/>
-              <w:left w:val="single" w:sz="6" w:space="0" w:color="ADB9CA"/>
-              <w:bottom w:val="single" w:sz="6" w:space="0" w:color="ADB9CA"/>
-              <w:right w:val="single" w:sz="6" w:space="0" w:color="ADB9CA"/>
-            </w:tcBorders>
-            <w:shd w:val="clear" w:color="auto" w:fill="FFFFFF"/>
-            <w:tcMar>
-              <w:top w:w="80" w:type="dxa"/>
-              <w:left w:w="140" w:type="dxa"/>
-              <w:bottom w:w="80" w:type="dxa"/>
-              <w:right w:w="140" w:type="dxa"/>
-            </w:tcMar>
-            <w:vAlign w:val="center"/>
-          </w:tcPr>
-          <w:p/>
-        </w:tc>
-      </w:tr>
-      <w:tr>
-        <w:tblPrEx>
-          <w:tblCellMar>
-            <w:top w:w="0" w:type="dxa"/>
-            <w:bottom w:w="0" w:type="dxa"/>
-          </w:tblCellMar>
-        </w:tblPrEx>
-        <w:tc>
-          <w:tcPr>
-            <w:tcW w:w="9360" w:type="dxa"/>
-            <w:tcBorders>
-              <w:top w:val="single" w:sz="6" w:space="0" w:color="ADB9CA"/>
-              <w:left w:val="single" w:sz="6" w:space="0" w:color="ADB9CA"/>
-              <w:bottom w:val="single" w:sz="6" w:space="0" w:color="ADB9CA"/>
-              <w:right w:val="single" w:sz="6" w:space="0" w:color="ADB9CA"/>
-            </w:tcBorders>
-            <w:shd w:val="clear" w:color="auto" w:fill="FFFFFF"/>
-            <w:tcMar>
-              <w:top w:w="80" w:type="dxa"/>
-              <w:left w:w="140" w:type="dxa"/>
-              <w:bottom w:w="80" w:type="dxa"/>
-              <w:right w:w="140" w:type="dxa"/>
-            </w:tcMar>
-            <w:vAlign w:val="center"/>
-          </w:tcPr>
-          <w:p/>
-        </w:tc>
-      </w:tr>
-    </w:tbl>
-    <w:p>
-      <w:pPr>
-        <w:spacing w:after="100"/>
-      </w:pPr>
-    </w:p>
-    <w:p>
-      <w:pPr>
-        <w:spacing w:before="60" w:after="60"/>
-        <w:jc w:val="both"/>
-      </w:pPr>
+        <w:t>Abaidullah</w:t>
+      </w:r>
+      <w:proofErr w:type="spellEnd"/>
       <w:r>
         <w:rPr>
           <w:rFonts w:ascii="Arial" w:eastAsia="Arial" w:hAnsi="Arial" w:cs="Arial"/>
@@ -9837,124 +9867,9 @@
           <w:bCs/>
           <w:color w:val="000000"/>
         </w:rPr>
-        <w:t>Member 4  (Name: _______________________________________________)</w:t>
-      </w:r>
-    </w:p>
-    <w:tbl>
-      <w:tblPr>
-        <w:tblW w:w="9360" w:type="dxa"/>
-        <w:tblBorders>
-          <w:top w:val="single" w:sz="4" w:space="0" w:color="auto"/>
-          <w:left w:val="single" w:sz="4" w:space="0" w:color="auto"/>
-          <w:bottom w:val="single" w:sz="4" w:space="0" w:color="auto"/>
-          <w:right w:val="single" w:sz="4" w:space="0" w:color="auto"/>
-          <w:insideH w:val="single" w:sz="4" w:space="0" w:color="auto"/>
-          <w:insideV w:val="single" w:sz="4" w:space="0" w:color="auto"/>
-        </w:tblBorders>
-        <w:tblCellMar>
-          <w:left w:w="10" w:type="dxa"/>
-          <w:right w:w="10" w:type="dxa"/>
-        </w:tblCellMar>
-        <w:tblLook w:val="0000" w:firstRow="0" w:lastRow="0" w:firstColumn="0" w:lastColumn="0" w:noHBand="0" w:noVBand="0"/>
-      </w:tblPr>
-      <w:tblGrid>
-        <w:gridCol w:w="9360"/>
-      </w:tblGrid>
-      <w:tr>
-        <w:tblPrEx>
-          <w:tblCellMar>
-            <w:top w:w="0" w:type="dxa"/>
-            <w:bottom w:w="0" w:type="dxa"/>
-          </w:tblCellMar>
-        </w:tblPrEx>
-        <w:tc>
-          <w:tcPr>
-            <w:tcW w:w="9360" w:type="dxa"/>
-            <w:tcBorders>
-              <w:top w:val="single" w:sz="6" w:space="0" w:color="ADB9CA"/>
-              <w:left w:val="single" w:sz="6" w:space="0" w:color="ADB9CA"/>
-              <w:bottom w:val="single" w:sz="6" w:space="0" w:color="ADB9CA"/>
-              <w:right w:val="single" w:sz="6" w:space="0" w:color="ADB9CA"/>
-            </w:tcBorders>
-            <w:shd w:val="clear" w:color="auto" w:fill="FFFFFF"/>
-            <w:tcMar>
-              <w:top w:w="80" w:type="dxa"/>
-              <w:left w:w="140" w:type="dxa"/>
-              <w:bottom w:w="80" w:type="dxa"/>
-              <w:right w:w="140" w:type="dxa"/>
-            </w:tcMar>
-            <w:vAlign w:val="center"/>
-          </w:tcPr>
-          <w:p/>
-        </w:tc>
-      </w:tr>
-      <w:tr>
-        <w:tblPrEx>
-          <w:tblCellMar>
-            <w:top w:w="0" w:type="dxa"/>
-            <w:bottom w:w="0" w:type="dxa"/>
-          </w:tblCellMar>
-        </w:tblPrEx>
-        <w:tc>
-          <w:tcPr>
-            <w:tcW w:w="9360" w:type="dxa"/>
-            <w:tcBorders>
-              <w:top w:val="single" w:sz="6" w:space="0" w:color="ADB9CA"/>
-              <w:left w:val="single" w:sz="6" w:space="0" w:color="ADB9CA"/>
-              <w:bottom w:val="single" w:sz="6" w:space="0" w:color="ADB9CA"/>
-              <w:right w:val="single" w:sz="6" w:space="0" w:color="ADB9CA"/>
-            </w:tcBorders>
-            <w:shd w:val="clear" w:color="auto" w:fill="FFFFFF"/>
-            <w:tcMar>
-              <w:top w:w="80" w:type="dxa"/>
-              <w:left w:w="140" w:type="dxa"/>
-              <w:bottom w:w="80" w:type="dxa"/>
-              <w:right w:w="140" w:type="dxa"/>
-            </w:tcMar>
-            <w:vAlign w:val="center"/>
-          </w:tcPr>
-          <w:p/>
-        </w:tc>
-      </w:tr>
-      <w:tr>
-        <w:tblPrEx>
-          <w:tblCellMar>
-            <w:top w:w="0" w:type="dxa"/>
-            <w:bottom w:w="0" w:type="dxa"/>
-          </w:tblCellMar>
-        </w:tblPrEx>
-        <w:tc>
-          <w:tcPr>
-            <w:tcW w:w="9360" w:type="dxa"/>
-            <w:tcBorders>
-              <w:top w:val="single" w:sz="6" w:space="0" w:color="ADB9CA"/>
-              <w:left w:val="single" w:sz="6" w:space="0" w:color="ADB9CA"/>
-              <w:bottom w:val="single" w:sz="6" w:space="0" w:color="ADB9CA"/>
-              <w:right w:val="single" w:sz="6" w:space="0" w:color="ADB9CA"/>
-            </w:tcBorders>
-            <w:shd w:val="clear" w:color="auto" w:fill="FFFFFF"/>
-            <w:tcMar>
-              <w:top w:w="80" w:type="dxa"/>
-              <w:left w:w="140" w:type="dxa"/>
-              <w:bottom w:w="80" w:type="dxa"/>
-              <w:right w:w="140" w:type="dxa"/>
-            </w:tcMar>
-            <w:vAlign w:val="center"/>
-          </w:tcPr>
-          <w:p/>
-        </w:tc>
-      </w:tr>
-    </w:tbl>
-    <w:p>
-      <w:pPr>
-        <w:spacing w:after="100"/>
-      </w:pPr>
-    </w:p>
-    <w:p>
-      <w:pPr>
-        <w:spacing w:before="60" w:after="60"/>
-        <w:jc w:val="both"/>
-      </w:pPr>
+        <w:t xml:space="preserve"> Zakki | Roll: L1S23BSSE0009 | GitHub: </w:t>
+      </w:r>
+      <w:proofErr w:type="spellStart"/>
       <w:r>
         <w:rPr>
           <w:rFonts w:ascii="Arial" w:eastAsia="Arial" w:hAnsi="Arial" w:cs="Arial"/>
@@ -9962,126 +9877,42 @@
           <w:bCs/>
           <w:color w:val="000000"/>
         </w:rPr>
-        <w:t>Member 5  (Name: _______________________________________________)</w:t>
-      </w:r>
-    </w:p>
-    <w:tbl>
-      <w:tblPr>
-        <w:tblW w:w="9360" w:type="dxa"/>
-        <w:tblBorders>
-          <w:top w:val="single" w:sz="4" w:space="0" w:color="auto"/>
-          <w:left w:val="single" w:sz="4" w:space="0" w:color="auto"/>
-          <w:bottom w:val="single" w:sz="4" w:space="0" w:color="auto"/>
-          <w:right w:val="single" w:sz="4" w:space="0" w:color="auto"/>
-          <w:insideH w:val="single" w:sz="4" w:space="0" w:color="auto"/>
-          <w:insideV w:val="single" w:sz="4" w:space="0" w:color="auto"/>
-        </w:tblBorders>
-        <w:tblCellMar>
-          <w:left w:w="10" w:type="dxa"/>
-          <w:right w:w="10" w:type="dxa"/>
-        </w:tblCellMar>
-        <w:tblLook w:val="0000" w:firstRow="0" w:lastRow="0" w:firstColumn="0" w:lastColumn="0" w:noHBand="0" w:noVBand="0"/>
-      </w:tblPr>
-      <w:tblGrid>
-        <w:gridCol w:w="9360"/>
-      </w:tblGrid>
-      <w:tr>
-        <w:tblPrEx>
-          <w:tblCellMar>
-            <w:top w:w="0" w:type="dxa"/>
-            <w:bottom w:w="0" w:type="dxa"/>
-          </w:tblCellMar>
-        </w:tblPrEx>
-        <w:tc>
-          <w:tcPr>
-            <w:tcW w:w="9360" w:type="dxa"/>
-            <w:tcBorders>
-              <w:top w:val="single" w:sz="6" w:space="0" w:color="ADB9CA"/>
-              <w:left w:val="single" w:sz="6" w:space="0" w:color="ADB9CA"/>
-              <w:bottom w:val="single" w:sz="6" w:space="0" w:color="ADB9CA"/>
-              <w:right w:val="single" w:sz="6" w:space="0" w:color="ADB9CA"/>
-            </w:tcBorders>
-            <w:shd w:val="clear" w:color="auto" w:fill="FFFFFF"/>
-            <w:tcMar>
-              <w:top w:w="80" w:type="dxa"/>
-              <w:left w:w="140" w:type="dxa"/>
-              <w:bottom w:w="80" w:type="dxa"/>
-              <w:right w:w="140" w:type="dxa"/>
-            </w:tcMar>
-            <w:vAlign w:val="center"/>
-          </w:tcPr>
-          <w:p/>
-        </w:tc>
-      </w:tr>
-      <w:tr>
-        <w:tblPrEx>
-          <w:tblCellMar>
-            <w:top w:w="0" w:type="dxa"/>
-            <w:bottom w:w="0" w:type="dxa"/>
-          </w:tblCellMar>
-        </w:tblPrEx>
-        <w:tc>
-          <w:tcPr>
-            <w:tcW w:w="9360" w:type="dxa"/>
-            <w:tcBorders>
-              <w:top w:val="single" w:sz="6" w:space="0" w:color="ADB9CA"/>
-              <w:left w:val="single" w:sz="6" w:space="0" w:color="ADB9CA"/>
-              <w:bottom w:val="single" w:sz="6" w:space="0" w:color="ADB9CA"/>
-              <w:right w:val="single" w:sz="6" w:space="0" w:color="ADB9CA"/>
-            </w:tcBorders>
-            <w:shd w:val="clear" w:color="auto" w:fill="FFFFFF"/>
-            <w:tcMar>
-              <w:top w:w="80" w:type="dxa"/>
-              <w:left w:w="140" w:type="dxa"/>
-              <w:bottom w:w="80" w:type="dxa"/>
-              <w:right w:w="140" w:type="dxa"/>
-            </w:tcMar>
-            <w:vAlign w:val="center"/>
-          </w:tcPr>
-          <w:p/>
-        </w:tc>
-      </w:tr>
-      <w:tr>
-        <w:tblPrEx>
-          <w:tblCellMar>
-            <w:top w:w="0" w:type="dxa"/>
-            <w:bottom w:w="0" w:type="dxa"/>
-          </w:tblCellMar>
-        </w:tblPrEx>
-        <w:tc>
-          <w:tcPr>
-            <w:tcW w:w="9360" w:type="dxa"/>
-            <w:tcBorders>
-              <w:top w:val="single" w:sz="6" w:space="0" w:color="ADB9CA"/>
-              <w:left w:val="single" w:sz="6" w:space="0" w:color="ADB9CA"/>
-              <w:bottom w:val="single" w:sz="6" w:space="0" w:color="ADB9CA"/>
-              <w:right w:val="single" w:sz="6" w:space="0" w:color="ADB9CA"/>
-            </w:tcBorders>
-            <w:shd w:val="clear" w:color="auto" w:fill="FFFFFF"/>
-            <w:tcMar>
-              <w:top w:w="80" w:type="dxa"/>
-              <w:left w:w="140" w:type="dxa"/>
-              <w:bottom w:w="80" w:type="dxa"/>
-              <w:right w:w="140" w:type="dxa"/>
-            </w:tcMar>
-            <w:vAlign w:val="center"/>
-          </w:tcPr>
-          <w:p/>
-        </w:tc>
-      </w:tr>
-    </w:tbl>
+        <w:t>muhammadabaidullahzaki</w:t>
+      </w:r>
+      <w:proofErr w:type="spellEnd"/>
+      <w:r>
+        <w:rPr>
+          <w:rFonts w:ascii="Arial" w:eastAsia="Arial" w:hAnsi="Arial" w:cs="Arial"/>
+          <w:b/>
+          <w:bCs/>
+          <w:color w:val="000000"/>
+        </w:rPr>
+        <w:t xml:space="preserve"> | Role: Member)</w:t>
+      </w:r>
+    </w:p>
     <w:p>
       <w:pPr>
         <w:spacing w:after="100"/>
       </w:pPr>
+      <w:r>
+        <w:t xml:space="preserve">I built the Add Task and About/Help pages, each on its own feature branch following the full Git and GitHub flow and linked to the shared style.css. The key thing I learnt was how opening a pull request automatically triggers the CI pipeline, and how branch protection enforces a green </w:t>
+      </w:r>
+      <w:proofErr w:type="gramStart"/>
+      <w:r>
+        <w:t>build</w:t>
+      </w:r>
+      <w:proofErr w:type="gramEnd"/>
+      <w:r>
+        <w:t xml:space="preserve"> and a review before a merge is allowed. The feature-branch naming convention and the review process were unfamiliar at first, but became intuitive after the first PR. It was satisfying to watch my merged pages appear automatically on the live deployed application.</w:t>
+      </w:r>
     </w:p>
     <w:sectPr>
-      <w:headerReference w:type="even" r:id="rId7"/>
-      <w:headerReference w:type="default" r:id="rId8"/>
-      <w:footerReference w:type="even" r:id="rId9"/>
-      <w:footerReference w:type="default" r:id="rId10"/>
-      <w:headerReference w:type="first" r:id="rId11"/>
-      <w:footerReference w:type="first" r:id="rId12"/>
+      <w:headerReference w:type="even" r:id="rId9"/>
+      <w:headerReference w:type="default" r:id="rId10"/>
+      <w:footerReference w:type="even" r:id="rId11"/>
+      <w:footerReference w:type="default" r:id="rId12"/>
+      <w:headerReference w:type="first" r:id="rId13"/>
+      <w:footerReference w:type="first" r:id="rId14"/>
       <w:pgSz w:w="12240" w:h="15840"/>
       <w:pgMar w:top="1080" w:right="1080" w:bottom="1080" w:left="1080" w:header="708" w:footer="708" w:gutter="0"/>
       <w:cols w:space="720"/>
@@ -11269,6 +11100,18 @@
     <w:uiPriority w:val="99"/>
     <w:rsid w:val="008E7902"/>
   </w:style>
+  <w:style w:type="character" w:styleId="UnresolvedMention">
+    <w:name w:val="Unresolved Mention"/>
+    <w:basedOn w:val="DefaultParagraphFont"/>
+    <w:uiPriority w:val="99"/>
+    <w:semiHidden/>
+    <w:unhideWhenUsed/>
+    <w:rsid w:val="007578DA"/>
+    <w:rPr>
+      <w:color w:val="605E5C"/>
+      <w:shd w:val="clear" w:color="auto" w:fill="E1DFDD"/>
+    </w:rPr>
+  </w:style>
 </w:styles>
 </file>
 
